--- a/University_Enquiry_Chatbot_Report.docx
+++ b/University_Enquiry_Chatbot_Report.docx
@@ -260,6 +260,19 @@
     <w:p/>
     <w:p>
       <w:pPr>
+        <w:spacing w:after="80"/>
+        <w:jc w:val="center"/>
+      </w:pPr>
+      <w:r>
+        <w:rPr>
+          <w:color w:val="1F4E9B"/>
+          <w:sz w:val="20"/>
+        </w:rPr>
+        <w:t>Live chatbot: https://manikandanayyakkannu.github.io/FAI-Mini-Project/</w:t>
+      </w:r>
+    </w:p>
+    <w:p>
+      <w:pPr>
         <w:jc w:val="center"/>
       </w:pPr>
       <w:r>
@@ -267,7 +280,7 @@
           <w:color w:val="555F6B"/>
           <w:sz w:val="18"/>
         </w:rPr>
-        <w:t>Solution files submitted with this report: University_Enquiry_Chatbot.ipynb (solution notebook), chatbot/ (Python package), chat_cli.py (terminal chatbot), app_streamlit.py (web demo), data/ (knowledge base, rules, test sets).</w:t>
+        <w:t>Submitted along with this report: the solution notebook (University_Enquiry_Chatbot.ipynb), the chatbot website (index.html and web/), the Python engine (chatbot/) and the data files (data/).</w:t>
       </w:r>
     </w:p>
     <w:p>
@@ -291,10 +304,13 @@
     </w:p>
     <w:p>
       <w:r>
-        <w:t>This project builds an enquiry chatbot for a fictional university. The chatbot answers questions about programmes, fees, eligibility, admissions, hostel, scholarships and placements. It combines a frame-based knowledge representation (a semantic network with inheritance), forward-chaining production rules for personalised reasoning, a natural-language processing pipeline, a dialogue manager and a vector-store retrieval fallback. On a labelled test set of 105 queries the hybrid chatbot answered 92.4% correct</w:t>
+        <w:t>In this project we built an enquiry chatbot for a fictional university, Greenfield University. Students can ask it about programmes, fees, eligibility, admissions, the hostel, scholarships and placements. The university data is stored as frames that inherit from each other (a small semantic network). Personal questions such as "Am I eligible?" or "What will my fee be after the scholarship?" are answered by forward-chaining production rules. In front of this sit an NLP pipeline, a dialogue manager for follow</w:t>
       </w:r>
       <w:r>
-        <w:t>ly (intent macro-F1 0.93), against 38.1% for an NLP + vector-retrieval chatbot and 31.4% for a keyword FAQ-matching chatbot built on the same knowledge. On a held-out set evaluated once after development it reached 80.0%. Every answer is produced in a few milliseconds (mean 1.4 ms) on a laptop CPU, works offline and comes with an explanation trace.</w:t>
+        <w:t>-up questions, and a vector store for FAQ topics that are not in the frames. We tested it on 105 labelled questions. Our chatbot answered 92.4% of them correctly (intent macro-F1 0.93). On the same knowledge, an NLP + vector-retrieval chatbot managed 38.1% and a keyword FAQ-matching chatbot 31.4%. On a separate held-out set, which we ran only once at the end, it scored 80.0%. Answers take a few milliseconds (mean 1.6 ms) and every answer can be explained. The finished chatbot is a website that runs complete</w:t>
+      </w:r>
+      <w:r>
+        <w:t>ly inside the browser, so anyone can try it from a link.</w:t>
       </w:r>
     </w:p>
     <w:p>
@@ -353,7 +369,7 @@
       <w:r>
         <w:fldChar w:fldCharType="separate"/>
       </w:r>
-      <w:hyperlink w:anchor="_Toc242916429" w:history="1">
+      <w:hyperlink w:anchor="_Toc243122874" w:history="1">
         <w:r>
           <w:rPr>
             <w:rStyle w:val="Hyperlink"/>
@@ -380,7 +396,7 @@
             <w:noProof/>
             <w:webHidden/>
           </w:rPr>
-          <w:instrText xml:space="preserve"> PAGEREF _Toc242916429 \h </w:instrText>
+          <w:instrText xml:space="preserve"> PAGEREF _Toc243122874 \h </w:instrText>
         </w:r>
         <w:r>
           <w:rPr>
@@ -421,7 +437,7 @@
           <w:noProof/>
         </w:rPr>
       </w:pPr>
-      <w:hyperlink w:anchor="_Toc242916430" w:history="1">
+      <w:hyperlink w:anchor="_Toc243122875" w:history="1">
         <w:r>
           <w:rPr>
             <w:rStyle w:val="Hyperlink"/>
@@ -448,7 +464,7 @@
             <w:noProof/>
             <w:webHidden/>
           </w:rPr>
-          <w:instrText xml:space="preserve"> PAGEREF _Toc242916430 \h </w:instrText>
+          <w:instrText xml:space="preserve"> PAGEREF _Toc243122875 \h </w:instrText>
         </w:r>
         <w:r>
           <w:rPr>
@@ -489,7 +505,7 @@
           <w:noProof/>
         </w:rPr>
       </w:pPr>
-      <w:hyperlink w:anchor="_Toc242916431" w:history="1">
+      <w:hyperlink w:anchor="_Toc243122876" w:history="1">
         <w:r>
           <w:rPr>
             <w:rStyle w:val="Hyperlink"/>
@@ -516,7 +532,7 @@
             <w:noProof/>
             <w:webHidden/>
           </w:rPr>
-          <w:instrText xml:space="preserve"> PAGEREF _Toc242916431 \h </w:instrText>
+          <w:instrText xml:space="preserve"> PAGEREF _Toc243122876 \h </w:instrText>
         </w:r>
         <w:r>
           <w:rPr>
@@ -557,7 +573,7 @@
           <w:noProof/>
         </w:rPr>
       </w:pPr>
-      <w:hyperlink w:anchor="_Toc242916432" w:history="1">
+      <w:hyperlink w:anchor="_Toc243122877" w:history="1">
         <w:r>
           <w:rPr>
             <w:rStyle w:val="Hyperlink"/>
@@ -584,7 +600,7 @@
             <w:noProof/>
             <w:webHidden/>
           </w:rPr>
-          <w:instrText xml:space="preserve"> PAGEREF _Toc242916432 \h </w:instrText>
+          <w:instrText xml:space="preserve"> PAGEREF _Toc243122877 \h </w:instrText>
         </w:r>
         <w:r>
           <w:rPr>
@@ -625,7 +641,7 @@
           <w:noProof/>
         </w:rPr>
       </w:pPr>
-      <w:hyperlink w:anchor="_Toc242916433" w:history="1">
+      <w:hyperlink w:anchor="_Toc243122878" w:history="1">
         <w:r>
           <w:rPr>
             <w:rStyle w:val="Hyperlink"/>
@@ -652,7 +668,7 @@
             <w:noProof/>
             <w:webHidden/>
           </w:rPr>
-          <w:instrText xml:space="preserve"> PAGEREF _Toc242916433 \h </w:instrText>
+          <w:instrText xml:space="preserve"> PAGEREF _Toc243122878 \h </w:instrText>
         </w:r>
         <w:r>
           <w:rPr>
@@ -693,7 +709,7 @@
           <w:noProof/>
         </w:rPr>
       </w:pPr>
-      <w:hyperlink w:anchor="_Toc242916434" w:history="1">
+      <w:hyperlink w:anchor="_Toc243122879" w:history="1">
         <w:r>
           <w:rPr>
             <w:rStyle w:val="Hyperlink"/>
@@ -720,7 +736,7 @@
             <w:noProof/>
             <w:webHidden/>
           </w:rPr>
-          <w:instrText xml:space="preserve"> PAGEREF _Toc242916434 \h </w:instrText>
+          <w:instrText xml:space="preserve"> PAGEREF _Toc243122879 \h </w:instrText>
         </w:r>
         <w:r>
           <w:rPr>
@@ -761,7 +777,7 @@
           <w:noProof/>
         </w:rPr>
       </w:pPr>
-      <w:hyperlink w:anchor="_Toc242916435" w:history="1">
+      <w:hyperlink w:anchor="_Toc243122880" w:history="1">
         <w:r>
           <w:rPr>
             <w:rStyle w:val="Hyperlink"/>
@@ -788,7 +804,7 @@
             <w:noProof/>
             <w:webHidden/>
           </w:rPr>
-          <w:instrText xml:space="preserve"> PAGEREF _Toc242916435 \h </w:instrText>
+          <w:instrText xml:space="preserve"> PAGEREF _Toc243122880 \h </w:instrText>
         </w:r>
         <w:r>
           <w:rPr>
@@ -829,7 +845,7 @@
           <w:noProof/>
         </w:rPr>
       </w:pPr>
-      <w:hyperlink w:anchor="_Toc242916436" w:history="1">
+      <w:hyperlink w:anchor="_Toc243122881" w:history="1">
         <w:r>
           <w:rPr>
             <w:rStyle w:val="Hyperlink"/>
@@ -856,7 +872,7 @@
             <w:noProof/>
             <w:webHidden/>
           </w:rPr>
-          <w:instrText xml:space="preserve"> PAGEREF _Toc242916436 \h </w:instrText>
+          <w:instrText xml:space="preserve"> PAGEREF _Toc243122881 \h </w:instrText>
         </w:r>
         <w:r>
           <w:rPr>
@@ -897,7 +913,7 @@
           <w:noProof/>
         </w:rPr>
       </w:pPr>
-      <w:hyperlink w:anchor="_Toc242916437" w:history="1">
+      <w:hyperlink w:anchor="_Toc243122882" w:history="1">
         <w:r>
           <w:rPr>
             <w:rStyle w:val="Hyperlink"/>
@@ -924,7 +940,7 @@
             <w:noProof/>
             <w:webHidden/>
           </w:rPr>
-          <w:instrText xml:space="preserve"> PAGEREF _Toc242916437 \h </w:instrText>
+          <w:instrText xml:space="preserve"> PAGEREF _Toc243122882 \h </w:instrText>
         </w:r>
         <w:r>
           <w:rPr>
@@ -965,7 +981,7 @@
           <w:noProof/>
         </w:rPr>
       </w:pPr>
-      <w:hyperlink w:anchor="_Toc242916438" w:history="1">
+      <w:hyperlink w:anchor="_Toc243122883" w:history="1">
         <w:r>
           <w:rPr>
             <w:rStyle w:val="Hyperlink"/>
@@ -992,7 +1008,7 @@
             <w:noProof/>
             <w:webHidden/>
           </w:rPr>
-          <w:instrText xml:space="preserve"> PAGEREF _Toc242916438 \h </w:instrText>
+          <w:instrText xml:space="preserve"> PAGEREF _Toc243122883 \h </w:instrText>
         </w:r>
         <w:r>
           <w:rPr>
@@ -1013,6 +1029,74 @@
             <w:webHidden/>
           </w:rPr>
           <w:t>6</w:t>
+        </w:r>
+        <w:r>
+          <w:rPr>
+            <w:noProof/>
+            <w:webHidden/>
+          </w:rPr>
+          <w:fldChar w:fldCharType="end"/>
+        </w:r>
+      </w:hyperlink>
+    </w:p>
+    <w:p>
+      <w:pPr>
+        <w:pStyle w:val="TOC2"/>
+        <w:tabs>
+          <w:tab w:val="right" w:leader="dot" w:pos="9288"/>
+        </w:tabs>
+        <w:rPr>
+          <w:noProof/>
+        </w:rPr>
+      </w:pPr>
+      <w:hyperlink w:anchor="_Toc243122884" w:history="1">
+        <w:r>
+          <w:rPr>
+            <w:rStyle w:val="Hyperlink"/>
+            <w:noProof/>
+          </w:rPr>
+          <w:t>4.1 The chatbot website</w:t>
+        </w:r>
+        <w:r>
+          <w:rPr>
+            <w:noProof/>
+            <w:webHidden/>
+          </w:rPr>
+          <w:tab/>
+        </w:r>
+        <w:r>
+          <w:rPr>
+            <w:noProof/>
+            <w:webHidden/>
+          </w:rPr>
+          <w:fldChar w:fldCharType="begin"/>
+        </w:r>
+        <w:r>
+          <w:rPr>
+            <w:noProof/>
+            <w:webHidden/>
+          </w:rPr>
+          <w:instrText xml:space="preserve"> PAGEREF _Toc243122884 \h </w:instrText>
+        </w:r>
+        <w:r>
+          <w:rPr>
+            <w:noProof/>
+            <w:webHidden/>
+          </w:rPr>
+        </w:r>
+        <w:r>
+          <w:rPr>
+            <w:noProof/>
+            <w:webHidden/>
+          </w:rPr>
+          <w:fldChar w:fldCharType="separate"/>
+        </w:r>
+        <w:r>
+          <w:rPr>
+            <w:noProof/>
+            <w:webHidden/>
+          </w:rPr>
+          <w:t>7</w:t>
         </w:r>
         <w:r>
           <w:rPr>
@@ -1033,7 +1117,7 @@
           <w:noProof/>
         </w:rPr>
       </w:pPr>
-      <w:hyperlink w:anchor="_Toc242916439" w:history="1">
+      <w:hyperlink w:anchor="_Toc243122885" w:history="1">
         <w:r>
           <w:rPr>
             <w:rStyle w:val="Hyperlink"/>
@@ -1060,7 +1144,7 @@
             <w:noProof/>
             <w:webHidden/>
           </w:rPr>
-          <w:instrText xml:space="preserve"> PAGEREF _Toc242916439 \h </w:instrText>
+          <w:instrText xml:space="preserve"> PAGEREF _Toc243122885 \h </w:instrText>
         </w:r>
         <w:r>
           <w:rPr>
@@ -1080,7 +1164,7 @@
             <w:noProof/>
             <w:webHidden/>
           </w:rPr>
-          <w:t>7</w:t>
+          <w:t>8</w:t>
         </w:r>
         <w:r>
           <w:rPr>
@@ -1101,7 +1185,7 @@
           <w:noProof/>
         </w:rPr>
       </w:pPr>
-      <w:hyperlink w:anchor="_Toc242916440" w:history="1">
+      <w:hyperlink w:anchor="_Toc243122886" w:history="1">
         <w:r>
           <w:rPr>
             <w:rStyle w:val="Hyperlink"/>
@@ -1128,7 +1212,7 @@
             <w:noProof/>
             <w:webHidden/>
           </w:rPr>
-          <w:instrText xml:space="preserve"> PAGEREF _Toc242916440 \h </w:instrText>
+          <w:instrText xml:space="preserve"> PAGEREF _Toc243122886 \h </w:instrText>
         </w:r>
         <w:r>
           <w:rPr>
@@ -1169,7 +1253,7 @@
           <w:noProof/>
         </w:rPr>
       </w:pPr>
-      <w:hyperlink w:anchor="_Toc242916441" w:history="1">
+      <w:hyperlink w:anchor="_Toc243122887" w:history="1">
         <w:r>
           <w:rPr>
             <w:rStyle w:val="Hyperlink"/>
@@ -1196,7 +1280,7 @@
             <w:noProof/>
             <w:webHidden/>
           </w:rPr>
-          <w:instrText xml:space="preserve"> PAGEREF _Toc242916441 \h </w:instrText>
+          <w:instrText xml:space="preserve"> PAGEREF _Toc243122887 \h </w:instrText>
         </w:r>
         <w:r>
           <w:rPr>
@@ -1216,7 +1300,7 @@
             <w:noProof/>
             <w:webHidden/>
           </w:rPr>
-          <w:t>9</w:t>
+          <w:t>10</w:t>
         </w:r>
         <w:r>
           <w:rPr>
@@ -1237,7 +1321,7 @@
           <w:noProof/>
         </w:rPr>
       </w:pPr>
-      <w:hyperlink w:anchor="_Toc242916442" w:history="1">
+      <w:hyperlink w:anchor="_Toc243122888" w:history="1">
         <w:r>
           <w:rPr>
             <w:rStyle w:val="Hyperlink"/>
@@ -1264,7 +1348,7 @@
             <w:noProof/>
             <w:webHidden/>
           </w:rPr>
-          <w:instrText xml:space="preserve"> PAGEREF _Toc242916442 \h </w:instrText>
+          <w:instrText xml:space="preserve"> PAGEREF _Toc243122888 \h </w:instrText>
         </w:r>
         <w:r>
           <w:rPr>
@@ -1305,7 +1389,7 @@
           <w:noProof/>
         </w:rPr>
       </w:pPr>
-      <w:hyperlink w:anchor="_Toc242916443" w:history="1">
+      <w:hyperlink w:anchor="_Toc243122889" w:history="1">
         <w:r>
           <w:rPr>
             <w:rStyle w:val="Hyperlink"/>
@@ -1332,7 +1416,7 @@
             <w:noProof/>
             <w:webHidden/>
           </w:rPr>
-          <w:instrText xml:space="preserve"> PAGEREF _Toc242916443 \h </w:instrText>
+          <w:instrText xml:space="preserve"> PAGEREF _Toc243122889 \h </w:instrText>
         </w:r>
         <w:r>
           <w:rPr>
@@ -1352,7 +1436,7 @@
             <w:noProof/>
             <w:webHidden/>
           </w:rPr>
-          <w:t>10</w:t>
+          <w:t>11</w:t>
         </w:r>
         <w:r>
           <w:rPr>
@@ -1373,7 +1457,7 @@
           <w:noProof/>
         </w:rPr>
       </w:pPr>
-      <w:hyperlink w:anchor="_Toc242916444" w:history="1">
+      <w:hyperlink w:anchor="_Toc243122890" w:history="1">
         <w:r>
           <w:rPr>
             <w:rStyle w:val="Hyperlink"/>
@@ -1400,7 +1484,7 @@
             <w:noProof/>
             <w:webHidden/>
           </w:rPr>
-          <w:instrText xml:space="preserve"> PAGEREF _Toc242916444 \h </w:instrText>
+          <w:instrText xml:space="preserve"> PAGEREF _Toc243122890 \h </w:instrText>
         </w:r>
         <w:r>
           <w:rPr>
@@ -1420,7 +1504,7 @@
             <w:noProof/>
             <w:webHidden/>
           </w:rPr>
-          <w:t>11</w:t>
+          <w:t>12</w:t>
         </w:r>
         <w:r>
           <w:rPr>
@@ -1441,7 +1525,7 @@
           <w:noProof/>
         </w:rPr>
       </w:pPr>
-      <w:hyperlink w:anchor="_Toc242916445" w:history="1">
+      <w:hyperlink w:anchor="_Toc243122891" w:history="1">
         <w:r>
           <w:rPr>
             <w:rStyle w:val="Hyperlink"/>
@@ -1468,7 +1552,7 @@
             <w:noProof/>
             <w:webHidden/>
           </w:rPr>
-          <w:instrText xml:space="preserve"> PAGEREF _Toc242916445 \h </w:instrText>
+          <w:instrText xml:space="preserve"> PAGEREF _Toc243122891 \h </w:instrText>
         </w:r>
         <w:r>
           <w:rPr>
@@ -1488,7 +1572,7 @@
             <w:noProof/>
             <w:webHidden/>
           </w:rPr>
-          <w:t>11</w:t>
+          <w:t>12</w:t>
         </w:r>
         <w:r>
           <w:rPr>
@@ -1509,7 +1593,7 @@
           <w:noProof/>
         </w:rPr>
       </w:pPr>
-      <w:hyperlink w:anchor="_Toc242916446" w:history="1">
+      <w:hyperlink w:anchor="_Toc243122892" w:history="1">
         <w:r>
           <w:rPr>
             <w:rStyle w:val="Hyperlink"/>
@@ -1536,7 +1620,7 @@
             <w:noProof/>
             <w:webHidden/>
           </w:rPr>
-          <w:instrText xml:space="preserve"> PAGEREF _Toc242916446 \h </w:instrText>
+          <w:instrText xml:space="preserve"> PAGEREF _Toc243122892 \h </w:instrText>
         </w:r>
         <w:r>
           <w:rPr>
@@ -1577,7 +1661,7 @@
           <w:noProof/>
         </w:rPr>
       </w:pPr>
-      <w:hyperlink w:anchor="_Toc242916447" w:history="1">
+      <w:hyperlink w:anchor="_Toc243122893" w:history="1">
         <w:r>
           <w:rPr>
             <w:rStyle w:val="Hyperlink"/>
@@ -1604,7 +1688,7 @@
             <w:noProof/>
             <w:webHidden/>
           </w:rPr>
-          <w:instrText xml:space="preserve"> PAGEREF _Toc242916447 \h </w:instrText>
+          <w:instrText xml:space="preserve"> PAGEREF _Toc243122893 \h </w:instrText>
         </w:r>
         <w:r>
           <w:rPr>
@@ -1645,7 +1729,7 @@
           <w:noProof/>
         </w:rPr>
       </w:pPr>
-      <w:hyperlink w:anchor="_Toc242916448" w:history="1">
+      <w:hyperlink w:anchor="_Toc243122894" w:history="1">
         <w:r>
           <w:rPr>
             <w:rStyle w:val="Hyperlink"/>
@@ -1672,7 +1756,7 @@
             <w:noProof/>
             <w:webHidden/>
           </w:rPr>
-          <w:instrText xml:space="preserve"> PAGEREF _Toc242916448 \h </w:instrText>
+          <w:instrText xml:space="preserve"> PAGEREF _Toc243122894 \h </w:instrText>
         </w:r>
         <w:r>
           <w:rPr>
@@ -1692,7 +1776,7 @@
             <w:noProof/>
             <w:webHidden/>
           </w:rPr>
-          <w:t>12</w:t>
+          <w:t>13</w:t>
         </w:r>
         <w:r>
           <w:rPr>
@@ -1713,7 +1797,7 @@
           <w:noProof/>
         </w:rPr>
       </w:pPr>
-      <w:hyperlink w:anchor="_Toc242916449" w:history="1">
+      <w:hyperlink w:anchor="_Toc243122895" w:history="1">
         <w:r>
           <w:rPr>
             <w:rStyle w:val="Hyperlink"/>
@@ -1740,7 +1824,7 @@
             <w:noProof/>
             <w:webHidden/>
           </w:rPr>
-          <w:instrText xml:space="preserve"> PAGEREF _Toc242916449 \h </w:instrText>
+          <w:instrText xml:space="preserve"> PAGEREF _Toc243122895 \h </w:instrText>
         </w:r>
         <w:r>
           <w:rPr>
@@ -1760,7 +1844,7 @@
             <w:noProof/>
             <w:webHidden/>
           </w:rPr>
-          <w:t>12</w:t>
+          <w:t>13</w:t>
         </w:r>
         <w:r>
           <w:rPr>
@@ -1781,7 +1865,7 @@
           <w:noProof/>
         </w:rPr>
       </w:pPr>
-      <w:hyperlink w:anchor="_Toc242916450" w:history="1">
+      <w:hyperlink w:anchor="_Toc243122896" w:history="1">
         <w:r>
           <w:rPr>
             <w:rStyle w:val="Hyperlink"/>
@@ -1808,7 +1892,7 @@
             <w:noProof/>
             <w:webHidden/>
           </w:rPr>
-          <w:instrText xml:space="preserve"> PAGEREF _Toc242916450 \h </w:instrText>
+          <w:instrText xml:space="preserve"> PAGEREF _Toc243122896 \h </w:instrText>
         </w:r>
         <w:r>
           <w:rPr>
@@ -1828,7 +1912,7 @@
             <w:noProof/>
             <w:webHidden/>
           </w:rPr>
-          <w:t>12</w:t>
+          <w:t>13</w:t>
         </w:r>
         <w:r>
           <w:rPr>
@@ -1849,7 +1933,7 @@
           <w:noProof/>
         </w:rPr>
       </w:pPr>
-      <w:hyperlink w:anchor="_Toc242916451" w:history="1">
+      <w:hyperlink w:anchor="_Toc243122897" w:history="1">
         <w:r>
           <w:rPr>
             <w:rStyle w:val="Hyperlink"/>
@@ -1876,7 +1960,7 @@
             <w:noProof/>
             <w:webHidden/>
           </w:rPr>
-          <w:instrText xml:space="preserve"> PAGEREF _Toc242916451 \h </w:instrText>
+          <w:instrText xml:space="preserve"> PAGEREF _Toc243122897 \h </w:instrText>
         </w:r>
         <w:r>
           <w:rPr>
@@ -1896,7 +1980,7 @@
             <w:noProof/>
             <w:webHidden/>
           </w:rPr>
-          <w:t>13</w:t>
+          <w:t>14</w:t>
         </w:r>
         <w:r>
           <w:rPr>
@@ -1917,13 +2001,13 @@
           <w:noProof/>
         </w:rPr>
       </w:pPr>
-      <w:hyperlink w:anchor="_Toc242916452" w:history="1">
+      <w:hyperlink w:anchor="_Toc243122898" w:history="1">
         <w:r>
           <w:rPr>
             <w:rStyle w:val="Hyperlink"/>
             <w:noProof/>
           </w:rPr>
-          <w:t>9.1 Terminal chatbot (python chat_cli.py)</w:t>
+          <w:t>9.1 The chat page</w:t>
         </w:r>
         <w:r>
           <w:rPr>
@@ -1944,7 +2028,7 @@
             <w:noProof/>
             <w:webHidden/>
           </w:rPr>
-          <w:instrText xml:space="preserve"> PAGEREF _Toc242916452 \h </w:instrText>
+          <w:instrText xml:space="preserve"> PAGEREF _Toc243122898 \h </w:instrText>
         </w:r>
         <w:r>
           <w:rPr>
@@ -1964,7 +2048,7 @@
             <w:noProof/>
             <w:webHidden/>
           </w:rPr>
-          <w:t>13</w:t>
+          <w:t>14</w:t>
         </w:r>
         <w:r>
           <w:rPr>
@@ -1985,13 +2069,13 @@
           <w:noProof/>
         </w:rPr>
       </w:pPr>
-      <w:hyperlink w:anchor="_Toc242916453" w:history="1">
+      <w:hyperlink w:anchor="_Toc243122899" w:history="1">
         <w:r>
           <w:rPr>
             <w:rStyle w:val="Hyperlink"/>
             <w:noProof/>
           </w:rPr>
-          <w:t>9.2 Web demo (streamlit run app_streamlit.py)</w:t>
+          <w:t>9.2 A sample conversation</w:t>
         </w:r>
         <w:r>
           <w:rPr>
@@ -2012,7 +2096,7 @@
             <w:noProof/>
             <w:webHidden/>
           </w:rPr>
-          <w:instrText xml:space="preserve"> PAGEREF _Toc242916453 \h </w:instrText>
+          <w:instrText xml:space="preserve"> PAGEREF _Toc243122899 \h </w:instrText>
         </w:r>
         <w:r>
           <w:rPr>
@@ -2032,7 +2116,7 @@
             <w:noProof/>
             <w:webHidden/>
           </w:rPr>
-          <w:t>14</w:t>
+          <w:t>15</w:t>
         </w:r>
         <w:r>
           <w:rPr>
@@ -2053,13 +2137,13 @@
           <w:noProof/>
         </w:rPr>
       </w:pPr>
-      <w:hyperlink w:anchor="_Toc242916454" w:history="1">
+      <w:hyperlink w:anchor="_Toc243122900" w:history="1">
         <w:r>
           <w:rPr>
             <w:rStyle w:val="Hyperlink"/>
             <w:noProof/>
           </w:rPr>
-          <w:t>Appendix A. Software Setup: Steps Followed</w:t>
+          <w:t>Appendix A. How to Use the Solution</w:t>
         </w:r>
         <w:r>
           <w:rPr>
@@ -2080,7 +2164,7 @@
             <w:noProof/>
             <w:webHidden/>
           </w:rPr>
-          <w:instrText xml:space="preserve"> PAGEREF _Toc242916454 \h </w:instrText>
+          <w:instrText xml:space="preserve"> PAGEREF _Toc243122900 \h </w:instrText>
         </w:r>
         <w:r>
           <w:rPr>
@@ -2100,7 +2184,7 @@
             <w:noProof/>
             <w:webHidden/>
           </w:rPr>
-          <w:t>15</w:t>
+          <w:t>16</w:t>
         </w:r>
         <w:r>
           <w:rPr>
@@ -2121,13 +2205,13 @@
           <w:noProof/>
         </w:rPr>
       </w:pPr>
-      <w:hyperlink w:anchor="_Toc242916455" w:history="1">
+      <w:hyperlink w:anchor="_Toc243122901" w:history="1">
         <w:r>
           <w:rPr>
             <w:rStyle w:val="Hyperlink"/>
             <w:noProof/>
           </w:rPr>
-          <w:t>Appendix B. How to Run the Solution</w:t>
+          <w:t>Appendix B. Software Used</w:t>
         </w:r>
         <w:r>
           <w:rPr>
@@ -2148,7 +2232,7 @@
             <w:noProof/>
             <w:webHidden/>
           </w:rPr>
-          <w:instrText xml:space="preserve"> PAGEREF _Toc242916455 \h </w:instrText>
+          <w:instrText xml:space="preserve"> PAGEREF _Toc243122901 \h </w:instrText>
         </w:r>
         <w:r>
           <w:rPr>
@@ -2168,7 +2252,7 @@
             <w:noProof/>
             <w:webHidden/>
           </w:rPr>
-          <w:t>15</w:t>
+          <w:t>16</w:t>
         </w:r>
         <w:r>
           <w:rPr>
@@ -2189,7 +2273,7 @@
           <w:noProof/>
         </w:rPr>
       </w:pPr>
-      <w:hyperlink w:anchor="_Toc242916456" w:history="1">
+      <w:hyperlink w:anchor="_Toc243122902" w:history="1">
         <w:r>
           <w:rPr>
             <w:rStyle w:val="Hyperlink"/>
@@ -2216,7 +2300,7 @@
             <w:noProof/>
             <w:webHidden/>
           </w:rPr>
-          <w:instrText xml:space="preserve"> PAGEREF _Toc242916456 \h </w:instrText>
+          <w:instrText xml:space="preserve"> PAGEREF _Toc243122902 \h </w:instrText>
         </w:r>
         <w:r>
           <w:rPr>
@@ -2261,7 +2345,7 @@
       <w:pPr>
         <w:pStyle w:val="Heading1"/>
       </w:pPr>
-      <w:bookmarkStart w:id="0" w:name="_Toc242916429"/>
+      <w:bookmarkStart w:id="0" w:name="_Toc243122874"/>
       <w:r>
         <w:lastRenderedPageBreak/>
         <w:t>1. Problem Definition</w:t>
@@ -2270,7 +2354,7 @@
     </w:p>
     <w:p>
       <w:r>
-        <w:t>Every admission season a university receives a very large number of repetitive enquiries by phone, e-mail and at the front desk, such as "What is the fee for B.Tech CSE?", "Am I eligible for M.Tech AI with 6.8 CGPA?", "When is the last date to apply?" and "Is there a hostel for girls?". Staff spend a lot of time answering the same questions. Answers are not available outside office hours and are sometimes inconsistent between staff members.</w:t>
+        <w:t>During admission season a university's office gets the same questions again and again, by phone, by e-mail and at the front desk: "What is the fee for B.Tech CSE?", "Am I eligible for M.Tech AI with 6.8 CGPA?", "When is the last date to apply?", "Is there a hostel for girls?". Answering them takes up a lot of staff time. Nobody answers after office hours, and two staff members do not always give the same answer.</w:t>
       </w:r>
     </w:p>
     <w:p>
@@ -2278,7 +2362,7 @@
         <w:spacing w:after="60"/>
       </w:pPr>
       <w:r>
-        <w:t>The objective is an intelligent enquiry chatbot that:</w:t>
+        <w:t>Our aim was to build an enquiry chatbot that:</w:t>
       </w:r>
     </w:p>
     <w:p>
@@ -2331,14 +2415,14 @@
         <w:spacing w:after="160"/>
       </w:pPr>
       <w:r>
-        <w:t>Scope and assumptions: the knowledge base describes a fictional institution, "Greenfield University", with 9 programmes (B.Tech CSE, AI &amp; DS, ECE and Mechanical; M.Tech AI and Data Science; MBA; MCA; Ph.D.), 6 departments, 5 facilities, the admission process and the scholarship policy. All data is synthetic and created only for this project. The chatbot is text-based, works in English and runs fully offline.</w:t>
+        <w:t>Scope and assumptions: the knowledge base describes a fictional institution, "Greenfield University", with 9 programmes (B.Tech CSE, AI &amp; DS, ECE and Mechanical; M.Tech AI and Data Science; MBA; MCA; Ph.D.), 6 departments, 5 facilities, the admission process and the scholarship policy. We made up all of this data for the project. The chatbot is text-based, works in English and runs in any web browser without a server.</w:t>
       </w:r>
     </w:p>
     <w:p>
       <w:pPr>
         <w:pStyle w:val="Heading1"/>
       </w:pPr>
-      <w:bookmarkStart w:id="1" w:name="_Toc242916430"/>
+      <w:bookmarkStart w:id="1" w:name="_Toc243122875"/>
       <w:r>
         <w:t>2. AI Problem Formulation</w:t>
       </w:r>
@@ -2353,7 +2437,7 @@
       <w:pPr>
         <w:pStyle w:val="Heading2"/>
       </w:pPr>
-      <w:bookmarkStart w:id="2" w:name="_Toc242916431"/>
+      <w:bookmarkStart w:id="2" w:name="_Toc243122876"/>
       <w:r>
         <w:t>2.1 PEAS description</w:t>
       </w:r>
@@ -2579,7 +2663,7 @@
       <w:pPr>
         <w:pStyle w:val="Heading2"/>
       </w:pPr>
-      <w:bookmarkStart w:id="3" w:name="_Toc242916432"/>
+      <w:bookmarkStart w:id="3" w:name="_Toc243122877"/>
       <w:r>
         <w:t>2.2 Properties of the task environment</w:t>
       </w:r>
@@ -2898,6 +2982,7 @@
                 <w:b/>
                 <w:sz w:val="19"/>
               </w:rPr>
+              <w:lastRenderedPageBreak/>
               <w:t>State space</w:t>
             </w:r>
           </w:p>
@@ -2953,7 +3038,6 @@
                 <w:b/>
                 <w:sz w:val="19"/>
               </w:rPr>
-              <w:lastRenderedPageBreak/>
               <w:t>Agents</w:t>
             </w:r>
           </w:p>
@@ -3003,7 +3087,7 @@
       <w:pPr>
         <w:pStyle w:val="Heading2"/>
       </w:pPr>
-      <w:bookmarkStart w:id="4" w:name="_Toc242916433"/>
+      <w:bookmarkStart w:id="4" w:name="_Toc243122878"/>
       <w:r>
         <w:t>2.3 Formal formulation</w:t>
       </w:r>
@@ -3109,7 +3193,7 @@
           <w:noProof/>
         </w:rPr>
         <w:drawing>
-          <wp:inline distT="0" distB="0" distL="0" distR="0" wp14:anchorId="4449DA73" wp14:editId="604E4AB0">
+          <wp:inline distT="0" distB="0" distL="0" distR="0" wp14:anchorId="249DC31D" wp14:editId="5352E75B">
             <wp:extent cx="5580000" cy="2607413"/>
             <wp:effectExtent l="0" t="0" r="0" b="0"/>
             <wp:docPr id="1" name="Picture 1"/>
@@ -3124,7 +3208,7 @@
                     <pic:cNvPicPr/>
                   </pic:nvPicPr>
                   <pic:blipFill>
-                    <a:blip r:embed="rId8"/>
+                    <a:blip r:embed="rId6"/>
                     <a:stretch>
                       <a:fillRect/>
                     </a:stretch>
@@ -3163,7 +3247,7 @@
       <w:pPr>
         <w:pStyle w:val="Heading1"/>
       </w:pPr>
-      <w:bookmarkStart w:id="5" w:name="_Toc242916434"/>
+      <w:bookmarkStart w:id="5" w:name="_Toc243122879"/>
       <w:r>
         <w:t>3. Selection and Explanation of the AI Technique</w:t>
       </w:r>
@@ -3171,7 +3255,7 @@
     </w:p>
     <w:p>
       <w:r>
-        <w:t>The topic asks for Knowledge Representation + NLP. The final design combines five classical AI components. Each was chosen for a specific reason:</w:t>
+        <w:t>The suggested technique for this topic was Knowledge Representation + NLP. We ended up with five parts, each from classical AI. The table says what each part does and why we picked it:</w:t>
       </w:r>
     </w:p>
     <w:tbl>
@@ -3376,6 +3460,7 @@
                 <w:b/>
                 <w:sz w:val="18"/>
               </w:rPr>
+              <w:lastRenderedPageBreak/>
               <w:t>NLP</w:t>
             </w:r>
           </w:p>
@@ -3392,38 +3477,23 @@
               <w:rPr>
                 <w:sz w:val="18"/>
               </w:rPr>
-              <w:t xml:space="preserve">Normalisation, tokenisation, spelling </w:t>
-            </w:r>
+              <w:t>Normalisation, tokenisation, spelling correction (edit-distance similarity), synonym mapping, stop-word removal, stemming, regex entity extraction, hybrid intent classifier</w:t>
+            </w:r>
+          </w:p>
+        </w:tc>
+        <w:tc>
+          <w:tcPr>
+            <w:tcW w:w="4309" w:type="dxa"/>
+          </w:tcPr>
+          <w:p>
+            <w:pPr>
+              <w:spacing w:before="20" w:after="20"/>
+            </w:pPr>
             <w:r>
               <w:rPr>
                 <w:sz w:val="18"/>
               </w:rPr>
-              <w:lastRenderedPageBreak/>
-              <w:t>correction (edit-distance similarity), synonym mapping, stop-word removal, stemming, regex entity extraction, hybrid intent classifier</w:t>
-            </w:r>
-          </w:p>
-        </w:tc>
-        <w:tc>
-          <w:tcPr>
-            <w:tcW w:w="4309" w:type="dxa"/>
-          </w:tcPr>
-          <w:p>
-            <w:pPr>
-              <w:spacing w:before="20" w:after="20"/>
-            </w:pPr>
-            <w:r>
-              <w:rPr>
-                <w:sz w:val="18"/>
-              </w:rPr>
-              <w:lastRenderedPageBreak/>
-              <w:t xml:space="preserve">Transparent and explainable; needs only 109 example </w:t>
-            </w:r>
-            <w:r>
-              <w:rPr>
-                <w:sz w:val="18"/>
-              </w:rPr>
-              <w:lastRenderedPageBreak/>
-              <w:t>sentences; runs offline without a GPU; handles Indian academic abbreviations (B.E, M.Tech, CGPA, plus two).</w:t>
+              <w:t>Easy to follow and explain; needs only 109 example sentences; no GPU or downloaded model; handles Indian academic abbreviations (B.E, M.Tech, CGPA, plus two).</w:t>
             </w:r>
           </w:p>
         </w:tc>
@@ -3446,7 +3516,6 @@
                 <w:b/>
                 <w:sz w:val="18"/>
               </w:rPr>
-              <w:lastRenderedPageBreak/>
               <w:t>Retrieval fallback</w:t>
             </w:r>
           </w:p>
@@ -3550,7 +3619,7 @@
       <w:pPr>
         <w:pStyle w:val="Heading2"/>
       </w:pPr>
-      <w:bookmarkStart w:id="6" w:name="_Toc242916435"/>
+      <w:bookmarkStart w:id="6" w:name="_Toc243122880"/>
       <w:r>
         <w:t>3.1 Hybrid intent classifier</w:t>
       </w:r>
@@ -3568,7 +3637,7 @@
       <w:pPr>
         <w:pStyle w:val="Heading2"/>
       </w:pPr>
-      <w:bookmarkStart w:id="7" w:name="_Toc242916436"/>
+      <w:bookmarkStart w:id="7" w:name="_Toc243122881"/>
       <w:r>
         <w:t>3.2 Forward chaining with explanations</w:t>
       </w:r>
@@ -3683,7 +3752,7 @@
       <w:pPr>
         <w:pStyle w:val="Heading2"/>
       </w:pPr>
-      <w:bookmarkStart w:id="8" w:name="_Toc242916437"/>
+      <w:bookmarkStart w:id="8" w:name="_Toc243122882"/>
       <w:r>
         <w:t>3.3 Why not a pure machine-learning or LLM chatbot?</w:t>
       </w:r>
@@ -3691,14 +3760,14 @@
     </w:p>
     <w:p>
       <w:r>
-        <w:t>For admissions, answers must be exactly correct (fees, cut-offs), consistent and explainable. A knowledge-based system guarantees that every answer can be traced to a frame slot or a rule. A large language model may produce wrong numbers and cannot easily justify an eligibility decision. It would also need internet access or a GPU. The cost of the knowledge-based approach is manual knowledge engineering, which is discussed in Section 8.</w:t>
+        <w:t>We did consider using a large language model, but decided against it. For admissions the numbers (fees, cut-offs) have to be exactly right, the same every time, and explainable. In our system every answer can be traced back to a frame slot or a rule. A language model can make up a fee or a cut-off, it cannot properly justify an eligibility decision, and it needs a paid API or a GPU. Our approach has its own cost: someone has to write the knowledge by hand. We discuss this in Section 8.</w:t>
       </w:r>
     </w:p>
     <w:p>
       <w:pPr>
         <w:pStyle w:val="Heading1"/>
       </w:pPr>
-      <w:bookmarkStart w:id="9" w:name="_Toc242916438"/>
+      <w:bookmarkStart w:id="9" w:name="_Toc243122883"/>
       <w:r>
         <w:t>4. Python Implementation</w:t>
       </w:r>
@@ -3706,7 +3775,7 @@
     </w:p>
     <w:p>
       <w:r>
-        <w:t>The solution is a small, UI-independent Python 3.12 package. The same engine is used by the solution notebook, the terminal chatbot (chat_cli.py) and the web demo (app_streamlit.py). Libraries: numpy, pandas, scikit-learn (TF-IDF, metrics), matplotlib, and streamlit for the web demo. The NLP and reasoning components use only the Python standard library.</w:t>
+        <w:t>We first wrote the chatbot as a small Python 3.12 package. The solution notebook uses it for all the experiments, and it was used to produce every number in this report. It needs numpy, pandas, scikit-learn (TF-IDF and metrics) and matplotlib. The NLP and reasoning parts use only the Python standard library.</w:t>
       </w:r>
     </w:p>
     <w:p>
@@ -3720,7 +3789,7 @@
         </w:rPr>
         <w:lastRenderedPageBreak/>
         <w:drawing>
-          <wp:inline distT="0" distB="0" distL="0" distR="0" wp14:anchorId="369424C5" wp14:editId="6C536371">
+          <wp:inline distT="0" distB="0" distL="0" distR="0" wp14:anchorId="2E827443" wp14:editId="5DB2FEE3">
             <wp:extent cx="5903999" cy="1781879"/>
             <wp:effectExtent l="0" t="0" r="0" b="0"/>
             <wp:docPr id="2" name="Picture 2"/>
@@ -3735,7 +3804,7 @@
                     <pic:cNvPicPr/>
                   </pic:nvPicPr>
                   <pic:blipFill>
-                    <a:blip r:embed="rId9"/>
+                    <a:blip r:embed="rId7"/>
                     <a:stretch>
                       <a:fillRect/>
                     </a:stretch>
@@ -4153,7 +4222,7 @@
                 <w:b/>
                 <w:sz w:val="18"/>
               </w:rPr>
-              <w:t>chat_cli.py / app_streamlit.py</w:t>
+              <w:t>data/*.json, data/*.csv</w:t>
             </w:r>
           </w:p>
         </w:tc>
@@ -4169,7 +4238,85 @@
               <w:rPr>
                 <w:sz w:val="18"/>
               </w:rPr>
-              <w:t>Terminal chatbot (with /why explanations) and web demo</w:t>
+              <w:t>Knowledge base (29 frames), rules (26), intents (18), free-text FAQs (15), test sets</w:t>
+            </w:r>
+          </w:p>
+        </w:tc>
+      </w:tr>
+    </w:tbl>
+    <w:p>
+      <w:pPr>
+        <w:spacing w:after="40"/>
+      </w:pPr>
+    </w:p>
+    <w:p>
+      <w:pPr>
+        <w:pStyle w:val="Heading2"/>
+      </w:pPr>
+      <w:bookmarkStart w:id="10" w:name="_Toc243122884"/>
+      <w:r>
+        <w:t>4.1 The chatbot website</w:t>
+      </w:r>
+      <w:bookmarkEnd w:id="10"/>
+    </w:p>
+    <w:p>
+      <w:r>
+        <w:t>For the demonstration we wanted a link that anyone could open, with nothing to install and no terminal. So we rewrote the same engine in plain JavaScript, one file for each Python module. It runs entirely inside the browser and is hosted for free on GitHub Pages. There is no server and no API key, and both versions read the same data/*.json files. To make sure the website behaves exactly like the Python version, we put all 154 test conversations through both. The answers, intents, answer sources and confide</w:t>
+      </w:r>
+      <w:r>
+        <w:t>nce scores came out identical, so the results in Sections 6 and 7 also hold for the website.</w:t>
+      </w:r>
+    </w:p>
+    <w:tbl>
+      <w:tblPr>
+        <w:tblStyle w:val="TableGrid"/>
+        <w:tblW w:w="0" w:type="auto"/>
+        <w:jc w:val="center"/>
+        <w:tblLook w:val="04A0" w:firstRow="1" w:lastRow="0" w:firstColumn="1" w:lastColumn="0" w:noHBand="0" w:noVBand="1"/>
+      </w:tblPr>
+      <w:tblGrid>
+        <w:gridCol w:w="3628"/>
+        <w:gridCol w:w="5669"/>
+      </w:tblGrid>
+      <w:tr>
+        <w:trPr>
+          <w:jc w:val="center"/>
+        </w:trPr>
+        <w:tc>
+          <w:tcPr>
+            <w:tcW w:w="3628" w:type="dxa"/>
+            <w:shd w:val="clear" w:color="auto" w:fill="1F4E9B"/>
+          </w:tcPr>
+          <w:p>
+            <w:pPr>
+              <w:spacing w:before="20" w:after="20"/>
+            </w:pPr>
+            <w:r>
+              <w:rPr>
+                <w:b/>
+                <w:color w:val="FFFFFF"/>
+                <w:sz w:val="18"/>
+              </w:rPr>
+              <w:t>File</w:t>
+            </w:r>
+          </w:p>
+        </w:tc>
+        <w:tc>
+          <w:tcPr>
+            <w:tcW w:w="5669" w:type="dxa"/>
+            <w:shd w:val="clear" w:color="auto" w:fill="1F4E9B"/>
+          </w:tcPr>
+          <w:p>
+            <w:pPr>
+              <w:spacing w:before="20" w:after="20"/>
+            </w:pPr>
+            <w:r>
+              <w:rPr>
+                <w:b/>
+                <w:color w:val="FFFFFF"/>
+                <w:sz w:val="18"/>
+              </w:rPr>
+              <w:t>What it contains</w:t>
             </w:r>
           </w:p>
         </w:tc>
@@ -4180,8 +4327,7 @@
         </w:trPr>
         <w:tc>
           <w:tcPr>
-            <w:tcW w:w="2835" w:type="dxa"/>
-            <w:shd w:val="clear" w:color="auto" w:fill="EEF3FB"/>
+            <w:tcW w:w="3628" w:type="dxa"/>
           </w:tcPr>
           <w:p>
             <w:pPr>
@@ -4192,13 +4338,34 @@
                 <w:b/>
                 <w:sz w:val="18"/>
               </w:rPr>
-              <w:t>data/*.json, data/*.csv</w:t>
-            </w:r>
-          </w:p>
-        </w:tc>
-        <w:tc>
-          <w:tcPr>
-            <w:tcW w:w="6463" w:type="dxa"/>
+              <w:t>index.html</w:t>
+            </w:r>
+          </w:p>
+        </w:tc>
+        <w:tc>
+          <w:tcPr>
+            <w:tcW w:w="5669" w:type="dxa"/>
+          </w:tcPr>
+          <w:p>
+            <w:pPr>
+              <w:spacing w:before="20" w:after="20"/>
+            </w:pPr>
+            <w:r>
+              <w:rPr>
+                <w:sz w:val="18"/>
+              </w:rPr>
+              <w:t>The chat page: sample questions on the left, the conversation in the middle, the "How I answered" panel on the right</w:t>
+            </w:r>
+          </w:p>
+        </w:tc>
+      </w:tr>
+      <w:tr>
+        <w:trPr>
+          <w:jc w:val="center"/>
+        </w:trPr>
+        <w:tc>
+          <w:tcPr>
+            <w:tcW w:w="3628" w:type="dxa"/>
             <w:shd w:val="clear" w:color="auto" w:fill="EEF3FB"/>
           </w:tcPr>
           <w:p>
@@ -4207,9 +4374,183 @@
             </w:pPr>
             <w:r>
               <w:rPr>
+                <w:b/>
                 <w:sz w:val="18"/>
               </w:rPr>
-              <w:t>Knowledge base (29 frames), rules (26), intents (18), free-text FAQs (15), test sets</w:t>
+              <w:t>web/css/style.css</w:t>
+            </w:r>
+          </w:p>
+        </w:tc>
+        <w:tc>
+          <w:tcPr>
+            <w:tcW w:w="5669" w:type="dxa"/>
+            <w:shd w:val="clear" w:color="auto" w:fill="EEF3FB"/>
+          </w:tcPr>
+          <w:p>
+            <w:pPr>
+              <w:spacing w:before="20" w:after="20"/>
+            </w:pPr>
+            <w:r>
+              <w:rPr>
+                <w:sz w:val="18"/>
+              </w:rPr>
+              <w:t>Layout and colours (light and dark theme, works on phones)</w:t>
+            </w:r>
+          </w:p>
+        </w:tc>
+      </w:tr>
+      <w:tr>
+        <w:trPr>
+          <w:jc w:val="center"/>
+        </w:trPr>
+        <w:tc>
+          <w:tcPr>
+            <w:tcW w:w="3628" w:type="dxa"/>
+          </w:tcPr>
+          <w:p>
+            <w:pPr>
+              <w:spacing w:before="20" w:after="20"/>
+            </w:pPr>
+            <w:r>
+              <w:rPr>
+                <w:b/>
+                <w:sz w:val="18"/>
+              </w:rPr>
+              <w:t>web/js/knowledge-base.js, nlp.js, intent-classifier.js, reasoning.js, answers.js, similarity.js</w:t>
+            </w:r>
+          </w:p>
+        </w:tc>
+        <w:tc>
+          <w:tcPr>
+            <w:tcW w:w="5669" w:type="dxa"/>
+          </w:tcPr>
+          <w:p>
+            <w:pPr>
+              <w:spacing w:before="20" w:after="20"/>
+            </w:pPr>
+            <w:r>
+              <w:rPr>
+                <w:sz w:val="18"/>
+              </w:rPr>
+              <w:t>The engine, one file per Python module</w:t>
+            </w:r>
+          </w:p>
+        </w:tc>
+      </w:tr>
+      <w:tr>
+        <w:trPr>
+          <w:jc w:val="center"/>
+        </w:trPr>
+        <w:tc>
+          <w:tcPr>
+            <w:tcW w:w="3628" w:type="dxa"/>
+            <w:shd w:val="clear" w:color="auto" w:fill="EEF3FB"/>
+          </w:tcPr>
+          <w:p>
+            <w:pPr>
+              <w:spacing w:before="20" w:after="20"/>
+            </w:pPr>
+            <w:r>
+              <w:rPr>
+                <w:b/>
+                <w:sz w:val="18"/>
+              </w:rPr>
+              <w:t>web/js/chatbot.js</w:t>
+            </w:r>
+          </w:p>
+        </w:tc>
+        <w:tc>
+          <w:tcPr>
+            <w:tcW w:w="5669" w:type="dxa"/>
+            <w:shd w:val="clear" w:color="auto" w:fill="EEF3FB"/>
+          </w:tcPr>
+          <w:p>
+            <w:pPr>
+              <w:spacing w:before="20" w:after="20"/>
+            </w:pPr>
+            <w:r>
+              <w:rPr>
+                <w:sz w:val="18"/>
+              </w:rPr>
+              <w:t>Dialogue manager: decides whether the KB, the rules or the vector store answers</w:t>
+            </w:r>
+          </w:p>
+        </w:tc>
+      </w:tr>
+      <w:tr>
+        <w:trPr>
+          <w:jc w:val="center"/>
+        </w:trPr>
+        <w:tc>
+          <w:tcPr>
+            <w:tcW w:w="3628" w:type="dxa"/>
+          </w:tcPr>
+          <w:p>
+            <w:pPr>
+              <w:spacing w:before="20" w:after="20"/>
+            </w:pPr>
+            <w:r>
+              <w:rPr>
+                <w:b/>
+                <w:sz w:val="18"/>
+              </w:rPr>
+              <w:t>web/js/app.js</w:t>
+            </w:r>
+          </w:p>
+        </w:tc>
+        <w:tc>
+          <w:tcPr>
+            <w:tcW w:w="5669" w:type="dxa"/>
+          </w:tcPr>
+          <w:p>
+            <w:pPr>
+              <w:spacing w:before="20" w:after="20"/>
+            </w:pPr>
+            <w:r>
+              <w:rPr>
+                <w:sz w:val="18"/>
+              </w:rPr>
+              <w:t>Everything on the screen: messages, suggestions, explanation panel, guided demos</w:t>
+            </w:r>
+          </w:p>
+        </w:tc>
+      </w:tr>
+      <w:tr>
+        <w:trPr>
+          <w:jc w:val="center"/>
+        </w:trPr>
+        <w:tc>
+          <w:tcPr>
+            <w:tcW w:w="3628" w:type="dxa"/>
+            <w:shd w:val="clear" w:color="auto" w:fill="EEF3FB"/>
+          </w:tcPr>
+          <w:p>
+            <w:pPr>
+              <w:spacing w:before="20" w:after="20"/>
+            </w:pPr>
+            <w:r>
+              <w:rPr>
+                <w:b/>
+                <w:sz w:val="18"/>
+              </w:rPr>
+              <w:t>tests/engine-test.html</w:t>
+            </w:r>
+          </w:p>
+        </w:tc>
+        <w:tc>
+          <w:tcPr>
+            <w:tcW w:w="5669" w:type="dxa"/>
+            <w:shd w:val="clear" w:color="auto" w:fill="EEF3FB"/>
+          </w:tcPr>
+          <w:p>
+            <w:pPr>
+              <w:spacing w:before="20" w:after="20"/>
+            </w:pPr>
+            <w:r>
+              <w:rPr>
+                <w:sz w:val="18"/>
+              </w:rPr>
+              <w:t>Runs both test sets in the browser and shows the accuracy</w:t>
             </w:r>
           </w:p>
         </w:tc>
@@ -4225,7 +4566,8 @@
         <w:spacing w:after="60"/>
       </w:pPr>
       <w:r>
-        <w:t>Processing steps for every message (UniversityChatbot.respond):</w:t>
+        <w:lastRenderedPageBreak/>
+        <w:t>What happens to every message (respond() in both versions):</w:t>
       </w:r>
     </w:p>
     <w:p>
@@ -4310,15 +4652,15 @@
       <w:pPr>
         <w:pStyle w:val="Heading1"/>
       </w:pPr>
-      <w:bookmarkStart w:id="10" w:name="_Toc242916439"/>
+      <w:bookmarkStart w:id="11" w:name="_Toc243122885"/>
       <w:r>
         <w:t>5. Dataset and Test-Case Preparation</w:t>
       </w:r>
-      <w:bookmarkEnd w:id="10"/>
+      <w:bookmarkEnd w:id="11"/>
     </w:p>
     <w:p>
       <w:r>
-        <w:t>There is no public dataset for a fictional university, so the knowledge and the test cases were prepared for this project:</w:t>
+        <w:t>There is no public dataset for a made-up university, so we wrote the knowledge and the test questions ourselves:</w:t>
       </w:r>
     </w:p>
     <w:p>
@@ -4348,11 +4690,7 @@
         <w:t>Main test set:</w:t>
       </w:r>
       <w:r>
-        <w:t xml:space="preserve"> 105 hand-written queries, deliberately different from the intent examples, in 8 categories that test different abilities. Each query is labelled with the expected intent and the </w:t>
-      </w:r>
-      <w:r>
-        <w:lastRenderedPageBreak/>
-        <w:t>expected answer key (e.g. program_fee:btech_ece, eligibility:mtech_ai:yes). An answer counts as correct only when the key matches exactly, so for reasoning questions the eligibility decision itself must be right.</w:t>
+        <w:t xml:space="preserve"> 105 hand-written queries, deliberately different from the intent examples, in 8 categories that test different abilities. Each query is labelled with the expected intent and the expected answer key (e.g. program_fee:btech_ece, eligibility:mtech_ai:yes). An answer counts as correct only when the key matches exactly, so for reasoning questions the eligibility decision itself must be right.</w:t>
       </w:r>
     </w:p>
     <w:p>
@@ -5114,11 +5452,11 @@
       <w:pPr>
         <w:pStyle w:val="Heading1"/>
       </w:pPr>
-      <w:bookmarkStart w:id="11" w:name="_Toc242916440"/>
+      <w:bookmarkStart w:id="12" w:name="_Toc243122886"/>
       <w:r>
         <w:t>6. Performance Evaluation</w:t>
       </w:r>
-      <w:bookmarkEnd w:id="11"/>
+      <w:bookmarkEnd w:id="12"/>
     </w:p>
     <w:p>
       <w:pPr>
@@ -5274,6 +5612,7 @@
                 <w:b/>
                 <w:sz w:val="19"/>
               </w:rPr>
+              <w:lastRenderedPageBreak/>
               <w:t>Answer accuracy</w:t>
             </w:r>
           </w:p>
@@ -5564,7 +5903,7 @@
               <w:rPr>
                 <w:sz w:val="19"/>
               </w:rPr>
-              <w:t>1.37</w:t>
+              <w:t>1.58</w:t>
             </w:r>
           </w:p>
         </w:tc>
@@ -5642,7 +5981,7 @@
               <w:rPr>
                 <w:sz w:val="19"/>
               </w:rPr>
-              <w:t>1.86 / 2.72</w:t>
+              <w:t>2.23 / 3.31</w:t>
             </w:r>
           </w:p>
         </w:tc>
@@ -5662,9 +6001,8 @@
         <w:rPr>
           <w:noProof/>
         </w:rPr>
-        <w:lastRenderedPageBreak/>
         <w:drawing>
-          <wp:inline distT="0" distB="0" distL="0" distR="0" wp14:anchorId="561AEA00" wp14:editId="618FD6E4">
+          <wp:inline distT="0" distB="0" distL="0" distR="0" wp14:anchorId="36E92E6C" wp14:editId="2AA6A48D">
             <wp:extent cx="4680000" cy="2213514"/>
             <wp:effectExtent l="0" t="0" r="0" b="0"/>
             <wp:docPr id="3" name="Picture 3"/>
@@ -5679,7 +6017,7 @@
                     <pic:cNvPicPr/>
                   </pic:nvPicPr>
                   <pic:blipFill>
-                    <a:blip r:embed="rId10"/>
+                    <a:blip r:embed="rId8"/>
                     <a:stretch>
                       <a:fillRect/>
                     </a:stretch>
@@ -5723,8 +6061,9 @@
         <w:rPr>
           <w:noProof/>
         </w:rPr>
+        <w:lastRenderedPageBreak/>
         <w:drawing>
-          <wp:inline distT="0" distB="0" distL="0" distR="0" wp14:anchorId="6633E150" wp14:editId="6F5796E5">
+          <wp:inline distT="0" distB="0" distL="0" distR="0" wp14:anchorId="56037B5B" wp14:editId="5EA02C7F">
             <wp:extent cx="4500000" cy="4633663"/>
             <wp:effectExtent l="0" t="0" r="0" b="0"/>
             <wp:docPr id="4" name="Picture 4"/>
@@ -5739,7 +6078,7 @@
                     <pic:cNvPicPr/>
                   </pic:nvPicPr>
                   <pic:blipFill>
-                    <a:blip r:embed="rId11"/>
+                    <a:blip r:embed="rId9"/>
                     <a:stretch>
                       <a:fillRect/>
                     </a:stretch>
@@ -5778,11 +6117,11 @@
       <w:pPr>
         <w:pStyle w:val="Heading2"/>
       </w:pPr>
-      <w:bookmarkStart w:id="12" w:name="_Toc242916441"/>
+      <w:bookmarkStart w:id="13" w:name="_Toc243122887"/>
       <w:r>
         <w:t>6.1 Error analysis</w:t>
       </w:r>
-      <w:bookmarkEnd w:id="12"/>
+      <w:bookmarkEnd w:id="13"/>
     </w:p>
     <w:tbl>
       <w:tblPr>
@@ -6106,7 +6445,6 @@
               <w:rPr>
                 <w:sz w:val="17"/>
               </w:rPr>
-              <w:lastRenderedPageBreak/>
               <w:t>U03</w:t>
             </w:r>
           </w:p>
@@ -6457,11 +6795,11 @@
       <w:pPr>
         <w:pStyle w:val="Heading1"/>
       </w:pPr>
-      <w:bookmarkStart w:id="13" w:name="_Toc242916442"/>
+      <w:bookmarkStart w:id="14" w:name="_Toc243122888"/>
       <w:r>
         <w:t>7. Comparison with Alternative Approaches</w:t>
       </w:r>
-      <w:bookmarkEnd w:id="13"/>
+      <w:bookmarkEnd w:id="14"/>
     </w:p>
     <w:p>
       <w:r>
@@ -6498,6 +6836,7 @@
                 <w:color w:val="FFFFFF"/>
                 <w:sz w:val="18"/>
               </w:rPr>
+              <w:lastRenderedPageBreak/>
               <w:t>System</w:t>
             </w:r>
           </w:p>
@@ -7282,7 +7621,7 @@
               <w:rPr>
                 <w:sz w:val="18"/>
               </w:rPr>
-              <w:t>0.30</w:t>
+              <w:t>0.32</w:t>
             </w:r>
           </w:p>
         </w:tc>
@@ -7299,7 +7638,7 @@
               <w:rPr>
                 <w:sz w:val="18"/>
               </w:rPr>
-              <w:t>0.65</w:t>
+              <w:t>0.71</w:t>
             </w:r>
           </w:p>
         </w:tc>
@@ -7317,7 +7656,7 @@
                 <w:b/>
                 <w:sz w:val="18"/>
               </w:rPr>
-              <w:t>1.37</w:t>
+              <w:t>1.58</w:t>
             </w:r>
           </w:p>
         </w:tc>
@@ -7338,7 +7677,7 @@
           <w:noProof/>
         </w:rPr>
         <w:drawing>
-          <wp:inline distT="0" distB="0" distL="0" distR="0" wp14:anchorId="0E44D16C" wp14:editId="0122C407">
+          <wp:inline distT="0" distB="0" distL="0" distR="0" wp14:anchorId="41D7E731" wp14:editId="12CD2197">
             <wp:extent cx="5903999" cy="2180104"/>
             <wp:effectExtent l="0" t="0" r="0" b="0"/>
             <wp:docPr id="5" name="Picture 5"/>
@@ -7353,7 +7692,7 @@
                     <pic:cNvPicPr/>
                   </pic:nvPicPr>
                   <pic:blipFill>
-                    <a:blip r:embed="rId12"/>
+                    <a:blip r:embed="rId10"/>
                     <a:stretch>
                       <a:fillRect/>
                     </a:stretch>
@@ -7392,11 +7731,11 @@
       <w:pPr>
         <w:pStyle w:val="Heading2"/>
       </w:pPr>
-      <w:bookmarkStart w:id="14" w:name="_Toc242916443"/>
+      <w:bookmarkStart w:id="15" w:name="_Toc243122889"/>
       <w:r>
         <w:t>7.1 Ablation study</w:t>
       </w:r>
-      <w:bookmarkEnd w:id="14"/>
+      <w:bookmarkEnd w:id="15"/>
     </w:p>
     <w:p>
       <w:r>
@@ -7440,7 +7779,6 @@
                 <w:color w:val="FFFFFF"/>
                 <w:sz w:val="17"/>
               </w:rPr>
-              <w:lastRenderedPageBreak/>
               <w:t>Configuration</w:t>
             </w:r>
           </w:p>
@@ -8381,8 +8719,9 @@
         <w:rPr>
           <w:noProof/>
         </w:rPr>
+        <w:lastRenderedPageBreak/>
         <w:drawing>
-          <wp:inline distT="0" distB="0" distL="0" distR="0" wp14:anchorId="2DC6DEF7" wp14:editId="416479D5">
+          <wp:inline distT="0" distB="0" distL="0" distR="0" wp14:anchorId="628E48B6" wp14:editId="07886A6D">
             <wp:extent cx="4500000" cy="1749330"/>
             <wp:effectExtent l="0" t="0" r="0" b="0"/>
             <wp:docPr id="6" name="Picture 6"/>
@@ -8397,7 +8736,7 @@
                     <pic:cNvPicPr/>
                   </pic:nvPicPr>
                   <pic:blipFill>
-                    <a:blip r:embed="rId13"/>
+                    <a:blip r:embed="rId11"/>
                     <a:stretch>
                       <a:fillRect/>
                     </a:stretch>
@@ -8436,11 +8775,11 @@
       <w:pPr>
         <w:pStyle w:val="Heading2"/>
       </w:pPr>
-      <w:bookmarkStart w:id="15" w:name="_Toc242916444"/>
+      <w:bookmarkStart w:id="16" w:name="_Toc243122890"/>
       <w:r>
         <w:t>7.2 Sensitivity to the confidence threshold</w:t>
       </w:r>
-      <w:bookmarkEnd w:id="15"/>
+      <w:bookmarkEnd w:id="16"/>
     </w:p>
     <w:p>
       <w:r>
@@ -8457,7 +8796,7 @@
           <w:noProof/>
         </w:rPr>
         <w:drawing>
-          <wp:inline distT="0" distB="0" distL="0" distR="0" wp14:anchorId="46A2A606" wp14:editId="68C81AD4">
+          <wp:inline distT="0" distB="0" distL="0" distR="0" wp14:anchorId="17679830" wp14:editId="7C4632F0">
             <wp:extent cx="4320000" cy="1929964"/>
             <wp:effectExtent l="0" t="0" r="0" b="0"/>
             <wp:docPr id="7" name="Picture 7"/>
@@ -8472,7 +8811,7 @@
                     <pic:cNvPicPr/>
                   </pic:nvPicPr>
                   <pic:blipFill>
-                    <a:blip r:embed="rId14"/>
+                    <a:blip r:embed="rId12"/>
                     <a:stretch>
                       <a:fillRect/>
                     </a:stretch>
@@ -8511,11 +8850,11 @@
       <w:pPr>
         <w:pStyle w:val="Heading2"/>
       </w:pPr>
-      <w:bookmarkStart w:id="16" w:name="_Toc242916445"/>
+      <w:bookmarkStart w:id="17" w:name="_Toc243122891"/>
       <w:r>
         <w:t>7.3 Held-out test set</w:t>
       </w:r>
-      <w:bookmarkEnd w:id="16"/>
+      <w:bookmarkEnd w:id="17"/>
     </w:p>
     <w:tbl>
       <w:tblPr>
@@ -8923,22 +9262,21 @@
       <w:pPr>
         <w:pStyle w:val="Heading1"/>
       </w:pPr>
-      <w:bookmarkStart w:id="17" w:name="_Toc242916446"/>
+      <w:bookmarkStart w:id="18" w:name="_Toc243122892"/>
       <w:r>
-        <w:lastRenderedPageBreak/>
         <w:t>8. Results, Discussion and Conclusion</w:t>
       </w:r>
-      <w:bookmarkEnd w:id="17"/>
+      <w:bookmarkEnd w:id="18"/>
     </w:p>
     <w:p>
       <w:pPr>
         <w:pStyle w:val="Heading2"/>
       </w:pPr>
-      <w:bookmarkStart w:id="18" w:name="_Toc242916447"/>
+      <w:bookmarkStart w:id="19" w:name="_Toc243122893"/>
       <w:r>
         <w:t>8.1 Results</w:t>
       </w:r>
-      <w:bookmarkEnd w:id="18"/>
+      <w:bookmarkEnd w:id="19"/>
     </w:p>
     <w:p>
       <w:pPr>
@@ -8964,6 +9302,7 @@
         <w:rPr>
           <w:b/>
         </w:rPr>
+        <w:lastRenderedPageBreak/>
         <w:t>Held-out set:</w:t>
       </w:r>
       <w:r>
@@ -8982,18 +9321,18 @@
         <w:t>Speed:</w:t>
       </w:r>
       <w:r>
-        <w:t xml:space="preserve"> mean 1.4 ms per answer on a laptop CPU, with no GPU and no internet.</w:t>
+        <w:t xml:space="preserve"> mean 1.6 ms per answer on an ordinary laptop, without a GPU. The browser version feels just as instant.</w:t>
       </w:r>
     </w:p>
     <w:p>
       <w:pPr>
         <w:pStyle w:val="Heading2"/>
       </w:pPr>
-      <w:bookmarkStart w:id="19" w:name="_Toc242916448"/>
+      <w:bookmarkStart w:id="20" w:name="_Toc243122894"/>
       <w:r>
         <w:t>8.2 Discussion and individual observations on the outputs</w:t>
       </w:r>
-      <w:bookmarkEnd w:id="19"/>
+      <w:bookmarkEnd w:id="20"/>
     </w:p>
     <w:p>
       <w:pPr>
@@ -9008,10 +9347,10 @@
         <w:rPr>
           <w:b/>
         </w:rPr>
-        <w:t xml:space="preserve">Reasoning is what a retrieval bot cannot do. </w:t>
+        <w:t xml:space="preserve">The rules make the biggest difference. </w:t>
       </w:r>
       <w:r>
-        <w:t>Both alternatives scored 0% on reasoning questions and about 7% on multi-turn questions. They can return the general eligibility text, but not the decision for a specific applicant ("72% in B.E ECE, so eligible for M.Tech AI"). Removing the rule engine alone drops the hybrid from 92.4% to 72.4%, the largest single drop.</w:t>
+        <w:t>Both alternatives scored 0% on reasoning questions and about 7% on multi-turn questions. They can show the general eligibility text, but they cannot say whether this particular student ("72% in B.E ECE") is eligible for M.Tech AI. When we switched off only the rule engine, accuracy fell from 92.4% to 72.4%, the biggest drop of any component.</w:t>
       </w:r>
     </w:p>
     <w:p>
@@ -9027,10 +9366,10 @@
         <w:rPr>
           <w:b/>
         </w:rPr>
-        <w:t xml:space="preserve">Inheritance keeps the knowledge base small and consistent. </w:t>
+        <w:t xml:space="preserve">Inheritance kept the knowledge base small. </w:t>
       </w:r>
       <w:r>
-        <w:t>Duration, documents and deadlines are stored once per class (UG / PG / Research) and inherited by every programme. The trace shows where each value came from, e.g. mba.duration comes from the PGProgram frame.</w:t>
+        <w:t>Duration, documents and deadlines are written once in the UG, PG and Research class frames, and every programme inherits them. When one of these values changes we edit one place. The trace also shows where a value came from, for example that mba.duration comes from the PGProgram frame.</w:t>
       </w:r>
     </w:p>
     <w:p>
@@ -9046,10 +9385,10 @@
         <w:rPr>
           <w:b/>
         </w:rPr>
-        <w:t xml:space="preserve">Explanations come for free. </w:t>
+        <w:t xml:space="preserve">Explanations needed no extra work. </w:t>
       </w:r>
       <w:r>
-        <w:t>Every fired rule produces a sentence ("[R3] A 5% relaxation applies for the OBC category, so the cut-off becomes 55%"), so a student can see why they are or are not eligible. A statistical chatbot does not give this.</w:t>
+        <w:t>Each rule that fires writes one sentence, e.g. "[R3] A 5% relaxation applies for the OBC category, so the cut-off becomes 55%". On the website these sentences appear in the "How I answered" panel, so a student can see exactly why they are or are not eligible. A purely statistical chatbot cannot give this.</w:t>
       </w:r>
     </w:p>
     <w:p>
@@ -9065,10 +9404,10 @@
         <w:rPr>
           <w:b/>
         </w:rPr>
-        <w:t xml:space="preserve">Small NLP steps matter. </w:t>
+        <w:t xml:space="preserve">Small NLP steps mattered more than we expected. </w:t>
       </w:r>
       <w:r>
-        <w:t>Spelling correction raised typo accuracy from 40% to 100%, and normalising B.E / B.Tech / M.Tech / plus two / CGPA was essential for correct entity extraction.</w:t>
+        <w:t>Spelling correction alone took typo accuracy from 40% to 100%. Without normalising B.E / B.Tech / M.Tech / plus two / CGPA, most entities would not have been found at all.</w:t>
       </w:r>
     </w:p>
     <w:p>
@@ -9084,10 +9423,10 @@
         <w:rPr>
           <w:b/>
         </w:rPr>
-        <w:t xml:space="preserve">Dialogue context is necessary for natural conversation. </w:t>
+        <w:t xml:space="preserve">People expect the bot to remember the conversation. </w:t>
       </w:r>
       <w:r>
-        <w:t>Without context memory, multi-turn accuracy falls from 100% to 36%. Users naturally ask "How long is it?" or answer a clarification with just "I have 61 percent".</w:t>
+        <w:t>Without the context memory, multi-turn accuracy falls from 100% to 36%. Students ask "How long is it?" or reply to a question with just "I have 61 percent", and the bot has to understand that.</w:t>
       </w:r>
     </w:p>
     <w:p>
@@ -9103,10 +9442,10 @@
         <w:rPr>
           <w:b/>
         </w:rPr>
-        <w:t xml:space="preserve">Structured and unstructured knowledge complement each other, but there is a trade-off. </w:t>
+        <w:t xml:space="preserve">Frames and free-text FAQs work well together, with one trade-off. </w:t>
       </w:r>
       <w:r>
-        <w:t>Without the vector store, free-text FAQ accuracy is 0%; with it, 67% (Recall@3 = 1.00). On these questions the plain retrieval baselines score higher (83-92%), because the hybrid sometimes sends a question to a confident KB intent ("Wi-Fi in the hostel" goes to the hostel frame).</w:t>
+        <w:t>Without the vector store the free-text FAQ questions score 0%; with it, 67% (Recall@3 = 1.00). The plain retrieval chatbots still do better on these (83-92%), because our chatbot sometimes trusts a confident KB intent too much ("Wi-Fi in the hostel" goes to the hostel frame).</w:t>
       </w:r>
     </w:p>
     <w:p>
@@ -9122,21 +9461,21 @@
         <w:rPr>
           <w:b/>
         </w:rPr>
-        <w:t xml:space="preserve">Out-of-scope detection is the weakest part. </w:t>
+        <w:t xml:space="preserve">Spotting out-of-scope questions is the weakest part. </w:t>
       </w:r>
       <w:r>
-        <w:t>The domain gate catches clearly unrelated questions (recall 80.0%), but questions that share domain words ("share price of Infosys", "book a movie ticket") still get a university answer.</w:t>
+        <w:t>The domain gate catches clearly unrelated questions (recall 80.0%), but questions that share words with the domain ("share price of Infosys", "book a movie ticket") still get a university answer.</w:t>
       </w:r>
     </w:p>
     <w:p>
       <w:pPr>
         <w:pStyle w:val="Heading2"/>
       </w:pPr>
-      <w:bookmarkStart w:id="20" w:name="_Toc242916449"/>
+      <w:bookmarkStart w:id="21" w:name="_Toc243122895"/>
       <w:r>
         <w:t>8.3 Limitations</w:t>
       </w:r>
-      <w:bookmarkEnd w:id="20"/>
+      <w:bookmarkEnd w:id="21"/>
     </w:p>
     <w:p>
       <w:pPr>
@@ -9169,563 +9508,57 @@
       <w:pPr>
         <w:pStyle w:val="Heading2"/>
       </w:pPr>
-      <w:bookmarkStart w:id="21" w:name="_Toc242916450"/>
+      <w:bookmarkStart w:id="22" w:name="_Toc243122896"/>
       <w:r>
         <w:t>8.4 Conclusion</w:t>
-      </w:r>
-      <w:bookmarkEnd w:id="21"/>
-    </w:p>
-    <w:p>
-      <w:r>
-        <w:t xml:space="preserve">A hybrid Knowledge Representation + NLP chatbot was designed, implemented and evaluated. Frames with inheritance hold the structured university knowledge. Forward-chaining production rules answer personalised eligibility and fee questions with step-by-step explanations. A lightweight NLP pipeline turns free-form questions into structured queries, a dialogue manager handles follow-ups and missing </w:t>
-      </w:r>
-      <w:r>
-        <w:lastRenderedPageBreak/>
-        <w:t>details, and a vector store answers unstructured FAQs. The system clearly beats retrieval-only alternatives, especially on reasoning and multi-turn questions, while staying fast, explainable and offline.</w:t>
-      </w:r>
-    </w:p>
-    <w:p>
-      <w:r>
-        <w:t>Future work: replace the TF-IDF embedder with a neural sentence embedding (the Embedder interface already supports this), learn intent weights from real chat logs, add backward chaining for "what do I need to become eligible?" questions, support Tamil and Hindi, and connect the knowledge base to the live admissions database.</w:t>
-      </w:r>
-    </w:p>
-    <w:p>
-      <w:pPr>
-        <w:pStyle w:val="Heading1"/>
-      </w:pPr>
-      <w:bookmarkStart w:id="22" w:name="_Toc242916451"/>
-      <w:r>
-        <w:t>9. Demonstration of the Working Prototype</w:t>
       </w:r>
       <w:bookmarkEnd w:id="22"/>
     </w:p>
     <w:p>
       <w:r>
-        <w:t>The prototype has two interfaces on top of the same engine. The terminal chatbot is part of the submission; the web version is for live demonstration.</w:t>
+        <w:t xml:space="preserve">We designed, built and tested a university enquiry chatbot that combines knowledge representation with NLP. Frames with inheritance hold the university's facts. Forward-chaining rules answer personal eligibility and fee questions and explain each step. A simple NLP pipeline turns a free-form question into intent and entities, the dialogue manager handles follow-ups and missing details, and a vector store covers FAQ topics that are not in the frames. Our chatbot clearly beats the retrieval-only chatbots, </w:t>
+      </w:r>
+      <w:r>
+        <w:lastRenderedPageBreak/>
+        <w:t>especially on reasoning and multi-turn questions. It stays fast and explainable, and as a website it can be demonstrated from any phone or laptop.</w:t>
       </w:r>
     </w:p>
     <w:p>
-      <w:pPr>
-        <w:pStyle w:val="Heading2"/>
-      </w:pPr>
-      <w:bookmarkStart w:id="23" w:name="_Toc242916452"/>
       <w:r>
-        <w:t>9.1 Terminal chatbot (python chat_cli.py)</w:t>
+        <w:t>If we continue the project, we would like to: try a neural sentence embedding in place of TF-IDF (the embedder is already pluggable); learn the intent weights from real chat logs; add backward chaining for questions like "what do I need to become eligible?"; support Tamil and Hindi; and read the knowledge base from the real admissions database.</w:t>
+      </w:r>
+    </w:p>
+    <w:p>
+      <w:pPr>
+        <w:pStyle w:val="Heading1"/>
+      </w:pPr>
+      <w:bookmarkStart w:id="23" w:name="_Toc243122897"/>
+      <w:r>
+        <w:t>9. Demonstration of the Working Prototype</w:t>
       </w:r>
       <w:bookmarkEnd w:id="23"/>
     </w:p>
     <w:p>
       <w:r>
-        <w:t>A real session with the terminal chatbot. The bracketed line after each answer shows intent, answer source and confidence; /why prints the reasoning trace.</w:t>
+        <w:t>The working chatbot is online at https://manikandanayyakkannu.github.io/FAI-Mini-Project/. It opens straight away in any browser, on a laptop or a phone, with nothing to install.</w:t>
       </w:r>
     </w:p>
-    <w:tbl>
-      <w:tblPr>
-        <w:tblStyle w:val="TableGrid"/>
-        <w:tblW w:w="0" w:type="auto"/>
-        <w:tblLook w:val="04A0" w:firstRow="1" w:lastRow="0" w:firstColumn="1" w:lastColumn="0" w:noHBand="0" w:noVBand="1"/>
-      </w:tblPr>
-      <w:tblGrid>
-        <w:gridCol w:w="9298"/>
-      </w:tblGrid>
-      <w:tr>
-        <w:tc>
-          <w:tcPr>
-            <w:tcW w:w="9298" w:type="dxa"/>
-            <w:shd w:val="clear" w:color="auto" w:fill="F4F6F8"/>
-          </w:tcPr>
-          <w:p>
-            <w:r>
-              <w:rPr>
-                <w:rFonts w:ascii="Consolas" w:eastAsia="Consolas" w:hAnsi="Consolas"/>
-                <w:sz w:val="16"/>
-              </w:rPr>
-              <w:t>Greenfield University - Enquiry Chatbot  (type /help for examples, /exit to quit)</w:t>
-            </w:r>
-            <w:r>
-              <w:rPr>
-                <w:rFonts w:ascii="Consolas" w:eastAsia="Consolas" w:hAnsi="Consolas"/>
-                <w:sz w:val="16"/>
-              </w:rPr>
-              <w:br/>
-            </w:r>
-            <w:r>
-              <w:rPr>
-                <w:rFonts w:ascii="Consolas" w:eastAsia="Consolas" w:hAnsi="Consolas"/>
-                <w:sz w:val="16"/>
-              </w:rPr>
-              <w:br/>
-            </w:r>
-            <w:r>
-              <w:rPr>
-                <w:rFonts w:ascii="Consolas" w:eastAsia="Consolas" w:hAnsi="Consolas"/>
-                <w:b/>
-                <w:sz w:val="16"/>
-              </w:rPr>
-              <w:t>You: What is the fee for M.Tech AI?</w:t>
-            </w:r>
-            <w:r>
-              <w:rPr>
-                <w:rFonts w:ascii="Consolas" w:eastAsia="Consolas" w:hAnsi="Consolas"/>
-                <w:b/>
-                <w:sz w:val="16"/>
-              </w:rPr>
-              <w:br/>
-            </w:r>
-            <w:r>
-              <w:rPr>
-                <w:rFonts w:ascii="Consolas" w:eastAsia="Consolas" w:hAnsi="Consolas"/>
-                <w:sz w:val="16"/>
-              </w:rPr>
-              <w:t>Bot: The tuition fee for M.Tech Artificial Intelligence is Rs. 1,20,000 per year. The total tuition for 2 years is about Rs. 2,40,000. A one-time application fee of Rs. 1,000 and a refundable caution deposit of Rs. 10,000 are also payable. Hostel with mess costs Rs. 85,000 per year extra.</w:t>
-            </w:r>
-            <w:r>
-              <w:rPr>
-                <w:rFonts w:ascii="Consolas" w:eastAsia="Consolas" w:hAnsi="Consolas"/>
-                <w:sz w:val="16"/>
-              </w:rPr>
-              <w:br/>
-              <w:t xml:space="preserve">     [program_fee | knowledge_base | 0.91]</w:t>
-            </w:r>
-            <w:r>
-              <w:rPr>
-                <w:rFonts w:ascii="Consolas" w:eastAsia="Consolas" w:hAnsi="Consolas"/>
-                <w:sz w:val="16"/>
-              </w:rPr>
-              <w:br/>
-            </w:r>
-            <w:r>
-              <w:rPr>
-                <w:rFonts w:ascii="Consolas" w:eastAsia="Consolas" w:hAnsi="Consolas"/>
-                <w:b/>
-                <w:sz w:val="16"/>
-              </w:rPr>
-              <w:t>You: How long is it?</w:t>
-            </w:r>
-            <w:r>
-              <w:rPr>
-                <w:rFonts w:ascii="Consolas" w:eastAsia="Consolas" w:hAnsi="Consolas"/>
-                <w:b/>
-                <w:sz w:val="16"/>
-              </w:rPr>
-              <w:br/>
-            </w:r>
-            <w:r>
-              <w:rPr>
-                <w:rFonts w:ascii="Consolas" w:eastAsia="Consolas" w:hAnsi="Consolas"/>
-                <w:sz w:val="16"/>
-              </w:rPr>
-              <w:t>Bot: M.Tech Artificial Intelligence is a 2 years (4 semesters) full-time, on campus programme.</w:t>
-            </w:r>
-            <w:r>
-              <w:rPr>
-                <w:rFonts w:ascii="Consolas" w:eastAsia="Consolas" w:hAnsi="Consolas"/>
-                <w:sz w:val="16"/>
-              </w:rPr>
-              <w:br/>
-              <w:t xml:space="preserve">     [program_duration | knowledge_base | 0.79]</w:t>
-            </w:r>
-            <w:r>
-              <w:rPr>
-                <w:rFonts w:ascii="Consolas" w:eastAsia="Consolas" w:hAnsi="Consolas"/>
-                <w:sz w:val="16"/>
-              </w:rPr>
-              <w:br/>
-            </w:r>
-            <w:r>
-              <w:rPr>
-                <w:rFonts w:ascii="Consolas" w:eastAsia="Consolas" w:hAnsi="Consolas"/>
-                <w:b/>
-                <w:sz w:val="16"/>
-              </w:rPr>
-              <w:t>You: What about MBA?</w:t>
-            </w:r>
-            <w:r>
-              <w:rPr>
-                <w:rFonts w:ascii="Consolas" w:eastAsia="Consolas" w:hAnsi="Consolas"/>
-                <w:b/>
-                <w:sz w:val="16"/>
-              </w:rPr>
-              <w:br/>
-            </w:r>
-            <w:r>
-              <w:rPr>
-                <w:rFonts w:ascii="Consolas" w:eastAsia="Consolas" w:hAnsi="Consolas"/>
-                <w:sz w:val="16"/>
-              </w:rPr>
-              <w:t>Bot: MBA (Master of Business Administration) is a 2 years (4 semesters) full-time, on campus programme.</w:t>
-            </w:r>
-            <w:r>
-              <w:rPr>
-                <w:rFonts w:ascii="Consolas" w:eastAsia="Consolas" w:hAnsi="Consolas"/>
-                <w:sz w:val="16"/>
-              </w:rPr>
-              <w:br/>
-              <w:t xml:space="preserve">     [program_duration | knowledge_base | 0.23]</w:t>
-            </w:r>
-            <w:r>
-              <w:rPr>
-                <w:rFonts w:ascii="Consolas" w:eastAsia="Consolas" w:hAnsi="Consolas"/>
-                <w:sz w:val="16"/>
-              </w:rPr>
-              <w:br/>
-            </w:r>
-            <w:r>
-              <w:rPr>
-                <w:rFonts w:ascii="Consolas" w:eastAsia="Consolas" w:hAnsi="Consolas"/>
-                <w:b/>
-                <w:sz w:val="16"/>
-              </w:rPr>
-              <w:t>You: Am I eligible for M.Tech AI?</w:t>
-            </w:r>
-            <w:r>
-              <w:rPr>
-                <w:rFonts w:ascii="Consolas" w:eastAsia="Consolas" w:hAnsi="Consolas"/>
-                <w:b/>
-                <w:sz w:val="16"/>
-              </w:rPr>
-              <w:br/>
-            </w:r>
-            <w:r>
-              <w:rPr>
-                <w:rFonts w:ascii="Consolas" w:eastAsia="Consolas" w:hAnsi="Consolas"/>
-                <w:sz w:val="16"/>
-              </w:rPr>
-              <w:t>Bot: To check your eligibility for M.Tech Artificial Intelligence, please tell me your qualification (e.g. 'B.Tech ECE', 'B.Sc', '12th') and your percentage or CGPA.</w:t>
-            </w:r>
-            <w:r>
-              <w:rPr>
-                <w:rFonts w:ascii="Consolas" w:eastAsia="Consolas" w:hAnsi="Consolas"/>
-                <w:sz w:val="16"/>
-              </w:rPr>
-              <w:br/>
-              <w:t xml:space="preserve">     [eligibility | dialogue | 1.00]</w:t>
-            </w:r>
-            <w:r>
-              <w:rPr>
-                <w:rFonts w:ascii="Consolas" w:eastAsia="Consolas" w:hAnsi="Consolas"/>
-                <w:sz w:val="16"/>
-              </w:rPr>
-              <w:br/>
-            </w:r>
-            <w:r>
-              <w:rPr>
-                <w:rFonts w:ascii="Consolas" w:eastAsia="Consolas" w:hAnsi="Consolas"/>
-                <w:b/>
-                <w:sz w:val="16"/>
-              </w:rPr>
-              <w:t>You: I did B.E ECE with 6.8 CGPA and I qualified GATE</w:t>
-            </w:r>
-            <w:r>
-              <w:rPr>
-                <w:rFonts w:ascii="Consolas" w:eastAsia="Consolas" w:hAnsi="Consolas"/>
-                <w:b/>
-                <w:sz w:val="16"/>
-              </w:rPr>
-              <w:br/>
-            </w:r>
-            <w:r>
-              <w:rPr>
-                <w:rFonts w:ascii="Consolas" w:eastAsia="Consolas" w:hAnsi="Consolas"/>
-                <w:sz w:val="16"/>
-              </w:rPr>
-              <w:t>Bot: Yes, you are eligible for M.Tech Artificial Intelligence. Converted CGPA 6.8 to 64.6% using the standard formula (CGPA x 9.5). Your qualification (B.Tech ECE) is accepted for M.Tech Artificial Intelligence. Your score 64.6% meets the cut-off of 60%. Your GATE score is accepted. You will also get a GATE stipend of Rs. 12,400 per month for GATE-qualified students.</w:t>
-            </w:r>
-            <w:r>
-              <w:rPr>
-                <w:rFonts w:ascii="Consolas" w:eastAsia="Consolas" w:hAnsi="Consolas"/>
-                <w:sz w:val="16"/>
-              </w:rPr>
-              <w:br/>
-              <w:t xml:space="preserve">     [eligibility | rule_engine | 0.72]</w:t>
-            </w:r>
-            <w:r>
-              <w:rPr>
-                <w:rFonts w:ascii="Consolas" w:eastAsia="Consolas" w:hAnsi="Consolas"/>
-                <w:sz w:val="16"/>
-              </w:rPr>
-              <w:br/>
-            </w:r>
-            <w:r>
-              <w:rPr>
-                <w:rFonts w:ascii="Consolas" w:eastAsia="Consolas" w:hAnsi="Consolas"/>
-                <w:b/>
-                <w:sz w:val="16"/>
-              </w:rPr>
-              <w:t>You: /why</w:t>
-            </w:r>
-            <w:r>
-              <w:rPr>
-                <w:rFonts w:ascii="Consolas" w:eastAsia="Consolas" w:hAnsi="Consolas"/>
-                <w:b/>
-                <w:sz w:val="16"/>
-              </w:rPr>
-              <w:br/>
-            </w:r>
-            <w:r>
-              <w:rPr>
-                <w:rFonts w:ascii="Consolas" w:eastAsia="Consolas" w:hAnsi="Consolas"/>
-                <w:sz w:val="16"/>
-              </w:rPr>
-              <w:t xml:space="preserve">  Forward chaining fired: R1, R2, R4, R6, R11, R12, R14, R16</w:t>
-            </w:r>
-            <w:r>
-              <w:rPr>
-                <w:rFonts w:ascii="Consolas" w:eastAsia="Consolas" w:hAnsi="Consolas"/>
-                <w:sz w:val="16"/>
-              </w:rPr>
-              <w:br/>
-            </w:r>
-            <w:r>
-              <w:rPr>
-                <w:rFonts w:ascii="Consolas" w:eastAsia="Consolas" w:hAnsi="Consolas"/>
-                <w:sz w:val="16"/>
-              </w:rPr>
-              <w:t xml:space="preserve">  [R1] Converted CGPA 6.8 to 64.6% using the standard formula (CGPA x 9.5).</w:t>
-            </w:r>
-            <w:r>
-              <w:rPr>
-                <w:rFonts w:ascii="Consolas" w:eastAsia="Consolas" w:hAnsi="Consolas"/>
-                <w:sz w:val="16"/>
-              </w:rPr>
-              <w:br/>
-              <w:t xml:space="preserve">  [R2] The minimum required aggregate for M.Tech Artificial Intelligence is 60%.</w:t>
-            </w:r>
-            <w:r>
-              <w:rPr>
-                <w:rFonts w:ascii="Consolas" w:eastAsia="Consolas" w:hAnsi="Consolas"/>
-                <w:sz w:val="16"/>
-              </w:rPr>
-              <w:br/>
-              <w:t xml:space="preserve">  [R4] Your qualification (B.Tech ECE) is accepted for M.Tech Artificial Intelligence.</w:t>
-            </w:r>
-            <w:r>
-              <w:rPr>
-                <w:rFonts w:ascii="Consolas" w:eastAsia="Consolas" w:hAnsi="Consolas"/>
-                <w:sz w:val="16"/>
-              </w:rPr>
-              <w:br/>
-              <w:t xml:space="preserve">  [R6] Your score 64.6% meets the cut-off of 60%.</w:t>
-            </w:r>
-            <w:r>
-              <w:rPr>
-                <w:rFonts w:ascii="Consolas" w:eastAsia="Consolas" w:hAnsi="Consolas"/>
-                <w:sz w:val="16"/>
-              </w:rPr>
-              <w:br/>
-              <w:t xml:space="preserve">  [R11] There is no specific subject requirement for M.Tech Artificial Intelligence.</w:t>
-            </w:r>
-            <w:r>
-              <w:rPr>
-                <w:rFonts w:ascii="Consolas" w:eastAsia="Consolas" w:hAnsi="Consolas"/>
-                <w:sz w:val="16"/>
-              </w:rPr>
-              <w:br/>
-              <w:t xml:space="preserve">  [R12] Conclusion: you satisfy the academic eligibility for M.Tech Artificial Intelligence.</w:t>
-            </w:r>
-            <w:r>
-              <w:rPr>
-                <w:rFonts w:ascii="Consolas" w:eastAsia="Consolas" w:hAnsi="Consolas"/>
-                <w:sz w:val="16"/>
-              </w:rPr>
-              <w:br/>
-            </w:r>
-            <w:r>
-              <w:rPr>
-                <w:rFonts w:ascii="Consolas" w:eastAsia="Consolas" w:hAnsi="Consolas"/>
-                <w:sz w:val="16"/>
-              </w:rPr>
-              <w:t xml:space="preserve">  [R14] Your GATE score is accepted for admission.</w:t>
-            </w:r>
-            <w:r>
-              <w:rPr>
-                <w:rFonts w:ascii="Consolas" w:eastAsia="Consolas" w:hAnsi="Consolas"/>
-                <w:sz w:val="16"/>
-              </w:rPr>
-              <w:br/>
-              <w:t xml:space="preserve">  [R16] Because you qualified GATE you are eligible for a stipend: Rs. 12,400 per month for GATE-qualified students.</w:t>
-            </w:r>
-            <w:r>
-              <w:rPr>
-                <w:rFonts w:ascii="Consolas" w:eastAsia="Consolas" w:hAnsi="Consolas"/>
-                <w:sz w:val="16"/>
-              </w:rPr>
-              <w:br/>
-            </w:r>
-            <w:r>
-              <w:rPr>
-                <w:rFonts w:ascii="Consolas" w:eastAsia="Consolas" w:hAnsi="Consolas"/>
-                <w:b/>
-                <w:sz w:val="16"/>
-              </w:rPr>
-              <w:t>You: I scored 96% in 12th and I am a state level athlete. What will my fee be for B.Tech CSE?</w:t>
-            </w:r>
-            <w:r>
-              <w:rPr>
-                <w:rFonts w:ascii="Consolas" w:eastAsia="Consolas" w:hAnsi="Consolas"/>
-                <w:b/>
-                <w:sz w:val="16"/>
-              </w:rPr>
-              <w:br/>
-            </w:r>
-            <w:r>
-              <w:rPr>
-                <w:rFonts w:ascii="Consolas" w:eastAsia="Consolas" w:hAnsi="Consolas"/>
-                <w:sz w:val="16"/>
-              </w:rPr>
-              <w:t>Bot: Fee estimate for B.Tech Computer Science and Engineering: tuition Rs. 1,50,000 per year. Merit scholarship: 96.0% &gt;= 95% gives a 50% tuition waiver. Sports quota (state/national level) adds a 25% waiver. The total waiver is capped at 60%. Net tuition fee = Rs. 1,50,000 - 60% = Rs. 60,000 per year. Your estimated tuition is Rs. 60,000 per year (scholarship 60%).</w:t>
-            </w:r>
-            <w:r>
-              <w:rPr>
-                <w:rFonts w:ascii="Consolas" w:eastAsia="Consolas" w:hAnsi="Consolas"/>
-                <w:sz w:val="16"/>
-              </w:rPr>
-              <w:br/>
-              <w:t xml:space="preserve">     [scholarship | rule_engine | 0.78]</w:t>
-            </w:r>
-            <w:r>
-              <w:rPr>
-                <w:rFonts w:ascii="Consolas" w:eastAsia="Consolas" w:hAnsi="Consolas"/>
-                <w:sz w:val="16"/>
-              </w:rPr>
-              <w:br/>
-            </w:r>
-            <w:r>
-              <w:rPr>
-                <w:rFonts w:ascii="Consolas" w:eastAsia="Consolas" w:hAnsi="Consolas"/>
-                <w:b/>
-                <w:sz w:val="16"/>
-              </w:rPr>
-              <w:t>You: hostle fees for girls?</w:t>
-            </w:r>
-            <w:r>
-              <w:rPr>
-                <w:rFonts w:ascii="Consolas" w:eastAsia="Consolas" w:hAnsi="Consolas"/>
-                <w:b/>
-                <w:sz w:val="16"/>
-              </w:rPr>
-              <w:br/>
-            </w:r>
-            <w:r>
-              <w:rPr>
-                <w:rFonts w:ascii="Consolas" w:eastAsia="Consolas" w:hAnsi="Consolas"/>
-                <w:sz w:val="16"/>
-              </w:rPr>
-              <w:t>Bot: Separate hostels for boys (1,200 beds) and girls (900 beds) inside the campus. Rooms: single, double and triple sharing. The fee is Rs. 85,000 per year, which includes accommodation and mess (veg and non-veg). AC rooms cost Rs. 20,000 extra per year. In-time 9:00 PM for all students.</w:t>
-            </w:r>
-            <w:r>
-              <w:rPr>
-                <w:rFonts w:ascii="Consolas" w:eastAsia="Consolas" w:hAnsi="Consolas"/>
-                <w:sz w:val="16"/>
-              </w:rPr>
-              <w:br/>
-            </w:r>
-            <w:r>
-              <w:rPr>
-                <w:rFonts w:ascii="Consolas" w:eastAsia="Consolas" w:hAnsi="Consolas"/>
-                <w:sz w:val="16"/>
-              </w:rPr>
-              <w:lastRenderedPageBreak/>
-              <w:t xml:space="preserve">     [hostel | knowledge_base | 0.88]</w:t>
-            </w:r>
-            <w:r>
-              <w:rPr>
-                <w:rFonts w:ascii="Consolas" w:eastAsia="Consolas" w:hAnsi="Consolas"/>
-                <w:sz w:val="16"/>
-              </w:rPr>
-              <w:br/>
-            </w:r>
-            <w:r>
-              <w:rPr>
-                <w:rFonts w:ascii="Consolas" w:eastAsia="Consolas" w:hAnsi="Consolas"/>
-                <w:b/>
-                <w:sz w:val="16"/>
-              </w:rPr>
-              <w:t>You: Is the campus ragging free?</w:t>
-            </w:r>
-            <w:r>
-              <w:rPr>
-                <w:rFonts w:ascii="Consolas" w:eastAsia="Consolas" w:hAnsi="Consolas"/>
-                <w:b/>
-                <w:sz w:val="16"/>
-              </w:rPr>
-              <w:br/>
-            </w:r>
-            <w:r>
-              <w:rPr>
-                <w:rFonts w:ascii="Consolas" w:eastAsia="Consolas" w:hAnsi="Consolas"/>
-                <w:sz w:val="16"/>
-              </w:rPr>
-              <w:t>Bot: Greenfield University has zero tolerance for ragging. An anti-ragging committee and squad monitor the campus and hostels 24x7, and students can report incidents anonymously on the helpline 1800-180-5522.</w:t>
-            </w:r>
-            <w:r>
-              <w:rPr>
-                <w:rFonts w:ascii="Consolas" w:eastAsia="Consolas" w:hAnsi="Consolas"/>
-                <w:sz w:val="16"/>
-              </w:rPr>
-              <w:br/>
-              <w:t xml:space="preserve">     [faq | vector_store | 0.77]</w:t>
-            </w:r>
-            <w:r>
-              <w:rPr>
-                <w:rFonts w:ascii="Consolas" w:eastAsia="Consolas" w:hAnsi="Consolas"/>
-                <w:sz w:val="16"/>
-              </w:rPr>
-              <w:br/>
-            </w:r>
-            <w:r>
-              <w:rPr>
-                <w:rFonts w:ascii="Consolas" w:eastAsia="Consolas" w:hAnsi="Consolas"/>
-                <w:b/>
-                <w:sz w:val="16"/>
-              </w:rPr>
-              <w:t>You: Who won the cricket match yesterday?</w:t>
-            </w:r>
-            <w:r>
-              <w:rPr>
-                <w:rFonts w:ascii="Consolas" w:eastAsia="Consolas" w:hAnsi="Consolas"/>
-                <w:b/>
-                <w:sz w:val="16"/>
-              </w:rPr>
-              <w:br/>
-            </w:r>
-            <w:r>
-              <w:rPr>
-                <w:rFonts w:ascii="Consolas" w:eastAsia="Consolas" w:hAnsi="Consolas"/>
-                <w:sz w:val="16"/>
-              </w:rPr>
-              <w:t>Bot: Sorry, I could not find an answer to that. I can help with programmes, fees, eligibility, admissions, deadlines, documents, hostel, scholarships, placements and campus facilities. For anything else please contact the admissions office at +91 44 2345 6789.</w:t>
-            </w:r>
-            <w:r>
-              <w:rPr>
-                <w:rFonts w:ascii="Consolas" w:eastAsia="Consolas" w:hAnsi="Consolas"/>
-                <w:sz w:val="16"/>
-              </w:rPr>
-              <w:br/>
-              <w:t xml:space="preserve">     [out_of_scope | fallback | 0.26]</w:t>
-            </w:r>
-          </w:p>
-        </w:tc>
-      </w:tr>
-    </w:tbl>
     <w:p>
       <w:pPr>
-        <w:spacing w:after="40"/>
-      </w:pPr>
-    </w:p>
-    <w:p>
-      <w:pPr>
         <w:pStyle w:val="Heading2"/>
       </w:pPr>
-      <w:bookmarkStart w:id="24" w:name="_Toc242916453"/>
+      <w:bookmarkStart w:id="24" w:name="_Toc243122898"/>
       <w:r>
-        <w:t>9.2 Web demo (streamlit run app_streamlit.py)</w:t>
+        <w:t>9.1 The chat page</w:t>
       </w:r>
       <w:bookmarkEnd w:id="24"/>
     </w:p>
     <w:p>
       <w:r>
-        <w:t>The web demo runs locally at http://localhost:8501. The left panel holds sample questions, the centre shows the conversation, and the right panel explains each answer: intent, confidence, answer source, the rules that fired and the extracted entities.</w:t>
+        <w:t>The page has three parts. On the left are sample questions grouped by topic, plus two guided demos that type out a short conversation on their own (useful during the presentation). The middle is the conversation. Under every answer a small label says which part of the system answered it. On the right, the "How I answered" panel shows the detected intent with its confidence and the top three intent scores, the rules that fired, the details picked out of the question, and the normalised text and key words. Cl</w:t>
+      </w:r>
+      <w:r>
+        <w:t>icking the label under any earlier answer brings its explanation back. After each answer the bot also suggests follow-up questions such as "How long is it?".</w:t>
       </w:r>
     </w:p>
     <w:p>
@@ -9738,8 +9571,8 @@
           <w:noProof/>
         </w:rPr>
         <w:drawing>
-          <wp:inline distT="0" distB="0" distL="0" distR="0" wp14:anchorId="5FBA315F" wp14:editId="0504FB1B">
-            <wp:extent cx="5903999" cy="3935999"/>
+          <wp:inline distT="0" distB="0" distL="0" distR="0" wp14:anchorId="2C1D28A9" wp14:editId="75AD9E74">
+            <wp:extent cx="5903999" cy="3525999"/>
             <wp:effectExtent l="0" t="0" r="0" b="0"/>
             <wp:docPr id="8" name="Picture 8"/>
             <wp:cNvGraphicFramePr>
@@ -9753,7 +9586,7 @@
                     <pic:cNvPicPr/>
                   </pic:nvPicPr>
                   <pic:blipFill>
-                    <a:blip r:embed="rId15"/>
+                    <a:blip r:embed="rId13"/>
                     <a:stretch>
                       <a:fillRect/>
                     </a:stretch>
@@ -9761,7 +9594,7 @@
                   <pic:spPr>
                     <a:xfrm>
                       <a:off x="0" y="0"/>
-                      <a:ext cx="5903999" cy="3935999"/>
+                      <a:ext cx="5903999" cy="3525999"/>
                     </a:xfrm>
                     <a:prstGeom prst="rect">
                       <a:avLst/>
@@ -9785,7 +9618,7 @@
           <w:color w:val="555F6B"/>
           <w:sz w:val="18"/>
         </w:rPr>
-        <w:t>Figure 8. Web demo: follow-up question resolved from context, then an eligibility decision with the rules that fired.</w:t>
+        <w:t>Figure 8. Demo 1: a follow-up question ("How long is it?") answered from context, then an eligibility decision with the rules that fired.</w:t>
       </w:r>
     </w:p>
     <w:p>
@@ -9799,8 +9632,8 @@
         </w:rPr>
         <w:lastRenderedPageBreak/>
         <w:drawing>
-          <wp:inline distT="0" distB="0" distL="0" distR="0" wp14:anchorId="2B21FC5F" wp14:editId="51DB9FE1">
-            <wp:extent cx="5903999" cy="3935999"/>
+          <wp:inline distT="0" distB="0" distL="0" distR="0" wp14:anchorId="20A4B7C9" wp14:editId="6A2B665F">
+            <wp:extent cx="5903999" cy="3525999"/>
             <wp:effectExtent l="0" t="0" r="0" b="0"/>
             <wp:docPr id="9" name="Picture 9"/>
             <wp:cNvGraphicFramePr>
@@ -9814,7 +9647,7 @@
                     <pic:cNvPicPr/>
                   </pic:nvPicPr>
                   <pic:blipFill>
-                    <a:blip r:embed="rId16"/>
+                    <a:blip r:embed="rId14"/>
                     <a:stretch>
                       <a:fillRect/>
                     </a:stretch>
@@ -9822,7 +9655,7 @@
                   <pic:spPr>
                     <a:xfrm>
                       <a:off x="0" y="0"/>
-                      <a:ext cx="5903999" cy="3935999"/>
+                      <a:ext cx="5903999" cy="3525999"/>
                     </a:xfrm>
                     <a:prstGeom prst="rect">
                       <a:avLst/>
@@ -9846,23 +9679,394 @@
           <w:color w:val="555F6B"/>
           <w:sz w:val="18"/>
         </w:rPr>
-        <w:t>Figure 9. Web demo: slot filling (CGPA converted to percentage) and a fee calculation with merit scholarship.</w:t>
+        <w:t>Figure 9. Demo 2: the bot asks for the missing details, converts CGPA to a percentage, and then works out a fee with the merit scholarship.</w:t>
       </w:r>
     </w:p>
     <w:p>
       <w:pPr>
-        <w:pStyle w:val="Heading1"/>
-      </w:pPr>
-      <w:bookmarkStart w:id="25" w:name="_Toc242916454"/>
+        <w:pStyle w:val="Heading2"/>
+      </w:pPr>
+      <w:bookmarkStart w:id="25" w:name="_Toc243122899"/>
       <w:r>
-        <w:t>Appendix A. Software Setup: Steps Followed</w:t>
+        <w:t>9.2 A sample conversation</w:t>
       </w:r>
       <w:bookmarkEnd w:id="25"/>
     </w:p>
     <w:p>
       <w:r>
-        <w:t>All software is free. It was installed for the current Windows user only, without administrator rights:</w:t>
+        <w:t>This is one complete conversation with the chatbot. The line after each answer says which part of the system produced it.</w:t>
       </w:r>
+    </w:p>
+    <w:tbl>
+      <w:tblPr>
+        <w:tblStyle w:val="TableGrid"/>
+        <w:tblW w:w="0" w:type="auto"/>
+        <w:tblLook w:val="04A0" w:firstRow="1" w:lastRow="0" w:firstColumn="1" w:lastColumn="0" w:noHBand="0" w:noVBand="1"/>
+      </w:tblPr>
+      <w:tblGrid>
+        <w:gridCol w:w="9298"/>
+      </w:tblGrid>
+      <w:tr>
+        <w:tc>
+          <w:tcPr>
+            <w:tcW w:w="9298" w:type="dxa"/>
+            <w:shd w:val="clear" w:color="auto" w:fill="F4F6F8"/>
+          </w:tcPr>
+          <w:p>
+            <w:r>
+              <w:rPr>
+                <w:rFonts w:ascii="Consolas" w:eastAsia="Consolas" w:hAnsi="Consolas"/>
+                <w:b/>
+                <w:sz w:val="16"/>
+              </w:rPr>
+              <w:t>You: What is the fee for M.Tech AI?</w:t>
+            </w:r>
+            <w:r>
+              <w:rPr>
+                <w:rFonts w:ascii="Consolas" w:eastAsia="Consolas" w:hAnsi="Consolas"/>
+                <w:b/>
+                <w:sz w:val="16"/>
+              </w:rPr>
+              <w:br/>
+            </w:r>
+            <w:r>
+              <w:rPr>
+                <w:rFonts w:ascii="Consolas" w:eastAsia="Consolas" w:hAnsi="Consolas"/>
+                <w:sz w:val="16"/>
+              </w:rPr>
+              <w:t>Bot: The tuition fee for M.Tech Artificial Intelligence is Rs. 1,20,000 per year. The total tuition for 2 years is about Rs. 2,40,000. A one-time application fee of Rs. 1,000 and a refundable caution deposit of Rs. 10,000 are also payable. Hostel with mess costs Rs. 85,000 per year extra.</w:t>
+            </w:r>
+            <w:r>
+              <w:rPr>
+                <w:rFonts w:ascii="Consolas" w:eastAsia="Consolas" w:hAnsi="Consolas"/>
+                <w:sz w:val="16"/>
+              </w:rPr>
+              <w:br/>
+              <w:t xml:space="preserve">     (answered by: frame knowledge base)</w:t>
+            </w:r>
+            <w:r>
+              <w:rPr>
+                <w:rFonts w:ascii="Consolas" w:eastAsia="Consolas" w:hAnsi="Consolas"/>
+                <w:sz w:val="16"/>
+              </w:rPr>
+              <w:br/>
+            </w:r>
+            <w:r>
+              <w:rPr>
+                <w:rFonts w:ascii="Consolas" w:eastAsia="Consolas" w:hAnsi="Consolas"/>
+                <w:b/>
+                <w:sz w:val="16"/>
+              </w:rPr>
+              <w:t>You: How long is it?</w:t>
+            </w:r>
+            <w:r>
+              <w:rPr>
+                <w:rFonts w:ascii="Consolas" w:eastAsia="Consolas" w:hAnsi="Consolas"/>
+                <w:b/>
+                <w:sz w:val="16"/>
+              </w:rPr>
+              <w:br/>
+            </w:r>
+            <w:r>
+              <w:rPr>
+                <w:rFonts w:ascii="Consolas" w:eastAsia="Consolas" w:hAnsi="Consolas"/>
+                <w:sz w:val="16"/>
+              </w:rPr>
+              <w:t>Bot: M.Tech Artificial Intelligence is a 2 years (4 semesters) full-time, on campus programme.</w:t>
+            </w:r>
+            <w:r>
+              <w:rPr>
+                <w:rFonts w:ascii="Consolas" w:eastAsia="Consolas" w:hAnsi="Consolas"/>
+                <w:sz w:val="16"/>
+              </w:rPr>
+              <w:br/>
+              <w:t xml:space="preserve">     (answered by: frame knowledge base)</w:t>
+            </w:r>
+            <w:r>
+              <w:rPr>
+                <w:rFonts w:ascii="Consolas" w:eastAsia="Consolas" w:hAnsi="Consolas"/>
+                <w:sz w:val="16"/>
+              </w:rPr>
+              <w:br/>
+            </w:r>
+            <w:r>
+              <w:rPr>
+                <w:rFonts w:ascii="Consolas" w:eastAsia="Consolas" w:hAnsi="Consolas"/>
+                <w:b/>
+                <w:sz w:val="16"/>
+              </w:rPr>
+              <w:t>You: What about MBA?</w:t>
+            </w:r>
+            <w:r>
+              <w:rPr>
+                <w:rFonts w:ascii="Consolas" w:eastAsia="Consolas" w:hAnsi="Consolas"/>
+                <w:b/>
+                <w:sz w:val="16"/>
+              </w:rPr>
+              <w:br/>
+            </w:r>
+            <w:r>
+              <w:rPr>
+                <w:rFonts w:ascii="Consolas" w:eastAsia="Consolas" w:hAnsi="Consolas"/>
+                <w:sz w:val="16"/>
+              </w:rPr>
+              <w:t>Bot: MBA (Master of Business Administration) is a 2 years (4 semesters) full-time, on campus programme.</w:t>
+            </w:r>
+            <w:r>
+              <w:rPr>
+                <w:rFonts w:ascii="Consolas" w:eastAsia="Consolas" w:hAnsi="Consolas"/>
+                <w:sz w:val="16"/>
+              </w:rPr>
+              <w:br/>
+              <w:t xml:space="preserve">     (answered by: frame knowledge base)</w:t>
+            </w:r>
+            <w:r>
+              <w:rPr>
+                <w:rFonts w:ascii="Consolas" w:eastAsia="Consolas" w:hAnsi="Consolas"/>
+                <w:sz w:val="16"/>
+              </w:rPr>
+              <w:br/>
+            </w:r>
+            <w:r>
+              <w:rPr>
+                <w:rFonts w:ascii="Consolas" w:eastAsia="Consolas" w:hAnsi="Consolas"/>
+                <w:b/>
+                <w:sz w:val="16"/>
+              </w:rPr>
+              <w:t>You: Am I eligible for M.Tech AI?</w:t>
+            </w:r>
+            <w:r>
+              <w:rPr>
+                <w:rFonts w:ascii="Consolas" w:eastAsia="Consolas" w:hAnsi="Consolas"/>
+                <w:b/>
+                <w:sz w:val="16"/>
+              </w:rPr>
+              <w:br/>
+            </w:r>
+            <w:r>
+              <w:rPr>
+                <w:rFonts w:ascii="Consolas" w:eastAsia="Consolas" w:hAnsi="Consolas"/>
+                <w:sz w:val="16"/>
+              </w:rPr>
+              <w:t>Bot: To check your eligibility for M.Tech Artificial Intelligence, please tell me your qualification (e.g. 'B.Tech ECE', 'B.Sc', '12th') and your percentage or CGPA.</w:t>
+            </w:r>
+            <w:r>
+              <w:rPr>
+                <w:rFonts w:ascii="Consolas" w:eastAsia="Consolas" w:hAnsi="Consolas"/>
+                <w:sz w:val="16"/>
+              </w:rPr>
+              <w:br/>
+              <w:t xml:space="preserve">     (answered by: dialogue manager)</w:t>
+            </w:r>
+            <w:r>
+              <w:rPr>
+                <w:rFonts w:ascii="Consolas" w:eastAsia="Consolas" w:hAnsi="Consolas"/>
+                <w:sz w:val="16"/>
+              </w:rPr>
+              <w:br/>
+            </w:r>
+            <w:r>
+              <w:rPr>
+                <w:rFonts w:ascii="Consolas" w:eastAsia="Consolas" w:hAnsi="Consolas"/>
+                <w:b/>
+                <w:sz w:val="16"/>
+              </w:rPr>
+              <w:t>You: I did B.E ECE with 6.8 CGPA and I qualified GATE</w:t>
+            </w:r>
+            <w:r>
+              <w:rPr>
+                <w:rFonts w:ascii="Consolas" w:eastAsia="Consolas" w:hAnsi="Consolas"/>
+                <w:b/>
+                <w:sz w:val="16"/>
+              </w:rPr>
+              <w:br/>
+            </w:r>
+            <w:r>
+              <w:rPr>
+                <w:rFonts w:ascii="Consolas" w:eastAsia="Consolas" w:hAnsi="Consolas"/>
+                <w:sz w:val="16"/>
+              </w:rPr>
+              <w:t>Bot: Yes, you are eligible for M.Tech Artificial Intelligence. Converted CGPA 6.8 to 64.6% using the standard formula (CGPA x 9.5). Your qualification (B.Tech ECE) is accepted for M.Tech Artificial Intelligence. Your score 64.6% meets the cut-off of 60%. Your GATE score is accepted. You will also get a GATE stipend of Rs. 12,400 per month for GATE-qualified students.</w:t>
+            </w:r>
+            <w:r>
+              <w:rPr>
+                <w:rFonts w:ascii="Consolas" w:eastAsia="Consolas" w:hAnsi="Consolas"/>
+                <w:sz w:val="16"/>
+              </w:rPr>
+              <w:br/>
+              <w:t xml:space="preserve">     (answered by: rule-based reasoning)</w:t>
+            </w:r>
+            <w:r>
+              <w:rPr>
+                <w:rFonts w:ascii="Consolas" w:eastAsia="Consolas" w:hAnsi="Consolas"/>
+                <w:sz w:val="16"/>
+              </w:rPr>
+              <w:br/>
+            </w:r>
+            <w:r>
+              <w:rPr>
+                <w:rFonts w:ascii="Consolas" w:eastAsia="Consolas" w:hAnsi="Consolas"/>
+                <w:b/>
+                <w:sz w:val="16"/>
+              </w:rPr>
+              <w:t>You: I scored 96% in 12th and I am a state level athlete. What will my fee be for B.Tech CSE?</w:t>
+            </w:r>
+            <w:r>
+              <w:rPr>
+                <w:rFonts w:ascii="Consolas" w:eastAsia="Consolas" w:hAnsi="Consolas"/>
+                <w:b/>
+                <w:sz w:val="16"/>
+              </w:rPr>
+              <w:br/>
+            </w:r>
+            <w:r>
+              <w:rPr>
+                <w:rFonts w:ascii="Consolas" w:eastAsia="Consolas" w:hAnsi="Consolas"/>
+                <w:sz w:val="16"/>
+              </w:rPr>
+              <w:t>Bot: Fee estimate for B.Tech Computer Science and Engineering: tuition Rs. 1,50,000 per year. Merit scholarship: 96.0% &gt;= 95% gives a 50% tuition waiver. Sports quota (state/national level) adds a 25% waiver. The total waiver is capped at 60%. Net tuition fee = Rs. 1,50,000 - 60% = Rs. 60,000 per year. Your estimated tuition is Rs. 60,000 per year (scholarship 60%).</w:t>
+            </w:r>
+            <w:r>
+              <w:rPr>
+                <w:rFonts w:ascii="Consolas" w:eastAsia="Consolas" w:hAnsi="Consolas"/>
+                <w:sz w:val="16"/>
+              </w:rPr>
+              <w:br/>
+              <w:t xml:space="preserve">     (answered by: rule-based reasoning)</w:t>
+            </w:r>
+            <w:r>
+              <w:rPr>
+                <w:rFonts w:ascii="Consolas" w:eastAsia="Consolas" w:hAnsi="Consolas"/>
+                <w:sz w:val="16"/>
+              </w:rPr>
+              <w:br/>
+            </w:r>
+            <w:r>
+              <w:rPr>
+                <w:rFonts w:ascii="Consolas" w:eastAsia="Consolas" w:hAnsi="Consolas"/>
+                <w:b/>
+                <w:sz w:val="16"/>
+              </w:rPr>
+              <w:t>You: hostle fees for girls?</w:t>
+            </w:r>
+            <w:r>
+              <w:rPr>
+                <w:rFonts w:ascii="Consolas" w:eastAsia="Consolas" w:hAnsi="Consolas"/>
+                <w:b/>
+                <w:sz w:val="16"/>
+              </w:rPr>
+              <w:br/>
+            </w:r>
+            <w:r>
+              <w:rPr>
+                <w:rFonts w:ascii="Consolas" w:eastAsia="Consolas" w:hAnsi="Consolas"/>
+                <w:sz w:val="16"/>
+              </w:rPr>
+              <w:t>Bot: Separate hostels for boys (1,200 beds) and girls (900 beds) inside the campus. Rooms: single, double and triple sharing. The fee is Rs. 85,000 per year, which includes accommodation and mess (veg and non-veg). AC rooms cost Rs. 20,000 extra per year. In-time 9:00 PM for all students.</w:t>
+            </w:r>
+            <w:r>
+              <w:rPr>
+                <w:rFonts w:ascii="Consolas" w:eastAsia="Consolas" w:hAnsi="Consolas"/>
+                <w:sz w:val="16"/>
+              </w:rPr>
+              <w:br/>
+              <w:t xml:space="preserve">     (answered by: frame knowledge base)</w:t>
+            </w:r>
+            <w:r>
+              <w:rPr>
+                <w:rFonts w:ascii="Consolas" w:eastAsia="Consolas" w:hAnsi="Consolas"/>
+                <w:sz w:val="16"/>
+              </w:rPr>
+              <w:br/>
+            </w:r>
+            <w:r>
+              <w:rPr>
+                <w:rFonts w:ascii="Consolas" w:eastAsia="Consolas" w:hAnsi="Consolas"/>
+                <w:b/>
+                <w:sz w:val="16"/>
+              </w:rPr>
+              <w:lastRenderedPageBreak/>
+              <w:t>You: Is the campus ragging free?</w:t>
+            </w:r>
+            <w:r>
+              <w:rPr>
+                <w:rFonts w:ascii="Consolas" w:eastAsia="Consolas" w:hAnsi="Consolas"/>
+                <w:b/>
+                <w:sz w:val="16"/>
+              </w:rPr>
+              <w:br/>
+            </w:r>
+            <w:r>
+              <w:rPr>
+                <w:rFonts w:ascii="Consolas" w:eastAsia="Consolas" w:hAnsi="Consolas"/>
+                <w:sz w:val="16"/>
+              </w:rPr>
+              <w:t>Bot: Greenfield University has zero tolerance for ragging. An anti-ragging committee and squad monitor the campus and hostels 24x7, and students can report incidents anonymously on the helpline 1800-180-5522.</w:t>
+            </w:r>
+            <w:r>
+              <w:rPr>
+                <w:rFonts w:ascii="Consolas" w:eastAsia="Consolas" w:hAnsi="Consolas"/>
+                <w:sz w:val="16"/>
+              </w:rPr>
+              <w:br/>
+              <w:t xml:space="preserve">     (answered by: vector-store search)</w:t>
+            </w:r>
+            <w:r>
+              <w:rPr>
+                <w:rFonts w:ascii="Consolas" w:eastAsia="Consolas" w:hAnsi="Consolas"/>
+                <w:sz w:val="16"/>
+              </w:rPr>
+              <w:br/>
+            </w:r>
+            <w:r>
+              <w:rPr>
+                <w:rFonts w:ascii="Consolas" w:eastAsia="Consolas" w:hAnsi="Consolas"/>
+                <w:b/>
+                <w:sz w:val="16"/>
+              </w:rPr>
+              <w:t>You: Who won the cricket match yesterday?</w:t>
+            </w:r>
+            <w:r>
+              <w:rPr>
+                <w:rFonts w:ascii="Consolas" w:eastAsia="Consolas" w:hAnsi="Consolas"/>
+                <w:b/>
+                <w:sz w:val="16"/>
+              </w:rPr>
+              <w:br/>
+            </w:r>
+            <w:r>
+              <w:rPr>
+                <w:rFonts w:ascii="Consolas" w:eastAsia="Consolas" w:hAnsi="Consolas"/>
+                <w:sz w:val="16"/>
+              </w:rPr>
+              <w:t>Bot: Sorry, I could not find an answer to that. I can help with programmes, fees, eligibility, admissions, deadlines, documents, hostel, scholarships, placements and campus facilities. For anything else please contact the admissions office at +91 44 2345 6789.</w:t>
+            </w:r>
+            <w:r>
+              <w:rPr>
+                <w:rFonts w:ascii="Consolas" w:eastAsia="Consolas" w:hAnsi="Consolas"/>
+                <w:sz w:val="16"/>
+              </w:rPr>
+              <w:br/>
+              <w:t xml:space="preserve">     (answered by: out of scope)</w:t>
+            </w:r>
+          </w:p>
+        </w:tc>
+      </w:tr>
+    </w:tbl>
+    <w:p>
+      <w:pPr>
+        <w:spacing w:after="40"/>
+      </w:pPr>
+    </w:p>
+    <w:p>
+      <w:pPr>
+        <w:pStyle w:val="Heading1"/>
+      </w:pPr>
+      <w:bookmarkStart w:id="26" w:name="_Toc243122900"/>
+      <w:r>
+        <w:t>Appendix A. How to Use the Solution</w:t>
+      </w:r>
+      <w:bookmarkEnd w:id="26"/>
     </w:p>
     <w:p>
       <w:pPr>
@@ -9877,10 +10081,10 @@
         <w:rPr>
           <w:b/>
         </w:rPr>
-        <w:t xml:space="preserve">Python 3.12.10: </w:t>
+        <w:t xml:space="preserve">The chatbot: </w:t>
       </w:r>
       <w:r>
-        <w:t>winget install --id Python.Python.3.12 -e --scope user</w:t>
+        <w:t>open https://manikandanayyakkannu.github.io/FAI-Mini-Project/ in any browser. Click a sample question or type your own. "Demo 1" and "Demo 2" in the left panel play a short conversation for the presentation.</w:t>
       </w:r>
     </w:p>
     <w:p>
@@ -9896,10 +10100,10 @@
         <w:rPr>
           <w:b/>
         </w:rPr>
-        <w:t xml:space="preserve">Visual Studio Code 1.141: </w:t>
+        <w:t xml:space="preserve">Test results in the browser: </w:t>
       </w:r>
       <w:r>
-        <w:t>winget install --id Microsoft.VisualStudioCode -e --scope user</w:t>
+        <w:t>open tests/engine-test.html on the same site. It runs both test sets and shows the accuracy and every answer.</w:t>
       </w:r>
     </w:p>
     <w:p>
@@ -9915,10 +10119,10 @@
         <w:rPr>
           <w:b/>
         </w:rPr>
-        <w:t xml:space="preserve">VS Code extensions: </w:t>
+        <w:t xml:space="preserve">The notebook: </w:t>
       </w:r>
       <w:r>
-        <w:t>Python (ms-python.python) and Jupyter (ms-toolsai.jupyter), via code --install-extension</w:t>
+        <w:t>open the project folder in VS Code (File &gt; Open Folder), open University_Enquiry_Chatbot.ipynb, select the Python 3.12 kernel (top right) and click Run All. It recomputes every metric and figure in this report.</w:t>
       </w:r>
     </w:p>
     <w:p>
@@ -9927,6 +10131,78 @@
         <w:numPr>
           <w:ilvl w:val="0"/>
           <w:numId w:val="12"/>
+        </w:numPr>
+        <w:spacing w:after="60"/>
+      </w:pPr>
+      <w:r>
+        <w:rPr>
+          <w:b/>
+        </w:rPr>
+        <w:t xml:space="preserve">Changing the knowledge: </w:t>
+      </w:r>
+      <w:r>
+        <w:t>the facts, rules, intents and FAQs live in data/*.json. Both the website and the notebook read these files, so an edit there changes both.</w:t>
+      </w:r>
+    </w:p>
+    <w:p>
+      <w:pPr>
+        <w:pStyle w:val="Heading1"/>
+      </w:pPr>
+      <w:bookmarkStart w:id="27" w:name="_Toc243122901"/>
+      <w:r>
+        <w:t>Appendix B. Software Used</w:t>
+      </w:r>
+      <w:bookmarkEnd w:id="27"/>
+    </w:p>
+    <w:p>
+      <w:r>
+        <w:t>All the software is free. Nothing needs to be installed to use the chatbot, since it runs in the browser. For the notebook we installed, for the Windows user only:</w:t>
+      </w:r>
+    </w:p>
+    <w:p>
+      <w:pPr>
+        <w:pStyle w:val="ListNumber"/>
+        <w:numPr>
+          <w:ilvl w:val="0"/>
+          <w:numId w:val="13"/>
+        </w:numPr>
+        <w:spacing w:after="60"/>
+      </w:pPr>
+      <w:r>
+        <w:rPr>
+          <w:b/>
+        </w:rPr>
+        <w:t xml:space="preserve">Python 3.12.10 </w:t>
+      </w:r>
+      <w:r>
+        <w:t>(winget install --id Python.Python.3.12 -e --scope user)</w:t>
+      </w:r>
+    </w:p>
+    <w:p>
+      <w:pPr>
+        <w:pStyle w:val="ListNumber"/>
+        <w:numPr>
+          <w:ilvl w:val="0"/>
+          <w:numId w:val="13"/>
+        </w:numPr>
+        <w:spacing w:after="60"/>
+      </w:pPr>
+      <w:r>
+        <w:rPr>
+          <w:b/>
+        </w:rPr>
+        <w:t xml:space="preserve">Visual Studio Code </w:t>
+      </w:r>
+      <w:r>
+        <w:t>with the Python and Jupyter extensions</w:t>
+      </w:r>
+    </w:p>
+    <w:p>
+      <w:pPr>
+        <w:pStyle w:val="ListNumber"/>
+        <w:numPr>
+          <w:ilvl w:val="0"/>
+          <w:numId w:val="13"/>
         </w:numPr>
         <w:spacing w:after="60"/>
       </w:pPr>
@@ -9937,37 +10213,8 @@
         <w:t xml:space="preserve">Python libraries: </w:t>
       </w:r>
       <w:r>
-        <w:t>python -m pip install numpy pandas scikit-learn matplotlib python-docx jupyter ipykernel nbformat nbconvert streamlit</w:t>
+        <w:t>numpy, pandas, scikit-learn, matplotlib, jupyter and ipykernel (python -m pip install -r requirements.txt)</w:t>
       </w:r>
-    </w:p>
-    <w:p>
-      <w:pPr>
-        <w:pStyle w:val="ListNumber"/>
-        <w:numPr>
-          <w:ilvl w:val="0"/>
-          <w:numId w:val="12"/>
-        </w:numPr>
-        <w:spacing w:after="60"/>
-      </w:pPr>
-      <w:r>
-        <w:rPr>
-          <w:b/>
-        </w:rPr>
-        <w:t xml:space="preserve">PATH: </w:t>
-      </w:r>
-      <w:r>
-        <w:t>the Python and Python\Scripts folders were added to the user PATH so that python, pip and streamlit work in any terminal</w:t>
-      </w:r>
-    </w:p>
-    <w:p>
-      <w:pPr>
-        <w:pStyle w:val="Heading1"/>
-      </w:pPr>
-      <w:bookmarkStart w:id="26" w:name="_Toc242916455"/>
-      <w:r>
-        <w:t>Appendix B. How to Run the Solution</w:t>
-      </w:r>
-      <w:bookmarkEnd w:id="26"/>
     </w:p>
     <w:p>
       <w:pPr>
@@ -9982,98 +10229,21 @@
         <w:rPr>
           <w:b/>
         </w:rPr>
-        <w:t xml:space="preserve">Open the project: </w:t>
+        <w:t xml:space="preserve">Hosting: </w:t>
       </w:r>
       <w:r>
-        <w:t>in VS Code choose File &gt; Open Folder and select the university_chatbot folder.</w:t>
+        <w:t>GitHub Pages (Settings &gt; Pages &gt; Deploy from branch: main, folder / (root))</w:t>
       </w:r>
     </w:p>
     <w:p>
       <w:pPr>
-        <w:pStyle w:val="ListNumber"/>
-        <w:numPr>
-          <w:ilvl w:val="0"/>
-          <w:numId w:val="13"/>
-        </w:numPr>
-        <w:spacing w:after="60"/>
-      </w:pPr>
+        <w:pStyle w:val="Heading1"/>
+      </w:pPr>
+      <w:bookmarkStart w:id="28" w:name="_Toc243122902"/>
       <w:r>
-        <w:rPr>
-          <w:b/>
-        </w:rPr>
-        <w:t xml:space="preserve">Notebook: </w:t>
-      </w:r>
-      <w:r>
-        <w:t>open University_Enquiry_Chatbot.ipynb, select the Python 3.12 kernel (top-right) and click Run All.</w:t>
-      </w:r>
-    </w:p>
-    <w:p>
-      <w:pPr>
-        <w:pStyle w:val="ListNumber"/>
-        <w:numPr>
-          <w:ilvl w:val="0"/>
-          <w:numId w:val="13"/>
-        </w:numPr>
-        <w:spacing w:after="60"/>
-      </w:pPr>
-      <w:r>
-        <w:rPr>
-          <w:b/>
-        </w:rPr>
-        <w:t xml:space="preserve">Terminal chatbot: </w:t>
-      </w:r>
-      <w:r>
-        <w:t>open Terminal &gt; New Terminal and run:  python chat_cli.py   (commands: /why, /reset, /help, /exit)</w:t>
-      </w:r>
-    </w:p>
-    <w:p>
-      <w:pPr>
-        <w:pStyle w:val="ListNumber"/>
-        <w:numPr>
-          <w:ilvl w:val="0"/>
-          <w:numId w:val="13"/>
-        </w:numPr>
-        <w:spacing w:after="60"/>
-      </w:pPr>
-      <w:r>
-        <w:rPr>
-          <w:b/>
-        </w:rPr>
-        <w:t xml:space="preserve">Web demo: </w:t>
-      </w:r>
-      <w:r>
-        <w:t>in the terminal run:  streamlit run app_streamlit.py   then open http://localhost:8501 (add ?demo=1 for a sample conversation).</w:t>
-      </w:r>
-    </w:p>
-    <w:p>
-      <w:pPr>
-        <w:pStyle w:val="ListNumber"/>
-        <w:numPr>
-          <w:ilvl w:val="0"/>
-          <w:numId w:val="13"/>
-        </w:numPr>
-        <w:spacing w:after="60"/>
-      </w:pPr>
-      <w:r>
-        <w:rPr>
-          <w:b/>
-        </w:rPr>
-        <w:t xml:space="preserve">Re-run the evaluation: </w:t>
-      </w:r>
-      <w:r>
-        <w:t>the notebook recomputes every metric and figure from data/test_queries.csv.</w:t>
-      </w:r>
-    </w:p>
-    <w:p>
-      <w:pPr>
-        <w:pStyle w:val="Heading1"/>
-      </w:pPr>
-      <w:bookmarkStart w:id="27" w:name="_Toc242916456"/>
-      <w:r>
-        <w:lastRenderedPageBreak/>
         <w:t>References</w:t>
       </w:r>
-      <w:bookmarkEnd w:id="27"/>
+      <w:bookmarkEnd w:id="28"/>
     </w:p>
     <w:p>
       <w:pPr>
@@ -10141,134 +10311,13 @@
       </w:r>
     </w:p>
     <w:sectPr>
-      <w:headerReference w:type="default" r:id="rId17"/>
-      <w:footerReference w:type="default" r:id="rId18"/>
       <w:pgSz w:w="11906" w:h="16838"/>
       <w:pgMar w:top="1247" w:right="1304" w:bottom="1247" w:left="1304" w:header="720" w:footer="720" w:gutter="0"/>
       <w:cols w:space="720"/>
-      <w:titlePg/>
       <w:docGrid w:linePitch="360"/>
     </w:sectPr>
   </w:body>
 </w:document>
-</file>
-
-<file path=word/endnotes.xml><?xml version="1.0" encoding="utf-8"?>
-<w:endnotes xmlns:wpc="http://schemas.microsoft.com/office/word/2010/wordprocessingCanvas" xmlns:cx="http://schemas.microsoft.com/office/drawing/2014/chartex" xmlns:cx1="http://schemas.microsoft.com/office/drawing/2015/9/8/chartex" xmlns:cx2="http://schemas.microsoft.com/office/drawing/2015/10/21/chartex" xmlns:cx3="http://schemas.microsoft.com/office/drawing/2016/5/9/chartex" xmlns:cx4="http://schemas.microsoft.com/office/drawing/2016/5/10/chartex" xmlns:cx5="http://schemas.microsoft.com/office/drawing/2016/5/11/chartex" xmlns:cx6="http://schemas.microsoft.com/office/drawing/2016/5/12/chartex" xmlns:cx7="http://schemas.microsoft.com/office/drawing/2016/5/13/chartex" xmlns:cx8="http://schemas.microsoft.com/office/drawing/2016/5/14/chartex" xmlns:mc="http://schemas.openxmlformats.org/markup-compatibility/2006" xmlns:aink="http://schemas.microsoft.com/office/drawing/2016/ink" xmlns:am3d="http://schemas.microsoft.com/office/drawing/2017/model3d" xmlns:o="urn:schemas-microsoft-com:office:office" xmlns:oel="http://schemas.microsoft.com/office/2019/extlst" xmlns:r="http://schemas.openxmlformats.org/officeDocument/2006/relationships" xmlns:m="http://schemas.openxmlformats.org/officeDocument/2006/math" xmlns:v="urn:schemas-microsoft-com:vml" xmlns:wp14="http://schemas.microsoft.com/office/word/2010/wordprocessingDrawing" xmlns:wp="http://schemas.openxmlformats.org/drawingml/2006/wordprocessingDrawing" xmlns:w10="urn:schemas-microsoft-com:office:word" xmlns:w="http://schemas.openxmlformats.org/wordprocessingml/2006/main" xmlns:w14="http://schemas.microsoft.com/office/word/2010/wordml" xmlns:w15="http://schemas.microsoft.com/office/word/2012/wordml" xmlns:w16cex="http://schemas.microsoft.com/office/word/2018/wordml/cex" xmlns:w16cid="http://schemas.microsoft.com/office/word/2016/wordml/cid" xmlns:w16="http://schemas.microsoft.com/office/word/2018/wordml" xmlns:w16du="http://schemas.microsoft.com/office/word/2023/wordml/word16du" xmlns:w16sdtdh="http://schemas.microsoft.com/office/word/2020/wordml/sdtdatahash" xmlns:w16sdtfl="http://schemas.microsoft.com/office/word/2024/wordml/sdtformatlock" xmlns:w16se="http://schemas.microsoft.com/office/word/2015/wordml/symex" xmlns:wpg="http://schemas.microsoft.com/office/word/2010/wordprocessingGroup" xmlns:wpi="http://schemas.microsoft.com/office/word/2010/wordprocessingInk" xmlns:wne="http://schemas.microsoft.com/office/word/2006/wordml" xmlns:wps="http://schemas.microsoft.com/office/word/2010/wordprocessingShape" mc:Ignorable="w14 w15 w16se w16cid w16 w16cex w16sdtdh w16sdtfl w16du wp14">
-  <w:endnote w:type="separator" w:id="-1">
-    <w:p>
-      <w:pPr>
-        <w:spacing w:after="0" w:line="240" w:lineRule="auto"/>
-      </w:pPr>
-      <w:r>
-        <w:separator/>
-      </w:r>
-    </w:p>
-  </w:endnote>
-  <w:endnote w:type="continuationSeparator" w:id="0">
-    <w:p>
-      <w:pPr>
-        <w:spacing w:after="0" w:line="240" w:lineRule="auto"/>
-      </w:pPr>
-      <w:r>
-        <w:continuationSeparator/>
-      </w:r>
-    </w:p>
-  </w:endnote>
-</w:endnotes>
-</file>
-
-<file path=word/footer1.xml><?xml version="1.0" encoding="utf-8"?>
-<w:ftr xmlns:wpc="http://schemas.microsoft.com/office/word/2010/wordprocessingCanvas" xmlns:cx="http://schemas.microsoft.com/office/drawing/2014/chartex" xmlns:cx1="http://schemas.microsoft.com/office/drawing/2015/9/8/chartex" xmlns:cx2="http://schemas.microsoft.com/office/drawing/2015/10/21/chartex" xmlns:cx3="http://schemas.microsoft.com/office/drawing/2016/5/9/chartex" xmlns:cx4="http://schemas.microsoft.com/office/drawing/2016/5/10/chartex" xmlns:cx5="http://schemas.microsoft.com/office/drawing/2016/5/11/chartex" xmlns:cx6="http://schemas.microsoft.com/office/drawing/2016/5/12/chartex" xmlns:cx7="http://schemas.microsoft.com/office/drawing/2016/5/13/chartex" xmlns:cx8="http://schemas.microsoft.com/office/drawing/2016/5/14/chartex" xmlns:mc="http://schemas.openxmlformats.org/markup-compatibility/2006" xmlns:aink="http://schemas.microsoft.com/office/drawing/2016/ink" xmlns:am3d="http://schemas.microsoft.com/office/drawing/2017/model3d" xmlns:o="urn:schemas-microsoft-com:office:office" xmlns:oel="http://schemas.microsoft.com/office/2019/extlst" xmlns:r="http://schemas.openxmlformats.org/officeDocument/2006/relationships" xmlns:m="http://schemas.openxmlformats.org/officeDocument/2006/math" xmlns:v="urn:schemas-microsoft-com:vml" xmlns:wp14="http://schemas.microsoft.com/office/word/2010/wordprocessingDrawing" xmlns:wp="http://schemas.openxmlformats.org/drawingml/2006/wordprocessingDrawing" xmlns:w10="urn:schemas-microsoft-com:office:word" xmlns:w="http://schemas.openxmlformats.org/wordprocessingml/2006/main" xmlns:w14="http://schemas.microsoft.com/office/word/2010/wordml" xmlns:w15="http://schemas.microsoft.com/office/word/2012/wordml" xmlns:w16cex="http://schemas.microsoft.com/office/word/2018/wordml/cex" xmlns:w16cid="http://schemas.microsoft.com/office/word/2016/wordml/cid" xmlns:w16="http://schemas.microsoft.com/office/word/2018/wordml" xmlns:w16du="http://schemas.microsoft.com/office/word/2023/wordml/word16du" xmlns:w16sdtdh="http://schemas.microsoft.com/office/word/2020/wordml/sdtdatahash" xmlns:w16sdtfl="http://schemas.microsoft.com/office/word/2024/wordml/sdtformatlock" xmlns:w16se="http://schemas.microsoft.com/office/word/2015/wordml/symex" xmlns:wpg="http://schemas.microsoft.com/office/word/2010/wordprocessingGroup" xmlns:wpi="http://schemas.microsoft.com/office/word/2010/wordprocessingInk" xmlns:wne="http://schemas.microsoft.com/office/word/2006/wordml" xmlns:wps="http://schemas.microsoft.com/office/word/2010/wordprocessingShape" mc:Ignorable="w14 w15 w16se w16cid w16 w16cex w16sdtdh w16sdtfl w16du wp14">
-  <w:p>
-    <w:pPr>
-      <w:pStyle w:val="Footer"/>
-      <w:jc w:val="center"/>
-    </w:pPr>
-    <w:r>
-      <w:rPr>
-        <w:color w:val="555F6B"/>
-        <w:sz w:val="18"/>
-      </w:rPr>
-      <w:fldChar w:fldCharType="begin"/>
-    </w:r>
-    <w:r>
-      <w:rPr>
-        <w:color w:val="555F6B"/>
-        <w:sz w:val="18"/>
-      </w:rPr>
-      <w:instrText>PAGE</w:instrText>
-    </w:r>
-    <w:r>
-      <w:rPr>
-        <w:color w:val="555F6B"/>
-        <w:sz w:val="18"/>
-      </w:rPr>
-      <w:fldChar w:fldCharType="separate"/>
-    </w:r>
-    <w:r>
-      <w:rPr>
-        <w:noProof/>
-        <w:color w:val="555F6B"/>
-        <w:sz w:val="18"/>
-      </w:rPr>
-      <w:t>2</w:t>
-    </w:r>
-    <w:r>
-      <w:rPr>
-        <w:color w:val="555F6B"/>
-        <w:sz w:val="18"/>
-      </w:rPr>
-      <w:fldChar w:fldCharType="end"/>
-    </w:r>
-  </w:p>
-</w:ftr>
-</file>
-
-<file path=word/footnotes.xml><?xml version="1.0" encoding="utf-8"?>
-<w:footnotes xmlns:wpc="http://schemas.microsoft.com/office/word/2010/wordprocessingCanvas" xmlns:cx="http://schemas.microsoft.com/office/drawing/2014/chartex" xmlns:cx1="http://schemas.microsoft.com/office/drawing/2015/9/8/chartex" xmlns:cx2="http://schemas.microsoft.com/office/drawing/2015/10/21/chartex" xmlns:cx3="http://schemas.microsoft.com/office/drawing/2016/5/9/chartex" xmlns:cx4="http://schemas.microsoft.com/office/drawing/2016/5/10/chartex" xmlns:cx5="http://schemas.microsoft.com/office/drawing/2016/5/11/chartex" xmlns:cx6="http://schemas.microsoft.com/office/drawing/2016/5/12/chartex" xmlns:cx7="http://schemas.microsoft.com/office/drawing/2016/5/13/chartex" xmlns:cx8="http://schemas.microsoft.com/office/drawing/2016/5/14/chartex" xmlns:mc="http://schemas.openxmlformats.org/markup-compatibility/2006" xmlns:aink="http://schemas.microsoft.com/office/drawing/2016/ink" xmlns:am3d="http://schemas.microsoft.com/office/drawing/2017/model3d" xmlns:o="urn:schemas-microsoft-com:office:office" xmlns:oel="http://schemas.microsoft.com/office/2019/extlst" xmlns:r="http://schemas.openxmlformats.org/officeDocument/2006/relationships" xmlns:m="http://schemas.openxmlformats.org/officeDocument/2006/math" xmlns:v="urn:schemas-microsoft-com:vml" xmlns:wp14="http://schemas.microsoft.com/office/word/2010/wordprocessingDrawing" xmlns:wp="http://schemas.openxmlformats.org/drawingml/2006/wordprocessingDrawing" xmlns:w10="urn:schemas-microsoft-com:office:word" xmlns:w="http://schemas.openxmlformats.org/wordprocessingml/2006/main" xmlns:w14="http://schemas.microsoft.com/office/word/2010/wordml" xmlns:w15="http://schemas.microsoft.com/office/word/2012/wordml" xmlns:w16cex="http://schemas.microsoft.com/office/word/2018/wordml/cex" xmlns:w16cid="http://schemas.microsoft.com/office/word/2016/wordml/cid" xmlns:w16="http://schemas.microsoft.com/office/word/2018/wordml" xmlns:w16du="http://schemas.microsoft.com/office/word/2023/wordml/word16du" xmlns:w16sdtdh="http://schemas.microsoft.com/office/word/2020/wordml/sdtdatahash" xmlns:w16sdtfl="http://schemas.microsoft.com/office/word/2024/wordml/sdtformatlock" xmlns:w16se="http://schemas.microsoft.com/office/word/2015/wordml/symex" xmlns:wpg="http://schemas.microsoft.com/office/word/2010/wordprocessingGroup" xmlns:wpi="http://schemas.microsoft.com/office/word/2010/wordprocessingInk" xmlns:wne="http://schemas.microsoft.com/office/word/2006/wordml" xmlns:wps="http://schemas.microsoft.com/office/word/2010/wordprocessingShape" mc:Ignorable="w14 w15 w16se w16cid w16 w16cex w16sdtdh w16sdtfl w16du wp14">
-  <w:footnote w:type="separator" w:id="-1">
-    <w:p>
-      <w:pPr>
-        <w:spacing w:after="0" w:line="240" w:lineRule="auto"/>
-      </w:pPr>
-      <w:r>
-        <w:separator/>
-      </w:r>
-    </w:p>
-  </w:footnote>
-  <w:footnote w:type="continuationSeparator" w:id="0">
-    <w:p>
-      <w:pPr>
-        <w:spacing w:after="0" w:line="240" w:lineRule="auto"/>
-      </w:pPr>
-      <w:r>
-        <w:continuationSeparator/>
-      </w:r>
-    </w:p>
-  </w:footnote>
-</w:footnotes>
-</file>
-
-<file path=word/header1.xml><?xml version="1.0" encoding="utf-8"?>
-<w:hdr xmlns:wpc="http://schemas.microsoft.com/office/word/2010/wordprocessingCanvas" xmlns:cx="http://schemas.microsoft.com/office/drawing/2014/chartex" xmlns:cx1="http://schemas.microsoft.com/office/drawing/2015/9/8/chartex" xmlns:cx2="http://schemas.microsoft.com/office/drawing/2015/10/21/chartex" xmlns:cx3="http://schemas.microsoft.com/office/drawing/2016/5/9/chartex" xmlns:cx4="http://schemas.microsoft.com/office/drawing/2016/5/10/chartex" xmlns:cx5="http://schemas.microsoft.com/office/drawing/2016/5/11/chartex" xmlns:cx6="http://schemas.microsoft.com/office/drawing/2016/5/12/chartex" xmlns:cx7="http://schemas.microsoft.com/office/drawing/2016/5/13/chartex" xmlns:cx8="http://schemas.microsoft.com/office/drawing/2016/5/14/chartex" xmlns:mc="http://schemas.openxmlformats.org/markup-compatibility/2006" xmlns:aink="http://schemas.microsoft.com/office/drawing/2016/ink" xmlns:am3d="http://schemas.microsoft.com/office/drawing/2017/model3d" xmlns:o="urn:schemas-microsoft-com:office:office" xmlns:oel="http://schemas.microsoft.com/office/2019/extlst" xmlns:r="http://schemas.openxmlformats.org/officeDocument/2006/relationships" xmlns:m="http://schemas.openxmlformats.org/officeDocument/2006/math" xmlns:v="urn:schemas-microsoft-com:vml" xmlns:wp14="http://schemas.microsoft.com/office/word/2010/wordprocessingDrawing" xmlns:wp="http://schemas.openxmlformats.org/drawingml/2006/wordprocessingDrawing" xmlns:w10="urn:schemas-microsoft-com:office:word" xmlns:w="http://schemas.openxmlformats.org/wordprocessingml/2006/main" xmlns:w14="http://schemas.microsoft.com/office/word/2010/wordml" xmlns:w15="http://schemas.microsoft.com/office/word/2012/wordml" xmlns:w16cex="http://schemas.microsoft.com/office/word/2018/wordml/cex" xmlns:w16cid="http://schemas.microsoft.com/office/word/2016/wordml/cid" xmlns:w16="http://schemas.microsoft.com/office/word/2018/wordml" xmlns:w16du="http://schemas.microsoft.com/office/word/2023/wordml/word16du" xmlns:w16sdtdh="http://schemas.microsoft.com/office/word/2020/wordml/sdtdatahash" xmlns:w16sdtfl="http://schemas.microsoft.com/office/word/2024/wordml/sdtformatlock" xmlns:w16se="http://schemas.microsoft.com/office/word/2015/wordml/symex" xmlns:wpg="http://schemas.microsoft.com/office/word/2010/wordprocessingGroup" xmlns:wpi="http://schemas.microsoft.com/office/word/2010/wordprocessingInk" xmlns:wne="http://schemas.microsoft.com/office/word/2006/wordml" xmlns:wps="http://schemas.microsoft.com/office/word/2010/wordprocessingShape" mc:Ignorable="w14 w15 w16se w16cid w16 w16cex w16sdtdh w16sdtfl w16du wp14">
-  <w:p>
-    <w:pPr>
-      <w:pStyle w:val="Header"/>
-      <w:pBdr>
-        <w:bottom w:val="single" w:sz="4" w:space="1" w:color="A0AEC0"/>
-      </w:pBdr>
-      <w:jc w:val="right"/>
-    </w:pPr>
-    <w:r>
-      <w:rPr>
-        <w:color w:val="555F6B"/>
-        <w:sz w:val="17"/>
-      </w:rPr>
-      <w:t>AI-Based University Enquiry Chatbot  |  Mini Project Report</w:t>
-    </w:r>
-  </w:p>
-</w:hdr>
 </file>
 
 <file path=word/numbering.xml><?xml version="1.0" encoding="utf-8"?>
@@ -10444,58 +10493,58 @@
       </w:rPr>
     </w:lvl>
   </w:abstractNum>
-  <w:num w:numId="1" w16cid:durableId="818232716">
+  <w:num w:numId="1" w16cid:durableId="936327453">
     <w:abstractNumId w:val="8"/>
   </w:num>
-  <w:num w:numId="2" w16cid:durableId="1062480610">
+  <w:num w:numId="2" w16cid:durableId="16516264">
     <w:abstractNumId w:val="6"/>
   </w:num>
-  <w:num w:numId="3" w16cid:durableId="1329988418">
+  <w:num w:numId="3" w16cid:durableId="1905023674">
     <w:abstractNumId w:val="5"/>
   </w:num>
-  <w:num w:numId="4" w16cid:durableId="477184235">
+  <w:num w:numId="4" w16cid:durableId="1230455142">
     <w:abstractNumId w:val="4"/>
   </w:num>
-  <w:num w:numId="5" w16cid:durableId="2036231762">
+  <w:num w:numId="5" w16cid:durableId="399525951">
     <w:abstractNumId w:val="7"/>
   </w:num>
-  <w:num w:numId="6" w16cid:durableId="632370702">
+  <w:num w:numId="6" w16cid:durableId="1688210123">
     <w:abstractNumId w:val="3"/>
   </w:num>
-  <w:num w:numId="7" w16cid:durableId="1373190185">
+  <w:num w:numId="7" w16cid:durableId="1811170407">
     <w:abstractNumId w:val="2"/>
   </w:num>
-  <w:num w:numId="8" w16cid:durableId="1030104508">
+  <w:num w:numId="8" w16cid:durableId="72970074">
     <w:abstractNumId w:val="1"/>
   </w:num>
-  <w:num w:numId="9" w16cid:durableId="1612395881">
+  <w:num w:numId="9" w16cid:durableId="2019233296">
     <w:abstractNumId w:val="0"/>
   </w:num>
-  <w:num w:numId="10" w16cid:durableId="1326009036">
+  <w:num w:numId="10" w16cid:durableId="723794636">
     <w:abstractNumId w:val="7"/>
     <w:lvlOverride w:ilvl="0">
       <w:startOverride w:val="1"/>
     </w:lvlOverride>
   </w:num>
-  <w:num w:numId="11" w16cid:durableId="674847889">
+  <w:num w:numId="11" w16cid:durableId="1638028358">
     <w:abstractNumId w:val="7"/>
     <w:lvlOverride w:ilvl="0">
       <w:startOverride w:val="1"/>
     </w:lvlOverride>
   </w:num>
-  <w:num w:numId="12" w16cid:durableId="74015229">
+  <w:num w:numId="12" w16cid:durableId="19553952">
     <w:abstractNumId w:val="7"/>
     <w:lvlOverride w:ilvl="0">
       <w:startOverride w:val="1"/>
     </w:lvlOverride>
   </w:num>
-  <w:num w:numId="13" w16cid:durableId="2069759348">
+  <w:num w:numId="13" w16cid:durableId="1600092265">
     <w:abstractNumId w:val="7"/>
     <w:lvlOverride w:ilvl="0">
       <w:startOverride w:val="1"/>
     </w:lvlOverride>
   </w:num>
-  <w:num w:numId="14" w16cid:durableId="1709068092">
+  <w:num w:numId="14" w16cid:durableId="2044397091">
     <w:abstractNumId w:val="7"/>
     <w:lvlOverride w:ilvl="0">
       <w:startOverride w:val="1"/>
@@ -21889,7 +21938,7 @@
     <w:autoRedefine/>
     <w:uiPriority w:val="39"/>
     <w:unhideWhenUsed/>
-    <w:rsid w:val="00FC4823"/>
+    <w:rsid w:val="006C684E"/>
     <w:pPr>
       <w:spacing w:after="100"/>
     </w:pPr>
@@ -21901,7 +21950,7 @@
     <w:autoRedefine/>
     <w:uiPriority w:val="39"/>
     <w:unhideWhenUsed/>
-    <w:rsid w:val="00FC4823"/>
+    <w:rsid w:val="006C684E"/>
     <w:pPr>
       <w:spacing w:after="100"/>
       <w:ind w:left="220"/>
@@ -21912,7 +21961,7 @@
     <w:basedOn w:val="DefaultParagraphFont"/>
     <w:uiPriority w:val="99"/>
     <w:unhideWhenUsed/>
-    <w:rsid w:val="00FC4823"/>
+    <w:rsid w:val="006C684E"/>
     <w:rPr>
       <w:color w:val="0000FF" w:themeColor="hyperlink"/>
       <w:u w:val="single"/>

--- a/University_Enquiry_Chatbot_Report.docx
+++ b/University_Enquiry_Chatbot_Report.docx
@@ -90,8 +90,8 @@
         <w:tblLook w:val="04A0" w:firstRow="1" w:lastRow="0" w:firstColumn="1" w:lastColumn="0" w:noHBand="0" w:noVBand="1"/>
       </w:tblPr>
       <w:tblGrid>
-        <w:gridCol w:w="3402"/>
-        <w:gridCol w:w="1701"/>
+        <w:gridCol w:w="3685"/>
+        <w:gridCol w:w="2551"/>
       </w:tblGrid>
       <w:tr>
         <w:trPr>
@@ -99,7 +99,7 @@
         </w:trPr>
         <w:tc>
           <w:tcPr>
-            <w:tcW w:w="3402" w:type="dxa"/>
+            <w:tcW w:w="3685" w:type="dxa"/>
             <w:shd w:val="clear" w:color="auto" w:fill="1F4E9B"/>
           </w:tcPr>
           <w:p>
@@ -118,7 +118,7 @@
         </w:tc>
         <w:tc>
           <w:tcPr>
-            <w:tcW w:w="1701" w:type="dxa"/>
+            <w:tcW w:w="2551" w:type="dxa"/>
             <w:shd w:val="clear" w:color="auto" w:fill="1F4E9B"/>
           </w:tcPr>
           <w:p>
@@ -131,7 +131,7 @@
                 <w:b/>
                 <w:color w:val="FFFFFF"/>
               </w:rPr>
-              <w:t>Roll No.</w:t>
+              <w:t>Register No.</w:t>
             </w:r>
           </w:p>
         </w:tc>
@@ -142,7 +142,7 @@
         </w:trPr>
         <w:tc>
           <w:tcPr>
-            <w:tcW w:w="3402" w:type="dxa"/>
+            <w:tcW w:w="3685" w:type="dxa"/>
           </w:tcPr>
           <w:p>
             <w:pPr>
@@ -150,13 +150,13 @@
               <w:jc w:val="center"/>
             </w:pPr>
             <w:r>
-              <w:t>Manikandan</w:t>
-            </w:r>
-          </w:p>
-        </w:tc>
-        <w:tc>
-          <w:tcPr>
-            <w:tcW w:w="1701" w:type="dxa"/>
+              <w:t>Manikandan Ayyakkannu</w:t>
+            </w:r>
+          </w:p>
+        </w:tc>
+        <w:tc>
+          <w:tcPr>
+            <w:tcW w:w="2551" w:type="dxa"/>
           </w:tcPr>
           <w:p>
             <w:pPr>
@@ -164,7 +164,7 @@
               <w:jc w:val="center"/>
             </w:pPr>
             <w:r>
-              <w:t>35</w:t>
+              <w:t>RA2612049015035</w:t>
             </w:r>
           </w:p>
         </w:tc>
@@ -175,7 +175,7 @@
         </w:trPr>
         <w:tc>
           <w:tcPr>
-            <w:tcW w:w="3402" w:type="dxa"/>
+            <w:tcW w:w="3685" w:type="dxa"/>
           </w:tcPr>
           <w:p>
             <w:pPr>
@@ -183,13 +183,13 @@
               <w:jc w:val="center"/>
             </w:pPr>
             <w:r>
-              <w:t>Manoj Kumar</w:t>
-            </w:r>
-          </w:p>
-        </w:tc>
-        <w:tc>
-          <w:tcPr>
-            <w:tcW w:w="1701" w:type="dxa"/>
+              <w:t>Dinakar B</w:t>
+            </w:r>
+          </w:p>
+        </w:tc>
+        <w:tc>
+          <w:tcPr>
+            <w:tcW w:w="2551" w:type="dxa"/>
           </w:tcPr>
           <w:p>
             <w:pPr>
@@ -197,7 +197,7 @@
               <w:jc w:val="center"/>
             </w:pPr>
             <w:r>
-              <w:t>05</w:t>
+              <w:t>RA2612049015032</w:t>
             </w:r>
           </w:p>
         </w:tc>
@@ -208,7 +208,7 @@
         </w:trPr>
         <w:tc>
           <w:tcPr>
-            <w:tcW w:w="3402" w:type="dxa"/>
+            <w:tcW w:w="3685" w:type="dxa"/>
           </w:tcPr>
           <w:p>
             <w:pPr>
@@ -216,13 +216,13 @@
               <w:jc w:val="center"/>
             </w:pPr>
             <w:r>
-              <w:t>Dinakar</w:t>
-            </w:r>
-          </w:p>
-        </w:tc>
-        <w:tc>
-          <w:tcPr>
-            <w:tcW w:w="1701" w:type="dxa"/>
+              <w:t>Manoj Kumar R</w:t>
+            </w:r>
+          </w:p>
+        </w:tc>
+        <w:tc>
+          <w:tcPr>
+            <w:tcW w:w="2551" w:type="dxa"/>
           </w:tcPr>
           <w:p>
             <w:pPr>
@@ -230,7 +230,7 @@
               <w:jc w:val="center"/>
             </w:pPr>
             <w:r>
-              <w:t>32</w:t>
+              <w:t>RA2612049015005</w:t>
             </w:r>
           </w:p>
         </w:tc>
@@ -304,13 +304,13 @@
     </w:p>
     <w:p>
       <w:r>
-        <w:t>In this project we built an enquiry chatbot for a fictional university, Greenfield University. Students can ask it about programmes, fees, eligibility, admissions, the hostel, scholarships and placements. The university data is stored as frames that inherit from each other (a small semantic network). Personal questions such as "Am I eligible?" or "What will my fee be after the scholarship?" are answered by forward-chaining production rules. In front of this sit an NLP pipeline, a dialogue manager for follow</w:t>
-      </w:r>
-      <w:r>
-        <w:t>-up questions, and a vector store for FAQ topics that are not in the frames. We tested it on 105 labelled questions. Our chatbot answered 92.4% of them correctly (intent macro-F1 0.93). On the same knowledge, an NLP + vector-retrieval chatbot managed 38.1% and a keyword FAQ-matching chatbot 31.4%. On a separate held-out set, which we ran only once at the end, it scored 80.0%. Answers take a few milliseconds (mean 1.6 ms) and every answer can be explained. The finished chatbot is a website that runs complete</w:t>
-      </w:r>
-      <w:r>
-        <w:t>ly inside the browser, so anyone can try it from a link.</w:t>
+        <w:t>In this project we built an enquiry chatbot for a whole university, the fictional AI University. Applicants, students and alumni can ask it about admissions and programmes, fees, the academic calendar, exams and results, certificates, university offices, departments, the hostel, placements and events. The university data is stored as frames that inherit from each other (a small semantic network). Personal questions such as "Am I eligible?" or "What will my fee be after the scholarship?" are answered by forw</w:t>
+      </w:r>
+      <w:r>
+        <w:t>ard-chaining production rules. In front of this sit an NLP pipeline, a dialogue manager for follow-up questions, and a vector store for FAQ topics that are not in the frames. We tested it on 105 labelled questions. Our chatbot answered 94.3% of them correctly (intent macro-F1 0.96). On the same knowledge, an NLP + vector-retrieval chatbot managed 32.4% and a keyword FAQ-matching chatbot 26.7%. On a separate held-out set, which we ran only once at the end, it scored 80.0%. On university-services questions it</w:t>
+      </w:r>
+      <w:r>
+        <w:t xml:space="preserve"> scored 90.0% on a held-out set, against 40.0% for the retrieval chatbot. Answers take a few milliseconds (mean 3.2 ms) and every answer can be explained. The finished chatbot is a website that runs completely inside the browser, so anyone can try it from a link.</w:t>
       </w:r>
     </w:p>
     <w:p>
@@ -328,7 +328,7 @@
         <w:rPr>
           <w:sz w:val="20"/>
         </w:rPr>
-        <w:t>knowledge representation, frames, semantic network, forward chaining, production rules, natural language processing, chatbot, vector store</w:t>
+        <w:t>knowledge representation, frames, semantic network, forward chaining, production rules, natural language processing, chatbot, university enquiry, vector store, closed-world assumption</w:t>
       </w:r>
     </w:p>
     <w:p>
@@ -369,7 +369,7 @@
       <w:r>
         <w:fldChar w:fldCharType="separate"/>
       </w:r>
-      <w:hyperlink w:anchor="_Toc243122874" w:history="1">
+      <w:hyperlink w:anchor="_Toc243141091" w:history="1">
         <w:r>
           <w:rPr>
             <w:rStyle w:val="Hyperlink"/>
@@ -396,7 +396,7 @@
             <w:noProof/>
             <w:webHidden/>
           </w:rPr>
-          <w:instrText xml:space="preserve"> PAGEREF _Toc243122874 \h </w:instrText>
+          <w:instrText xml:space="preserve"> PAGEREF _Toc243141091 \h </w:instrText>
         </w:r>
         <w:r>
           <w:rPr>
@@ -437,7 +437,7 @@
           <w:noProof/>
         </w:rPr>
       </w:pPr>
-      <w:hyperlink w:anchor="_Toc243122875" w:history="1">
+      <w:hyperlink w:anchor="_Toc243141092" w:history="1">
         <w:r>
           <w:rPr>
             <w:rStyle w:val="Hyperlink"/>
@@ -464,7 +464,7 @@
             <w:noProof/>
             <w:webHidden/>
           </w:rPr>
-          <w:instrText xml:space="preserve"> PAGEREF _Toc243122875 \h </w:instrText>
+          <w:instrText xml:space="preserve"> PAGEREF _Toc243141092 \h </w:instrText>
         </w:r>
         <w:r>
           <w:rPr>
@@ -505,7 +505,7 @@
           <w:noProof/>
         </w:rPr>
       </w:pPr>
-      <w:hyperlink w:anchor="_Toc243122876" w:history="1">
+      <w:hyperlink w:anchor="_Toc243141093" w:history="1">
         <w:r>
           <w:rPr>
             <w:rStyle w:val="Hyperlink"/>
@@ -532,7 +532,7 @@
             <w:noProof/>
             <w:webHidden/>
           </w:rPr>
-          <w:instrText xml:space="preserve"> PAGEREF _Toc243122876 \h </w:instrText>
+          <w:instrText xml:space="preserve"> PAGEREF _Toc243141093 \h </w:instrText>
         </w:r>
         <w:r>
           <w:rPr>
@@ -573,7 +573,7 @@
           <w:noProof/>
         </w:rPr>
       </w:pPr>
-      <w:hyperlink w:anchor="_Toc243122877" w:history="1">
+      <w:hyperlink w:anchor="_Toc243141094" w:history="1">
         <w:r>
           <w:rPr>
             <w:rStyle w:val="Hyperlink"/>
@@ -600,7 +600,7 @@
             <w:noProof/>
             <w:webHidden/>
           </w:rPr>
-          <w:instrText xml:space="preserve"> PAGEREF _Toc243122877 \h </w:instrText>
+          <w:instrText xml:space="preserve"> PAGEREF _Toc243141094 \h </w:instrText>
         </w:r>
         <w:r>
           <w:rPr>
@@ -620,7 +620,7 @@
             <w:noProof/>
             <w:webHidden/>
           </w:rPr>
-          <w:t>4</w:t>
+          <w:t>5</w:t>
         </w:r>
         <w:r>
           <w:rPr>
@@ -641,7 +641,7 @@
           <w:noProof/>
         </w:rPr>
       </w:pPr>
-      <w:hyperlink w:anchor="_Toc243122878" w:history="1">
+      <w:hyperlink w:anchor="_Toc243141095" w:history="1">
         <w:r>
           <w:rPr>
             <w:rStyle w:val="Hyperlink"/>
@@ -668,7 +668,7 @@
             <w:noProof/>
             <w:webHidden/>
           </w:rPr>
-          <w:instrText xml:space="preserve"> PAGEREF _Toc243122878 \h </w:instrText>
+          <w:instrText xml:space="preserve"> PAGEREF _Toc243141095 \h </w:instrText>
         </w:r>
         <w:r>
           <w:rPr>
@@ -709,7 +709,7 @@
           <w:noProof/>
         </w:rPr>
       </w:pPr>
-      <w:hyperlink w:anchor="_Toc243122879" w:history="1">
+      <w:hyperlink w:anchor="_Toc243141096" w:history="1">
         <w:r>
           <w:rPr>
             <w:rStyle w:val="Hyperlink"/>
@@ -736,7 +736,7 @@
             <w:noProof/>
             <w:webHidden/>
           </w:rPr>
-          <w:instrText xml:space="preserve"> PAGEREF _Toc243122879 \h </w:instrText>
+          <w:instrText xml:space="preserve"> PAGEREF _Toc243141096 \h </w:instrText>
         </w:r>
         <w:r>
           <w:rPr>
@@ -777,7 +777,7 @@
           <w:noProof/>
         </w:rPr>
       </w:pPr>
-      <w:hyperlink w:anchor="_Toc243122880" w:history="1">
+      <w:hyperlink w:anchor="_Toc243141097" w:history="1">
         <w:r>
           <w:rPr>
             <w:rStyle w:val="Hyperlink"/>
@@ -804,7 +804,7 @@
             <w:noProof/>
             <w:webHidden/>
           </w:rPr>
-          <w:instrText xml:space="preserve"> PAGEREF _Toc243122880 \h </w:instrText>
+          <w:instrText xml:space="preserve"> PAGEREF _Toc243141097 \h </w:instrText>
         </w:r>
         <w:r>
           <w:rPr>
@@ -845,7 +845,7 @@
           <w:noProof/>
         </w:rPr>
       </w:pPr>
-      <w:hyperlink w:anchor="_Toc243122881" w:history="1">
+      <w:hyperlink w:anchor="_Toc243141098" w:history="1">
         <w:r>
           <w:rPr>
             <w:rStyle w:val="Hyperlink"/>
@@ -872,7 +872,7 @@
             <w:noProof/>
             <w:webHidden/>
           </w:rPr>
-          <w:instrText xml:space="preserve"> PAGEREF _Toc243122881 \h </w:instrText>
+          <w:instrText xml:space="preserve"> PAGEREF _Toc243141098 \h </w:instrText>
         </w:r>
         <w:r>
           <w:rPr>
@@ -913,13 +913,13 @@
           <w:noProof/>
         </w:rPr>
       </w:pPr>
-      <w:hyperlink w:anchor="_Toc243122882" w:history="1">
+      <w:hyperlink w:anchor="_Toc243141099" w:history="1">
         <w:r>
           <w:rPr>
             <w:rStyle w:val="Hyperlink"/>
             <w:noProof/>
           </w:rPr>
-          <w:t>3.3 Why not a pure machine-learning or LLM chatbot?</w:t>
+          <w:t>3.3 Saying "not available": the closed-world assumption</w:t>
         </w:r>
         <w:r>
           <w:rPr>
@@ -940,7 +940,7 @@
             <w:noProof/>
             <w:webHidden/>
           </w:rPr>
-          <w:instrText xml:space="preserve"> PAGEREF _Toc243122882 \h </w:instrText>
+          <w:instrText xml:space="preserve"> PAGEREF _Toc243141099 \h </w:instrText>
         </w:r>
         <w:r>
           <w:rPr>
@@ -961,6 +961,142 @@
             <w:webHidden/>
           </w:rPr>
           <w:t>6</w:t>
+        </w:r>
+        <w:r>
+          <w:rPr>
+            <w:noProof/>
+            <w:webHidden/>
+          </w:rPr>
+          <w:fldChar w:fldCharType="end"/>
+        </w:r>
+      </w:hyperlink>
+    </w:p>
+    <w:p>
+      <w:pPr>
+        <w:pStyle w:val="TOC2"/>
+        <w:tabs>
+          <w:tab w:val="right" w:leader="dot" w:pos="9288"/>
+        </w:tabs>
+        <w:rPr>
+          <w:noProof/>
+        </w:rPr>
+      </w:pPr>
+      <w:hyperlink w:anchor="_Toc243141100" w:history="1">
+        <w:r>
+          <w:rPr>
+            <w:rStyle w:val="Hyperlink"/>
+            <w:noProof/>
+          </w:rPr>
+          <w:t>3.4 From admissions to the whole university</w:t>
+        </w:r>
+        <w:r>
+          <w:rPr>
+            <w:noProof/>
+            <w:webHidden/>
+          </w:rPr>
+          <w:tab/>
+        </w:r>
+        <w:r>
+          <w:rPr>
+            <w:noProof/>
+            <w:webHidden/>
+          </w:rPr>
+          <w:fldChar w:fldCharType="begin"/>
+        </w:r>
+        <w:r>
+          <w:rPr>
+            <w:noProof/>
+            <w:webHidden/>
+          </w:rPr>
+          <w:instrText xml:space="preserve"> PAGEREF _Toc243141100 \h </w:instrText>
+        </w:r>
+        <w:r>
+          <w:rPr>
+            <w:noProof/>
+            <w:webHidden/>
+          </w:rPr>
+        </w:r>
+        <w:r>
+          <w:rPr>
+            <w:noProof/>
+            <w:webHidden/>
+          </w:rPr>
+          <w:fldChar w:fldCharType="separate"/>
+        </w:r>
+        <w:r>
+          <w:rPr>
+            <w:noProof/>
+            <w:webHidden/>
+          </w:rPr>
+          <w:t>7</w:t>
+        </w:r>
+        <w:r>
+          <w:rPr>
+            <w:noProof/>
+            <w:webHidden/>
+          </w:rPr>
+          <w:fldChar w:fldCharType="end"/>
+        </w:r>
+      </w:hyperlink>
+    </w:p>
+    <w:p>
+      <w:pPr>
+        <w:pStyle w:val="TOC2"/>
+        <w:tabs>
+          <w:tab w:val="right" w:leader="dot" w:pos="9288"/>
+        </w:tabs>
+        <w:rPr>
+          <w:noProof/>
+        </w:rPr>
+      </w:pPr>
+      <w:hyperlink w:anchor="_Toc243141101" w:history="1">
+        <w:r>
+          <w:rPr>
+            <w:rStyle w:val="Hyperlink"/>
+            <w:noProof/>
+          </w:rPr>
+          <w:t>3.5 Why not a pure machine-learning or LLM chatbot?</w:t>
+        </w:r>
+        <w:r>
+          <w:rPr>
+            <w:noProof/>
+            <w:webHidden/>
+          </w:rPr>
+          <w:tab/>
+        </w:r>
+        <w:r>
+          <w:rPr>
+            <w:noProof/>
+            <w:webHidden/>
+          </w:rPr>
+          <w:fldChar w:fldCharType="begin"/>
+        </w:r>
+        <w:r>
+          <w:rPr>
+            <w:noProof/>
+            <w:webHidden/>
+          </w:rPr>
+          <w:instrText xml:space="preserve"> PAGEREF _Toc243141101 \h </w:instrText>
+        </w:r>
+        <w:r>
+          <w:rPr>
+            <w:noProof/>
+            <w:webHidden/>
+          </w:rPr>
+        </w:r>
+        <w:r>
+          <w:rPr>
+            <w:noProof/>
+            <w:webHidden/>
+          </w:rPr>
+          <w:fldChar w:fldCharType="separate"/>
+        </w:r>
+        <w:r>
+          <w:rPr>
+            <w:noProof/>
+            <w:webHidden/>
+          </w:rPr>
+          <w:t>8</w:t>
         </w:r>
         <w:r>
           <w:rPr>
@@ -981,7 +1117,7 @@
           <w:noProof/>
         </w:rPr>
       </w:pPr>
-      <w:hyperlink w:anchor="_Toc243122883" w:history="1">
+      <w:hyperlink w:anchor="_Toc243141102" w:history="1">
         <w:r>
           <w:rPr>
             <w:rStyle w:val="Hyperlink"/>
@@ -1008,7 +1144,7 @@
             <w:noProof/>
             <w:webHidden/>
           </w:rPr>
-          <w:instrText xml:space="preserve"> PAGEREF _Toc243122883 \h </w:instrText>
+          <w:instrText xml:space="preserve"> PAGEREF _Toc243141102 \h </w:instrText>
         </w:r>
         <w:r>
           <w:rPr>
@@ -1028,7 +1164,7 @@
             <w:noProof/>
             <w:webHidden/>
           </w:rPr>
-          <w:t>6</w:t>
+          <w:t>8</w:t>
         </w:r>
         <w:r>
           <w:rPr>
@@ -1049,7 +1185,7 @@
           <w:noProof/>
         </w:rPr>
       </w:pPr>
-      <w:hyperlink w:anchor="_Toc243122884" w:history="1">
+      <w:hyperlink w:anchor="_Toc243141103" w:history="1">
         <w:r>
           <w:rPr>
             <w:rStyle w:val="Hyperlink"/>
@@ -1076,7 +1212,7 @@
             <w:noProof/>
             <w:webHidden/>
           </w:rPr>
-          <w:instrText xml:space="preserve"> PAGEREF _Toc243122884 \h </w:instrText>
+          <w:instrText xml:space="preserve"> PAGEREF _Toc243141103 \h </w:instrText>
         </w:r>
         <w:r>
           <w:rPr>
@@ -1096,7 +1232,7 @@
             <w:noProof/>
             <w:webHidden/>
           </w:rPr>
-          <w:t>7</w:t>
+          <w:t>8</w:t>
         </w:r>
         <w:r>
           <w:rPr>
@@ -1117,7 +1253,7 @@
           <w:noProof/>
         </w:rPr>
       </w:pPr>
-      <w:hyperlink w:anchor="_Toc243122885" w:history="1">
+      <w:hyperlink w:anchor="_Toc243141104" w:history="1">
         <w:r>
           <w:rPr>
             <w:rStyle w:val="Hyperlink"/>
@@ -1144,7 +1280,7 @@
             <w:noProof/>
             <w:webHidden/>
           </w:rPr>
-          <w:instrText xml:space="preserve"> PAGEREF _Toc243122885 \h </w:instrText>
+          <w:instrText xml:space="preserve"> PAGEREF _Toc243141104 \h </w:instrText>
         </w:r>
         <w:r>
           <w:rPr>
@@ -1164,7 +1300,7 @@
             <w:noProof/>
             <w:webHidden/>
           </w:rPr>
-          <w:t>8</w:t>
+          <w:t>9</w:t>
         </w:r>
         <w:r>
           <w:rPr>
@@ -1185,7 +1321,7 @@
           <w:noProof/>
         </w:rPr>
       </w:pPr>
-      <w:hyperlink w:anchor="_Toc243122886" w:history="1">
+      <w:hyperlink w:anchor="_Toc243141105" w:history="1">
         <w:r>
           <w:rPr>
             <w:rStyle w:val="Hyperlink"/>
@@ -1212,7 +1348,7 @@
             <w:noProof/>
             <w:webHidden/>
           </w:rPr>
-          <w:instrText xml:space="preserve"> PAGEREF _Toc243122886 \h </w:instrText>
+          <w:instrText xml:space="preserve"> PAGEREF _Toc243141105 \h </w:instrText>
         </w:r>
         <w:r>
           <w:rPr>
@@ -1232,7 +1368,7 @@
             <w:noProof/>
             <w:webHidden/>
           </w:rPr>
-          <w:t>8</w:t>
+          <w:t>10</w:t>
         </w:r>
         <w:r>
           <w:rPr>
@@ -1253,7 +1389,7 @@
           <w:noProof/>
         </w:rPr>
       </w:pPr>
-      <w:hyperlink w:anchor="_Toc243122887" w:history="1">
+      <w:hyperlink w:anchor="_Toc243141106" w:history="1">
         <w:r>
           <w:rPr>
             <w:rStyle w:val="Hyperlink"/>
@@ -1280,7 +1416,7 @@
             <w:noProof/>
             <w:webHidden/>
           </w:rPr>
-          <w:instrText xml:space="preserve"> PAGEREF _Toc243122887 \h </w:instrText>
+          <w:instrText xml:space="preserve"> PAGEREF _Toc243141106 \h </w:instrText>
         </w:r>
         <w:r>
           <w:rPr>
@@ -1300,7 +1436,7 @@
             <w:noProof/>
             <w:webHidden/>
           </w:rPr>
-          <w:t>10</w:t>
+          <w:t>12</w:t>
         </w:r>
         <w:r>
           <w:rPr>
@@ -1321,7 +1457,7 @@
           <w:noProof/>
         </w:rPr>
       </w:pPr>
-      <w:hyperlink w:anchor="_Toc243122888" w:history="1">
+      <w:hyperlink w:anchor="_Toc243141107" w:history="1">
         <w:r>
           <w:rPr>
             <w:rStyle w:val="Hyperlink"/>
@@ -1348,7 +1484,7 @@
             <w:noProof/>
             <w:webHidden/>
           </w:rPr>
-          <w:instrText xml:space="preserve"> PAGEREF _Toc243122888 \h </w:instrText>
+          <w:instrText xml:space="preserve"> PAGEREF _Toc243141107 \h </w:instrText>
         </w:r>
         <w:r>
           <w:rPr>
@@ -1368,7 +1504,7 @@
             <w:noProof/>
             <w:webHidden/>
           </w:rPr>
-          <w:t>10</w:t>
+          <w:t>12</w:t>
         </w:r>
         <w:r>
           <w:rPr>
@@ -1389,7 +1525,7 @@
           <w:noProof/>
         </w:rPr>
       </w:pPr>
-      <w:hyperlink w:anchor="_Toc243122889" w:history="1">
+      <w:hyperlink w:anchor="_Toc243141108" w:history="1">
         <w:r>
           <w:rPr>
             <w:rStyle w:val="Hyperlink"/>
@@ -1416,7 +1552,7 @@
             <w:noProof/>
             <w:webHidden/>
           </w:rPr>
-          <w:instrText xml:space="preserve"> PAGEREF _Toc243122889 \h </w:instrText>
+          <w:instrText xml:space="preserve"> PAGEREF _Toc243141108 \h </w:instrText>
         </w:r>
         <w:r>
           <w:rPr>
@@ -1436,7 +1572,7 @@
             <w:noProof/>
             <w:webHidden/>
           </w:rPr>
-          <w:t>11</w:t>
+          <w:t>13</w:t>
         </w:r>
         <w:r>
           <w:rPr>
@@ -1457,7 +1593,7 @@
           <w:noProof/>
         </w:rPr>
       </w:pPr>
-      <w:hyperlink w:anchor="_Toc243122890" w:history="1">
+      <w:hyperlink w:anchor="_Toc243141109" w:history="1">
         <w:r>
           <w:rPr>
             <w:rStyle w:val="Hyperlink"/>
@@ -1484,7 +1620,7 @@
             <w:noProof/>
             <w:webHidden/>
           </w:rPr>
-          <w:instrText xml:space="preserve"> PAGEREF _Toc243122890 \h </w:instrText>
+          <w:instrText xml:space="preserve"> PAGEREF _Toc243141109 \h </w:instrText>
         </w:r>
         <w:r>
           <w:rPr>
@@ -1504,7 +1640,7 @@
             <w:noProof/>
             <w:webHidden/>
           </w:rPr>
-          <w:t>12</w:t>
+          <w:t>13</w:t>
         </w:r>
         <w:r>
           <w:rPr>
@@ -1525,7 +1661,7 @@
           <w:noProof/>
         </w:rPr>
       </w:pPr>
-      <w:hyperlink w:anchor="_Toc243122891" w:history="1">
+      <w:hyperlink w:anchor="_Toc243141110" w:history="1">
         <w:r>
           <w:rPr>
             <w:rStyle w:val="Hyperlink"/>
@@ -1552,7 +1688,7 @@
             <w:noProof/>
             <w:webHidden/>
           </w:rPr>
-          <w:instrText xml:space="preserve"> PAGEREF _Toc243122891 \h </w:instrText>
+          <w:instrText xml:space="preserve"> PAGEREF _Toc243141110 \h </w:instrText>
         </w:r>
         <w:r>
           <w:rPr>
@@ -1572,7 +1708,75 @@
             <w:noProof/>
             <w:webHidden/>
           </w:rPr>
-          <w:t>12</w:t>
+          <w:t>14</w:t>
+        </w:r>
+        <w:r>
+          <w:rPr>
+            <w:noProof/>
+            <w:webHidden/>
+          </w:rPr>
+          <w:fldChar w:fldCharType="end"/>
+        </w:r>
+      </w:hyperlink>
+    </w:p>
+    <w:p>
+      <w:pPr>
+        <w:pStyle w:val="TOC2"/>
+        <w:tabs>
+          <w:tab w:val="right" w:leader="dot" w:pos="9288"/>
+        </w:tabs>
+        <w:rPr>
+          <w:noProof/>
+        </w:rPr>
+      </w:pPr>
+      <w:hyperlink w:anchor="_Toc243141111" w:history="1">
+        <w:r>
+          <w:rPr>
+            <w:rStyle w:val="Hyperlink"/>
+            <w:noProof/>
+          </w:rPr>
+          <w:t>7.4 University-services test sets</w:t>
+        </w:r>
+        <w:r>
+          <w:rPr>
+            <w:noProof/>
+            <w:webHidden/>
+          </w:rPr>
+          <w:tab/>
+        </w:r>
+        <w:r>
+          <w:rPr>
+            <w:noProof/>
+            <w:webHidden/>
+          </w:rPr>
+          <w:fldChar w:fldCharType="begin"/>
+        </w:r>
+        <w:r>
+          <w:rPr>
+            <w:noProof/>
+            <w:webHidden/>
+          </w:rPr>
+          <w:instrText xml:space="preserve"> PAGEREF _Toc243141111 \h </w:instrText>
+        </w:r>
+        <w:r>
+          <w:rPr>
+            <w:noProof/>
+            <w:webHidden/>
+          </w:rPr>
+        </w:r>
+        <w:r>
+          <w:rPr>
+            <w:noProof/>
+            <w:webHidden/>
+          </w:rPr>
+          <w:fldChar w:fldCharType="separate"/>
+        </w:r>
+        <w:r>
+          <w:rPr>
+            <w:noProof/>
+            <w:webHidden/>
+          </w:rPr>
+          <w:t>14</w:t>
         </w:r>
         <w:r>
           <w:rPr>
@@ -1593,7 +1797,7 @@
           <w:noProof/>
         </w:rPr>
       </w:pPr>
-      <w:hyperlink w:anchor="_Toc243122892" w:history="1">
+      <w:hyperlink w:anchor="_Toc243141112" w:history="1">
         <w:r>
           <w:rPr>
             <w:rStyle w:val="Hyperlink"/>
@@ -1620,7 +1824,7 @@
             <w:noProof/>
             <w:webHidden/>
           </w:rPr>
-          <w:instrText xml:space="preserve"> PAGEREF _Toc243122892 \h </w:instrText>
+          <w:instrText xml:space="preserve"> PAGEREF _Toc243141112 \h </w:instrText>
         </w:r>
         <w:r>
           <w:rPr>
@@ -1640,7 +1844,7 @@
             <w:noProof/>
             <w:webHidden/>
           </w:rPr>
-          <w:t>12</w:t>
+          <w:t>15</w:t>
         </w:r>
         <w:r>
           <w:rPr>
@@ -1661,7 +1865,7 @@
           <w:noProof/>
         </w:rPr>
       </w:pPr>
-      <w:hyperlink w:anchor="_Toc243122893" w:history="1">
+      <w:hyperlink w:anchor="_Toc243141113" w:history="1">
         <w:r>
           <w:rPr>
             <w:rStyle w:val="Hyperlink"/>
@@ -1688,7 +1892,7 @@
             <w:noProof/>
             <w:webHidden/>
           </w:rPr>
-          <w:instrText xml:space="preserve"> PAGEREF _Toc243122893 \h </w:instrText>
+          <w:instrText xml:space="preserve"> PAGEREF _Toc243141113 \h </w:instrText>
         </w:r>
         <w:r>
           <w:rPr>
@@ -1708,7 +1912,7 @@
             <w:noProof/>
             <w:webHidden/>
           </w:rPr>
-          <w:t>12</w:t>
+          <w:t>15</w:t>
         </w:r>
         <w:r>
           <w:rPr>
@@ -1729,7 +1933,7 @@
           <w:noProof/>
         </w:rPr>
       </w:pPr>
-      <w:hyperlink w:anchor="_Toc243122894" w:history="1">
+      <w:hyperlink w:anchor="_Toc243141114" w:history="1">
         <w:r>
           <w:rPr>
             <w:rStyle w:val="Hyperlink"/>
@@ -1756,7 +1960,7 @@
             <w:noProof/>
             <w:webHidden/>
           </w:rPr>
-          <w:instrText xml:space="preserve"> PAGEREF _Toc243122894 \h </w:instrText>
+          <w:instrText xml:space="preserve"> PAGEREF _Toc243141114 \h </w:instrText>
         </w:r>
         <w:r>
           <w:rPr>
@@ -1776,7 +1980,7 @@
             <w:noProof/>
             <w:webHidden/>
           </w:rPr>
-          <w:t>13</w:t>
+          <w:t>15</w:t>
         </w:r>
         <w:r>
           <w:rPr>
@@ -1797,7 +2001,7 @@
           <w:noProof/>
         </w:rPr>
       </w:pPr>
-      <w:hyperlink w:anchor="_Toc243122895" w:history="1">
+      <w:hyperlink w:anchor="_Toc243141115" w:history="1">
         <w:r>
           <w:rPr>
             <w:rStyle w:val="Hyperlink"/>
@@ -1824,7 +2028,7 @@
             <w:noProof/>
             <w:webHidden/>
           </w:rPr>
-          <w:instrText xml:space="preserve"> PAGEREF _Toc243122895 \h </w:instrText>
+          <w:instrText xml:space="preserve"> PAGEREF _Toc243141115 \h </w:instrText>
         </w:r>
         <w:r>
           <w:rPr>
@@ -1844,7 +2048,7 @@
             <w:noProof/>
             <w:webHidden/>
           </w:rPr>
-          <w:t>13</w:t>
+          <w:t>16</w:t>
         </w:r>
         <w:r>
           <w:rPr>
@@ -1865,7 +2069,7 @@
           <w:noProof/>
         </w:rPr>
       </w:pPr>
-      <w:hyperlink w:anchor="_Toc243122896" w:history="1">
+      <w:hyperlink w:anchor="_Toc243141116" w:history="1">
         <w:r>
           <w:rPr>
             <w:rStyle w:val="Hyperlink"/>
@@ -1892,7 +2096,7 @@
             <w:noProof/>
             <w:webHidden/>
           </w:rPr>
-          <w:instrText xml:space="preserve"> PAGEREF _Toc243122896 \h </w:instrText>
+          <w:instrText xml:space="preserve"> PAGEREF _Toc243141116 \h </w:instrText>
         </w:r>
         <w:r>
           <w:rPr>
@@ -1912,7 +2116,7 @@
             <w:noProof/>
             <w:webHidden/>
           </w:rPr>
-          <w:t>13</w:t>
+          <w:t>16</w:t>
         </w:r>
         <w:r>
           <w:rPr>
@@ -1933,7 +2137,7 @@
           <w:noProof/>
         </w:rPr>
       </w:pPr>
-      <w:hyperlink w:anchor="_Toc243122897" w:history="1">
+      <w:hyperlink w:anchor="_Toc243141117" w:history="1">
         <w:r>
           <w:rPr>
             <w:rStyle w:val="Hyperlink"/>
@@ -1960,7 +2164,7 @@
             <w:noProof/>
             <w:webHidden/>
           </w:rPr>
-          <w:instrText xml:space="preserve"> PAGEREF _Toc243122897 \h </w:instrText>
+          <w:instrText xml:space="preserve"> PAGEREF _Toc243141117 \h </w:instrText>
         </w:r>
         <w:r>
           <w:rPr>
@@ -1980,7 +2184,7 @@
             <w:noProof/>
             <w:webHidden/>
           </w:rPr>
-          <w:t>14</w:t>
+          <w:t>16</w:t>
         </w:r>
         <w:r>
           <w:rPr>
@@ -2001,7 +2205,7 @@
           <w:noProof/>
         </w:rPr>
       </w:pPr>
-      <w:hyperlink w:anchor="_Toc243122898" w:history="1">
+      <w:hyperlink w:anchor="_Toc243141118" w:history="1">
         <w:r>
           <w:rPr>
             <w:rStyle w:val="Hyperlink"/>
@@ -2028,7 +2232,7 @@
             <w:noProof/>
             <w:webHidden/>
           </w:rPr>
-          <w:instrText xml:space="preserve"> PAGEREF _Toc243122898 \h </w:instrText>
+          <w:instrText xml:space="preserve"> PAGEREF _Toc243141118 \h </w:instrText>
         </w:r>
         <w:r>
           <w:rPr>
@@ -2048,7 +2252,7 @@
             <w:noProof/>
             <w:webHidden/>
           </w:rPr>
-          <w:t>14</w:t>
+          <w:t>16</w:t>
         </w:r>
         <w:r>
           <w:rPr>
@@ -2069,7 +2273,7 @@
           <w:noProof/>
         </w:rPr>
       </w:pPr>
-      <w:hyperlink w:anchor="_Toc243122899" w:history="1">
+      <w:hyperlink w:anchor="_Toc243141119" w:history="1">
         <w:r>
           <w:rPr>
             <w:rStyle w:val="Hyperlink"/>
@@ -2096,7 +2300,7 @@
             <w:noProof/>
             <w:webHidden/>
           </w:rPr>
-          <w:instrText xml:space="preserve"> PAGEREF _Toc243122899 \h </w:instrText>
+          <w:instrText xml:space="preserve"> PAGEREF _Toc243141119 \h </w:instrText>
         </w:r>
         <w:r>
           <w:rPr>
@@ -2116,7 +2320,7 @@
             <w:noProof/>
             <w:webHidden/>
           </w:rPr>
-          <w:t>15</w:t>
+          <w:t>18</w:t>
         </w:r>
         <w:r>
           <w:rPr>
@@ -2137,7 +2341,7 @@
           <w:noProof/>
         </w:rPr>
       </w:pPr>
-      <w:hyperlink w:anchor="_Toc243122900" w:history="1">
+      <w:hyperlink w:anchor="_Toc243141120" w:history="1">
         <w:r>
           <w:rPr>
             <w:rStyle w:val="Hyperlink"/>
@@ -2164,7 +2368,7 @@
             <w:noProof/>
             <w:webHidden/>
           </w:rPr>
-          <w:instrText xml:space="preserve"> PAGEREF _Toc243122900 \h </w:instrText>
+          <w:instrText xml:space="preserve"> PAGEREF _Toc243141120 \h </w:instrText>
         </w:r>
         <w:r>
           <w:rPr>
@@ -2184,7 +2388,7 @@
             <w:noProof/>
             <w:webHidden/>
           </w:rPr>
-          <w:t>16</w:t>
+          <w:t>19</w:t>
         </w:r>
         <w:r>
           <w:rPr>
@@ -2205,7 +2409,7 @@
           <w:noProof/>
         </w:rPr>
       </w:pPr>
-      <w:hyperlink w:anchor="_Toc243122901" w:history="1">
+      <w:hyperlink w:anchor="_Toc243141121" w:history="1">
         <w:r>
           <w:rPr>
             <w:rStyle w:val="Hyperlink"/>
@@ -2232,7 +2436,7 @@
             <w:noProof/>
             <w:webHidden/>
           </w:rPr>
-          <w:instrText xml:space="preserve"> PAGEREF _Toc243122901 \h </w:instrText>
+          <w:instrText xml:space="preserve"> PAGEREF _Toc243141121 \h </w:instrText>
         </w:r>
         <w:r>
           <w:rPr>
@@ -2252,7 +2456,7 @@
             <w:noProof/>
             <w:webHidden/>
           </w:rPr>
-          <w:t>16</w:t>
+          <w:t>20</w:t>
         </w:r>
         <w:r>
           <w:rPr>
@@ -2273,7 +2477,7 @@
           <w:noProof/>
         </w:rPr>
       </w:pPr>
-      <w:hyperlink w:anchor="_Toc243122902" w:history="1">
+      <w:hyperlink w:anchor="_Toc243141122" w:history="1">
         <w:r>
           <w:rPr>
             <w:rStyle w:val="Hyperlink"/>
@@ -2300,7 +2504,7 @@
             <w:noProof/>
             <w:webHidden/>
           </w:rPr>
-          <w:instrText xml:space="preserve"> PAGEREF _Toc243122902 \h </w:instrText>
+          <w:instrText xml:space="preserve"> PAGEREF _Toc243141122 \h </w:instrText>
         </w:r>
         <w:r>
           <w:rPr>
@@ -2320,7 +2524,7 @@
             <w:noProof/>
             <w:webHidden/>
           </w:rPr>
-          <w:t>16</w:t>
+          <w:t>20</w:t>
         </w:r>
         <w:r>
           <w:rPr>
@@ -2345,7 +2549,7 @@
       <w:pPr>
         <w:pStyle w:val="Heading1"/>
       </w:pPr>
-      <w:bookmarkStart w:id="0" w:name="_Toc243122874"/>
+      <w:bookmarkStart w:id="0" w:name="_Toc243141091"/>
       <w:r>
         <w:lastRenderedPageBreak/>
         <w:t>1. Problem Definition</w:t>
@@ -2354,7 +2558,10 @@
     </w:p>
     <w:p>
       <w:r>
-        <w:t>During admission season a university's office gets the same questions again and again, by phone, by e-mail and at the front desk: "What is the fee for B.Tech CSE?", "Am I eligible for M.Tech AI with 6.8 CGPA?", "When is the last date to apply?", "Is there a hostel for girls?". Answering them takes up a lot of staff time. Nobody answers after office hours, and two staff members do not always give the same answer.</w:t>
+        <w:t>A university answers the same questions again and again, by phone, by e-mail and at many different counters. Applicants ask "What is the fee for B.Tech CSE?" or "Am I eligible for M.Tech AI with 6.8 CGPA?". Current students ask "When do the end-semester exams start?", "How do I get a bonafide certificate?" or "Whom do I contact about my hostel room?". Alumni ask for transcripts. The answers are spread over the admissions office, the exam cell, the registrar, the accounts office and the departments. Nobody a</w:t>
+      </w:r>
+      <w:r>
+        <w:t>nswers after office hours, and two staff members do not always give the same answer.</w:t>
       </w:r>
     </w:p>
     <w:p>
@@ -2362,7 +2569,7 @@
         <w:spacing w:after="60"/>
       </w:pPr>
       <w:r>
-        <w:t>Our aim was to build an enquiry chatbot that:</w:t>
+        <w:t>Our aim was to build one enquiry chatbot for the whole university that:</w:t>
       </w:r>
     </w:p>
     <w:p>
@@ -2380,7 +2587,7 @@
         <w:spacing w:after="60"/>
       </w:pPr>
       <w:r>
-        <w:t>answers factual questions from a structured knowledge base of the university;</w:t>
+        <w:t>answers factual questions about the whole university from a structured knowledge base: admissions and programmes, fees, the academic calendar, exams and results, certificates, offices, departments, hostel, placements and events;</w:t>
       </w:r>
     </w:p>
     <w:p>
@@ -2407,22 +2614,34 @@
         <w:spacing w:after="60"/>
       </w:pPr>
       <w:r>
-        <w:t>answers free-text FAQs (ragging, Wi-Fi, refunds) through semantic retrieval, and politely refuses out-of-scope questions.</w:t>
+        <w:t>answers free-text FAQs (ragging, Wi-Fi, refunds) through semantic retrieval, and politely refuses out-of-scope questions;</w:t>
       </w:r>
     </w:p>
     <w:p>
       <w:pPr>
-        <w:spacing w:after="160"/>
-      </w:pPr>
-      <w:r>
-        <w:t>Scope and assumptions: the knowledge base describes a fictional institution, "Greenfield University", with 9 programmes (B.Tech CSE, AI &amp; DS, ECE and Mechanical; M.Tech AI and Data Science; MBA; MCA; Ph.D.), 6 departments, 5 facilities, the admission process and the scholarship policy. We made up all of this data for the project. The chatbot is text-based, works in English and runs in any web browser without a server.</w:t>
+        <w:pStyle w:val="ListBullet"/>
+        <w:spacing w:after="60"/>
+      </w:pPr>
+      <w:r>
+        <w:t>says clearly when something is not available (a department the university does not have, or a question about another university) instead of giving a wrong answer.</w:t>
       </w:r>
     </w:p>
     <w:p>
       <w:pPr>
+        <w:spacing w:after="160"/>
+      </w:pPr>
+      <w:r>
+        <w:t>Scope and assumptions: the knowledge base describes a fictional institution, "AI University", with 20 programmes (B.Tech CSE, AI &amp; DS, ECE and Mechanical; B.Sc Computer Science and Mathematics; BCA; B.Com; BBA; B.A. English and Economics; M.Tech AI and Data Science; MBA, MBA Business Analytics and MBA Finance; MCA; M.Com; M.A. English; Ph.D.), 11 departments, 9 university offices, 7 kinds of certificate, 5 facilities, the academic calendar, the examination rules, fee payment, events, research, alumni, the a</w:t>
+      </w:r>
+      <w:r>
+        <w:t>dmission process and the scholarship policy. We made up all of this data for the project. The chatbot is text-based, works in English and runs in any web browser without a server.</w:t>
+      </w:r>
+    </w:p>
+    <w:p>
+      <w:pPr>
         <w:pStyle w:val="Heading1"/>
       </w:pPr>
-      <w:bookmarkStart w:id="1" w:name="_Toc243122875"/>
+      <w:bookmarkStart w:id="1" w:name="_Toc243141092"/>
       <w:r>
         <w:t>2. AI Problem Formulation</w:t>
       </w:r>
@@ -2437,7 +2656,7 @@
       <w:pPr>
         <w:pStyle w:val="Heading2"/>
       </w:pPr>
-      <w:bookmarkStart w:id="2" w:name="_Toc243122876"/>
+      <w:bookmarkStart w:id="2" w:name="_Toc243141093"/>
       <w:r>
         <w:t>2.1 PEAS description</w:t>
       </w:r>
@@ -2570,7 +2789,7 @@
               <w:rPr>
                 <w:sz w:val="19"/>
               </w:rPr>
-              <w:t>Prospective students and parents typing questions; the university knowledge (frames, rules, FAQ passages)</w:t>
+              <w:t>Applicants, parents, current students and alumni typing questions; the university knowledge (frames, rules, FAQ passages)</w:t>
             </w:r>
           </w:p>
         </w:tc>
@@ -2663,8 +2882,9 @@
       <w:pPr>
         <w:pStyle w:val="Heading2"/>
       </w:pPr>
-      <w:bookmarkStart w:id="3" w:name="_Toc243122877"/>
-      <w:r>
+      <w:bookmarkStart w:id="3" w:name="_Toc243141094"/>
+      <w:r>
+        <w:lastRenderedPageBreak/>
         <w:t>2.2 Properties of the task environment</w:t>
       </w:r>
       <w:bookmarkEnd w:id="3"/>
@@ -2982,7 +3202,6 @@
                 <w:b/>
                 <w:sz w:val="19"/>
               </w:rPr>
-              <w:lastRenderedPageBreak/>
               <w:t>State space</w:t>
             </w:r>
           </w:p>
@@ -3087,7 +3306,7 @@
       <w:pPr>
         <w:pStyle w:val="Heading2"/>
       </w:pPr>
-      <w:bookmarkStart w:id="4" w:name="_Toc243122878"/>
+      <w:bookmarkStart w:id="4" w:name="_Toc243141095"/>
       <w:r>
         <w:t>2.3 Formal formulation</w:t>
       </w:r>
@@ -3120,7 +3339,7 @@
         <w:t>Percept to query mapping:</w:t>
       </w:r>
       <w:r>
-        <w:t xml:space="preserve"> the NLP pipeline maps a sentence x to a structured query q = (intent, entities), where intent belongs to 18 intents (program_fee, eligibility, hostel, ...) and the entities are programme, qualification, percentage, CGPA, entrance exam, category, subjects and so on.</w:t>
+        <w:t xml:space="preserve"> the NLP pipeline maps a sentence x to a structured query q = (intent, entities), where intent belongs to 27 intents (program_fee, eligibility, hostel, ...) and the entities are programme, qualification, percentage, CGPA, entrance exam, category, subjects and so on.</w:t>
       </w:r>
     </w:p>
     <w:p>
@@ -3193,8 +3412,8 @@
           <w:noProof/>
         </w:rPr>
         <w:drawing>
-          <wp:inline distT="0" distB="0" distL="0" distR="0" wp14:anchorId="249DC31D" wp14:editId="5352E75B">
-            <wp:extent cx="5580000" cy="2607413"/>
+          <wp:inline distT="0" distB="0" distL="0" distR="0" wp14:anchorId="6E9EE73A" wp14:editId="61198E1C">
+            <wp:extent cx="5580000" cy="2575866"/>
             <wp:effectExtent l="0" t="0" r="0" b="0"/>
             <wp:docPr id="1" name="Picture 1"/>
             <wp:cNvGraphicFramePr>
@@ -3216,7 +3435,7 @@
                   <pic:spPr>
                     <a:xfrm>
                       <a:off x="0" y="0"/>
-                      <a:ext cx="5580000" cy="2607413"/>
+                      <a:ext cx="5580000" cy="2575866"/>
                     </a:xfrm>
                     <a:prstGeom prst="rect">
                       <a:avLst/>
@@ -3247,7 +3466,7 @@
       <w:pPr>
         <w:pStyle w:val="Heading1"/>
       </w:pPr>
-      <w:bookmarkStart w:id="5" w:name="_Toc243122879"/>
+      <w:bookmarkStart w:id="5" w:name="_Toc243141096"/>
       <w:r>
         <w:t>3. Selection and Explanation of the AI Technique</w:t>
       </w:r>
@@ -3255,7 +3474,7 @@
     </w:p>
     <w:p>
       <w:r>
-        <w:t>The suggested technique for this topic was Knowledge Representation + NLP. We ended up with five parts, each from classical AI. The table says what each part does and why we picked it:</w:t>
+        <w:t>The suggested technique for this topic was Knowledge Representation + NLP. We ended up with six parts, each from classical AI. The table says what each part does and why we picked it:</w:t>
       </w:r>
     </w:p>
     <w:tbl>
@@ -3289,6 +3508,7 @@
                 <w:color w:val="FFFFFF"/>
                 <w:sz w:val="18"/>
               </w:rPr>
+              <w:lastRenderedPageBreak/>
               <w:t>Component</w:t>
             </w:r>
           </w:p>
@@ -3460,7 +3680,6 @@
                 <w:b/>
                 <w:sz w:val="18"/>
               </w:rPr>
-              <w:lastRenderedPageBreak/>
               <w:t>NLP</w:t>
             </w:r>
           </w:p>
@@ -3493,7 +3712,7 @@
               <w:rPr>
                 <w:sz w:val="18"/>
               </w:rPr>
-              <w:t>Easy to follow and explain; needs only 109 example sentences; no GPU or downloaded model; handles Indian academic abbreviations (B.E, M.Tech, CGPA, plus two).</w:t>
+              <w:t>Easy to follow and explain; needs only 112 example sentences; no GPU or downloaded model; handles Indian academic abbreviations (B.E, M.Tech, CGPA, plus two).</w:t>
             </w:r>
           </w:p>
         </w:tc>
@@ -3609,6 +3828,63 @@
           </w:p>
         </w:tc>
       </w:tr>
+      <w:tr>
+        <w:trPr>
+          <w:jc w:val="center"/>
+        </w:trPr>
+        <w:tc>
+          <w:tcPr>
+            <w:tcW w:w="1814" w:type="dxa"/>
+            <w:shd w:val="clear" w:color="auto" w:fill="EEF3FB"/>
+          </w:tcPr>
+          <w:p>
+            <w:pPr>
+              <w:spacing w:before="20" w:after="20"/>
+            </w:pPr>
+            <w:r>
+              <w:rPr>
+                <w:b/>
+                <w:sz w:val="18"/>
+              </w:rPr>
+              <w:t>Closed-world assumption</w:t>
+            </w:r>
+          </w:p>
+        </w:tc>
+        <w:tc>
+          <w:tcPr>
+            <w:tcW w:w="3175" w:type="dxa"/>
+            <w:shd w:val="clear" w:color="auto" w:fill="EEF3FB"/>
+          </w:tcPr>
+          <w:p>
+            <w:pPr>
+              <w:spacing w:before="20" w:after="20"/>
+            </w:pPr>
+            <w:r>
+              <w:rPr>
+                <w:sz w:val="18"/>
+              </w:rPr>
+              <w:t>Whatever is not a frame in the KB is not offered; lists of known missing departments and other institutions help recognise such questions</w:t>
+            </w:r>
+          </w:p>
+        </w:tc>
+        <w:tc>
+          <w:tcPr>
+            <w:tcW w:w="4309" w:type="dxa"/>
+            <w:shd w:val="clear" w:color="auto" w:fill="EEF3FB"/>
+          </w:tcPr>
+          <w:p>
+            <w:pPr>
+              <w:spacing w:before="20" w:after="20"/>
+            </w:pPr>
+            <w:r>
+              <w:rPr>
+                <w:sz w:val="18"/>
+              </w:rPr>
+              <w:t>Without it, "HOD of CSE in SRM?" got our own CSE HOD. Now the bot says what it does not know instead of answering a different question with confidence.</w:t>
+            </w:r>
+          </w:p>
+        </w:tc>
+      </w:tr>
     </w:tbl>
     <w:p>
       <w:pPr>
@@ -3619,7 +3895,7 @@
       <w:pPr>
         <w:pStyle w:val="Heading2"/>
       </w:pPr>
-      <w:bookmarkStart w:id="6" w:name="_Toc243122880"/>
+      <w:bookmarkStart w:id="6" w:name="_Toc243141097"/>
       <w:r>
         <w:t>3.1 Hybrid intent classifier</w:t>
       </w:r>
@@ -3637,7 +3913,7 @@
       <w:pPr>
         <w:pStyle w:val="Heading2"/>
       </w:pPr>
-      <w:bookmarkStart w:id="7" w:name="_Toc243122881"/>
+      <w:bookmarkStart w:id="7" w:name="_Toc243141098"/>
       <w:r>
         <w:t>3.2 Forward chaining with explanations</w:t>
       </w:r>
@@ -3752,29 +4028,224 @@
       <w:pPr>
         <w:pStyle w:val="Heading2"/>
       </w:pPr>
-      <w:bookmarkStart w:id="8" w:name="_Toc243122882"/>
-      <w:r>
-        <w:t>3.3 Why not a pure machine-learning or LLM chatbot?</w:t>
+      <w:bookmarkStart w:id="8" w:name="_Toc243141099"/>
+      <w:r>
+        <w:t>3.3 Saying "not available": the closed-world assumption</w:t>
       </w:r>
       <w:bookmarkEnd w:id="8"/>
     </w:p>
     <w:p>
       <w:r>
-        <w:t>We did consider using a large language model, but decided against it. For admissions the numbers (fees, cut-offs) have to be exactly right, the same every time, and explainable. In our system every answer can be traced back to a frame slot or a rule. A language model can make up a fee or a cut-off, it cannot properly justify an eligibility decision, and it needs a paid API or a GPU. Our approach has its own cost: someone has to write the knowledge by hand. We discuss this in Section 8.</w:t>
+        <w:t xml:space="preserve">While testing, we noticed two kinds of question that got confident but wrong answers. "Who is the HOD of CSE in SRM University?" was answered with our own CSE HOD, because the bot recognised </w:t>
+      </w:r>
+      <w:r>
+        <w:lastRenderedPageBreak/>
+        <w:t>"HOD" and "CSE" and simply ignored "SRM". And "Who is the HOD of the Civil department?" got a general B.Tech answer, because Civil is not a branch we offer. Both cases are handled with the closed-world assumption: if something is not in the knowledge base, the university does not offer it.</w:t>
       </w:r>
     </w:p>
     <w:p>
       <w:pPr>
-        <w:pStyle w:val="Heading1"/>
-      </w:pPr>
-      <w:bookmarkStart w:id="9" w:name="_Toc243122883"/>
-      <w:r>
-        <w:t>4. Python Implementation</w:t>
+        <w:pStyle w:val="ListBullet"/>
+        <w:spacing w:after="60"/>
+      </w:pPr>
+      <w:r>
+        <w:rPr>
+          <w:b/>
+        </w:rPr>
+        <w:t>Other universities:</w:t>
+      </w:r>
+      <w:r>
+        <w:t xml:space="preserve"> before anything else, the bot looks for the name of another institution (a list of 40 or so, plus any "&lt;name&gt; University"). If it finds one, it says it can only answer about AI University.</w:t>
+      </w:r>
+    </w:p>
+    <w:p>
+      <w:pPr>
+        <w:pStyle w:val="ListBullet"/>
+        <w:spacing w:after="60"/>
+      </w:pPr>
+      <w:r>
+        <w:rPr>
+          <w:b/>
+        </w:rPr>
+        <w:t>Departments we do not have:</w:t>
+      </w:r>
+      <w:r>
+        <w:t xml:space="preserve"> the knowledge base also lists subjects that people commonly ask about but AI University does not offer (Civil, EEE, Law, Pharmacy, Hotel Management and so on). If the question names one of these and nothing that we do offer, the bot replies that the department is not available and gives the admissions office's contact details. It reads the question once more without that word, so "I did B.E Civil, can I join MBA?" is still treated as an MBA question.</w:t>
+      </w:r>
+    </w:p>
+    <w:p>
+      <w:pPr>
+        <w:pStyle w:val="ListBullet"/>
+        <w:spacing w:after="60"/>
+      </w:pPr>
+      <w:r>
+        <w:rPr>
+          <w:b/>
+        </w:rPr>
+        <w:t>Unknown department names:</w:t>
+      </w:r>
+      <w:r>
+        <w:t xml:space="preserve"> a department name the bot has never heard of ("HOD of the XYZ department") gets the same "not available" reply, instead of a list of every department.</w:t>
+      </w:r>
+    </w:p>
+    <w:p>
+      <w:pPr>
+        <w:pStyle w:val="ListBullet"/>
+        <w:spacing w:after="60"/>
+      </w:pPr>
+      <w:r>
+        <w:rPr>
+          <w:b/>
+        </w:rPr>
+        <w:t>Greetings and complaints:</w:t>
+      </w:r>
+      <w:r>
+        <w:t xml:space="preserve"> "hi, do you have seats in medical?" is answered as a question, not just as a greeting, and "the answers are not relevant" gets an apology with an example of how to ask, instead of the out-of-scope message.</w:t>
+      </w:r>
+    </w:p>
+    <w:p>
+      <w:r>
+        <w:t>We also gave AI &amp; DS its own department, with its own HOD, and added arts, science, commerce and management programmes. The arts and science degrees use a new class frame, ArtsScienceUGProgram. It inherits from UGProgram but overrides the duration (3 years), the cut-off (50%) and the subject requirement, which is another example of inheritance at work.</w:t>
+      </w:r>
+    </w:p>
+    <w:p>
+      <w:pPr>
+        <w:pStyle w:val="Heading2"/>
+      </w:pPr>
+      <w:bookmarkStart w:id="9" w:name="_Toc243141100"/>
+      <w:r>
+        <w:t>3.4 From admissions to the whole university</w:t>
       </w:r>
       <w:bookmarkEnd w:id="9"/>
     </w:p>
     <w:p>
       <w:r>
+        <w:t>Our first version only answered admission questions. To cover the whole university we added knowledge, not new kinds of reasoning:</w:t>
+      </w:r>
+    </w:p>
+    <w:p>
+      <w:pPr>
+        <w:pStyle w:val="ListBullet"/>
+        <w:spacing w:after="60"/>
+      </w:pPr>
+      <w:r>
+        <w:rPr>
+          <w:b/>
+        </w:rPr>
+        <w:t>New class frames:</w:t>
+      </w:r>
+      <w:r>
+        <w:t xml:space="preserve"> Office (9 offices: admissions, registrar, exam cell, accounts, dean of students, hostel, placement cell, international relations, IT helpdesk) and Certificate (7 certificates). Every certificate inherits how to apply and the issuing office from the Certificate class; the provisional certificate overrides the office with the exam cell.</w:t>
+      </w:r>
+    </w:p>
+    <w:p>
+      <w:pPr>
+        <w:pStyle w:val="ListBullet"/>
+        <w:spacing w:after="60"/>
+      </w:pPr>
+      <w:r>
+        <w:rPr>
+          <w:b/>
+        </w:rPr>
+        <w:t>New instance frames:</w:t>
+      </w:r>
+      <w:r>
+        <w:t xml:space="preserve"> academic_calendar, examinations, fee_payment, events, research and alumni. The exam dates are not repeated in the examinations frame; the answer reads them from the academic_calendar frame.</w:t>
+      </w:r>
+    </w:p>
+    <w:p>
+      <w:pPr>
+        <w:pStyle w:val="ListBullet"/>
+        <w:spacing w:after="60"/>
+      </w:pPr>
+      <w:r>
+        <w:rPr>
+          <w:b/>
+        </w:rPr>
+        <w:t>Placement history:</w:t>
+      </w:r>
+      <w:r>
+        <w:t xml:space="preserve"> every department with placements keeps four seasons (2022-23 to 2025-26). A year in the question selects the season ("placements in 2023" means the batch that graduated in 2023), and a year we have no data for gets "not available" with the latest figures.</w:t>
+      </w:r>
+    </w:p>
+    <w:p>
+      <w:pPr>
+        <w:pStyle w:val="ListBullet"/>
+        <w:spacing w:after="60"/>
+      </w:pPr>
+      <w:r>
+        <w:rPr>
+          <w:b/>
+        </w:rPr>
+        <w:t>Nine new intents:</w:t>
+      </w:r>
+      <w:r>
+        <w:t xml:space="preserve"> academic calendar, examination, results, fee payment, certificates, office information, faculty and research, events and alumni, each with example sentences and a few high-precision keywords.</w:t>
+      </w:r>
+    </w:p>
+    <w:p>
+      <w:pPr>
+        <w:pStyle w:val="ListBullet"/>
+        <w:spacing w:after="60"/>
+      </w:pPr>
+      <w:r>
+        <w:rPr>
+          <w:b/>
+        </w:rPr>
+        <w:t>Links between frames:</w:t>
+      </w:r>
+      <w:r>
+        <w:t xml:space="preserve"> each topic is linked to the office that handles it (examinations -&gt; exam cell, fee payment -&gt; accounts office, certificates -&gt; registrar), so "Which office handles it?" after an exam question is answered from the dialogue context.</w:t>
+      </w:r>
+    </w:p>
+    <w:p>
+      <w:pPr>
+        <w:pStyle w:val="ListBullet"/>
+        <w:spacing w:after="60"/>
+      </w:pPr>
+      <w:r>
+        <w:rPr>
+          <w:b/>
+        </w:rPr>
+        <w:t>Entities decide the topic:</w:t>
+      </w:r>
+      <w:r>
+        <w:t xml:space="preserve"> when a question names an office or a certificate ("exam cell", "TC"), that entity decides the topic, whatever the intent classifier guessed.</w:t>
+      </w:r>
+    </w:p>
+    <w:p>
+      <w:r>
+        <w:t>The new intents share words with the old ones ("fee", "start", "semester"), so a few rules separate them: "When does the semester start?" is a calendar question, not the admission deadline, and "Can I pay the fees late?" is about paying, not about how much a programme costs.</w:t>
+      </w:r>
+    </w:p>
+    <w:p>
+      <w:pPr>
+        <w:pStyle w:val="Heading2"/>
+      </w:pPr>
+      <w:bookmarkStart w:id="10" w:name="_Toc243141101"/>
+      <w:r>
+        <w:lastRenderedPageBreak/>
+        <w:t>3.5 Why not a pure machine-learning or LLM chatbot?</w:t>
+      </w:r>
+      <w:bookmarkEnd w:id="10"/>
+    </w:p>
+    <w:p>
+      <w:r>
+        <w:t>We did consider using a large language model, but decided against it. For admissions the numbers (fees, cut-offs) have to be exactly right, the same every time, and explainable. In our system every answer can be traced back to a frame slot or a rule. A language model can make up a fee or a cut-off, it cannot properly justify an eligibility decision, and it needs a paid API or a GPU. Our approach has its own cost: someone has to write the knowledge by hand. We discuss this in Section 8.</w:t>
+      </w:r>
+    </w:p>
+    <w:p>
+      <w:pPr>
+        <w:pStyle w:val="Heading1"/>
+      </w:pPr>
+      <w:bookmarkStart w:id="11" w:name="_Toc243141102"/>
+      <w:r>
+        <w:t>4. Python Implementation</w:t>
+      </w:r>
+      <w:bookmarkEnd w:id="11"/>
+    </w:p>
+    <w:p>
+      <w:r>
         <w:t>We first wrote the chatbot as a small Python 3.12 package. The solution notebook uses it for all the experiments, and it was used to produce every number in this report. It needs numpy, pandas, scikit-learn (TF-IDF and metrics) and matplotlib. The NLP and reasoning parts use only the Python standard library.</w:t>
       </w:r>
     </w:p>
@@ -3787,9 +4258,8 @@
         <w:rPr>
           <w:noProof/>
         </w:rPr>
-        <w:lastRenderedPageBreak/>
         <w:drawing>
-          <wp:inline distT="0" distB="0" distL="0" distR="0" wp14:anchorId="2E827443" wp14:editId="5DB2FEE3">
+          <wp:inline distT="0" distB="0" distL="0" distR="0" wp14:anchorId="2C6DB3B2" wp14:editId="0793803F">
             <wp:extent cx="5903999" cy="1781879"/>
             <wp:effectExtent l="0" t="0" r="0" b="0"/>
             <wp:docPr id="2" name="Picture 2"/>
@@ -4238,7 +4708,7 @@
               <w:rPr>
                 <w:sz w:val="18"/>
               </w:rPr>
-              <w:t>Knowledge base (29 frames), rules (26), intents (18), free-text FAQs (15), test sets</w:t>
+              <w:t>Knowledge base (70 frames), rules (26), intents (27), free-text FAQs (15), four test sets</w:t>
             </w:r>
           </w:p>
         </w:tc>
@@ -4253,18 +4723,19 @@
       <w:pPr>
         <w:pStyle w:val="Heading2"/>
       </w:pPr>
-      <w:bookmarkStart w:id="10" w:name="_Toc243122884"/>
+      <w:bookmarkStart w:id="12" w:name="_Toc243141103"/>
       <w:r>
         <w:t>4.1 The chatbot website</w:t>
       </w:r>
-      <w:bookmarkEnd w:id="10"/>
+      <w:bookmarkEnd w:id="12"/>
     </w:p>
     <w:p>
       <w:r>
-        <w:t>For the demonstration we wanted a link that anyone could open, with nothing to install and no terminal. So we rewrote the same engine in plain JavaScript, one file for each Python module. It runs entirely inside the browser and is hosted for free on GitHub Pages. There is no server and no API key, and both versions read the same data/*.json files. To make sure the website behaves exactly like the Python version, we put all 154 test conversations through both. The answers, intents, answer sources and confide</w:t>
-      </w:r>
-      <w:r>
-        <w:t>nce scores came out identical, so the results in Sections 6 and 7 also hold for the website.</w:t>
+        <w:t xml:space="preserve">For the demonstration we wanted a link that anyone could open, with nothing to install and no terminal. So we rewrote the same engine in plain JavaScript, one file for each Python module. It runs entirely inside the browser and is hosted for free on GitHub Pages. There is no server and no API key, and both versions read the same data/*.json files. To make sure the website behaves exactly like the </w:t>
+      </w:r>
+      <w:r>
+        <w:lastRenderedPageBreak/>
+        <w:t>Python version, we put 361 test conversations (all four test sets plus 171 extra questions about the newer features) through both. The answers, intents, answer sources and confidence scores came out identical, so the results in Sections 6 and 7 also hold for the website.</w:t>
       </w:r>
     </w:p>
     <w:tbl>
@@ -4354,7 +4825,7 @@
               <w:rPr>
                 <w:sz w:val="18"/>
               </w:rPr>
-              <w:t>The chat page: sample questions on the left, the conversation in the middle, the "How I answered" panel on the right</w:t>
+              <w:t>The chat page: sample questions and guided demos on the left, the conversation on the right</w:t>
             </w:r>
           </w:p>
         </w:tc>
@@ -4510,7 +4981,7 @@
               <w:rPr>
                 <w:sz w:val="18"/>
               </w:rPr>
-              <w:t>Everything on the screen: messages, suggestions, explanation panel, guided demos</w:t>
+              <w:t>Everything on the screen: messages, follow-up suggestions and guided demos</w:t>
             </w:r>
           </w:p>
         </w:tc>
@@ -4550,7 +5021,7 @@
               <w:rPr>
                 <w:sz w:val="18"/>
               </w:rPr>
-              <w:t>Runs both test sets in the browser and shows the accuracy</w:t>
+              <w:t>Runs all four test sets in the browser and shows the accuracy</w:t>
             </w:r>
           </w:p>
         </w:tc>
@@ -4566,7 +5037,6 @@
         <w:spacing w:after="60"/>
       </w:pPr>
       <w:r>
-        <w:lastRenderedPageBreak/>
         <w:t>What happens to every message (respond() in both versions):</w:t>
       </w:r>
     </w:p>
@@ -4652,11 +5122,11 @@
       <w:pPr>
         <w:pStyle w:val="Heading1"/>
       </w:pPr>
-      <w:bookmarkStart w:id="11" w:name="_Toc243122885"/>
+      <w:bookmarkStart w:id="13" w:name="_Toc243141104"/>
       <w:r>
         <w:t>5. Dataset and Test-Case Preparation</w:t>
       </w:r>
-      <w:bookmarkEnd w:id="11"/>
+      <w:bookmarkEnd w:id="13"/>
     </w:p>
     <w:p>
       <w:r>
@@ -4675,7 +5145,7 @@
         <w:t>Knowledge sources:</w:t>
       </w:r>
       <w:r>
-        <w:t xml:space="preserve"> 29 frames, 26 production rules, 18 intents with 109 example sentences, and 90 FAQ passages (75 generated automatically from the frames and 15 free-text passages).</w:t>
+        <w:t xml:space="preserve"> 70 frames, 26 production rules, 27 intents with 178 example sentences, and 175 FAQ passages (160 generated automatically from the frames and 15 free-text passages).</w:t>
       </w:r>
     </w:p>
     <w:p>
@@ -5178,6 +5648,7 @@
                 <w:b/>
                 <w:sz w:val="18"/>
               </w:rPr>
+              <w:lastRenderedPageBreak/>
               <w:t>unstructured_faq</w:t>
             </w:r>
           </w:p>
@@ -5450,13 +5921,740 @@
     </w:p>
     <w:p>
       <w:pPr>
+        <w:spacing w:after="60"/>
+      </w:pPr>
+      <w:r>
+        <w:t>For the rest of the university we wrote two more test sets:</w:t>
+      </w:r>
+    </w:p>
+    <w:p>
+      <w:pPr>
+        <w:pStyle w:val="ListBullet"/>
+        <w:spacing w:after="60"/>
+      </w:pPr>
+      <w:r>
+        <w:rPr>
+          <w:b/>
+        </w:rPr>
+        <w:t>University-services development set:</w:t>
+      </w:r>
+      <w:r>
+        <w:t xml:space="preserve"> 40 questions on the calendar, exams, results, fee payment, certificates, offices, research, events and alumni, including two short conversations. We wrote them after building these features and then used them to improve the features, so their score is optimistic.</w:t>
+      </w:r>
+    </w:p>
+    <w:p>
+      <w:pPr>
+        <w:pStyle w:val="ListBullet"/>
+        <w:spacing w:after="60"/>
+      </w:pPr>
+      <w:r>
+        <w:rPr>
+          <w:b/>
+        </w:rPr>
+        <w:t>University-services held-out set:</w:t>
+      </w:r>
+      <w:r>
+        <w:t xml:space="preserve"> 20 further questions, written before that tuning and scored once.</w:t>
+      </w:r>
+    </w:p>
+    <w:tbl>
+      <w:tblPr>
+        <w:tblStyle w:val="TableGrid"/>
+        <w:tblW w:w="0" w:type="auto"/>
+        <w:jc w:val="center"/>
+        <w:tblLook w:val="04A0" w:firstRow="1" w:lastRow="0" w:firstColumn="1" w:lastColumn="0" w:noHBand="0" w:noVBand="1"/>
+      </w:tblPr>
+      <w:tblGrid>
+        <w:gridCol w:w="2835"/>
+        <w:gridCol w:w="1701"/>
+        <w:gridCol w:w="1701"/>
+      </w:tblGrid>
+      <w:tr>
+        <w:trPr>
+          <w:jc w:val="center"/>
+        </w:trPr>
+        <w:tc>
+          <w:tcPr>
+            <w:tcW w:w="2835" w:type="dxa"/>
+            <w:shd w:val="clear" w:color="auto" w:fill="1F4E9B"/>
+          </w:tcPr>
+          <w:p>
+            <w:pPr>
+              <w:spacing w:before="20" w:after="20"/>
+            </w:pPr>
+            <w:r>
+              <w:rPr>
+                <w:b/>
+                <w:color w:val="FFFFFF"/>
+                <w:sz w:val="18"/>
+              </w:rPr>
+              <w:t>Category</w:t>
+            </w:r>
+          </w:p>
+        </w:tc>
+        <w:tc>
+          <w:tcPr>
+            <w:tcW w:w="1701" w:type="dxa"/>
+            <w:shd w:val="clear" w:color="auto" w:fill="1F4E9B"/>
+          </w:tcPr>
+          <w:p>
+            <w:pPr>
+              <w:spacing w:before="20" w:after="20"/>
+            </w:pPr>
+            <w:r>
+              <w:rPr>
+                <w:b/>
+                <w:color w:val="FFFFFF"/>
+                <w:sz w:val="18"/>
+              </w:rPr>
+              <w:t>Development</w:t>
+            </w:r>
+          </w:p>
+        </w:tc>
+        <w:tc>
+          <w:tcPr>
+            <w:tcW w:w="1701" w:type="dxa"/>
+            <w:shd w:val="clear" w:color="auto" w:fill="1F4E9B"/>
+          </w:tcPr>
+          <w:p>
+            <w:pPr>
+              <w:spacing w:before="20" w:after="20"/>
+            </w:pPr>
+            <w:r>
+              <w:rPr>
+                <w:b/>
+                <w:color w:val="FFFFFF"/>
+                <w:sz w:val="18"/>
+              </w:rPr>
+              <w:t>Held-out</w:t>
+            </w:r>
+          </w:p>
+        </w:tc>
+      </w:tr>
+      <w:tr>
+        <w:trPr>
+          <w:jc w:val="center"/>
+        </w:trPr>
+        <w:tc>
+          <w:tcPr>
+            <w:tcW w:w="2835" w:type="dxa"/>
+          </w:tcPr>
+          <w:p>
+            <w:pPr>
+              <w:spacing w:before="20" w:after="20"/>
+            </w:pPr>
+            <w:r>
+              <w:rPr>
+                <w:b/>
+                <w:sz w:val="18"/>
+              </w:rPr>
+              <w:t>calendar</w:t>
+            </w:r>
+          </w:p>
+        </w:tc>
+        <w:tc>
+          <w:tcPr>
+            <w:tcW w:w="1701" w:type="dxa"/>
+          </w:tcPr>
+          <w:p>
+            <w:pPr>
+              <w:spacing w:before="20" w:after="20"/>
+            </w:pPr>
+            <w:r>
+              <w:rPr>
+                <w:sz w:val="18"/>
+              </w:rPr>
+              <w:t>6</w:t>
+            </w:r>
+          </w:p>
+        </w:tc>
+        <w:tc>
+          <w:tcPr>
+            <w:tcW w:w="1701" w:type="dxa"/>
+          </w:tcPr>
+          <w:p>
+            <w:pPr>
+              <w:spacing w:before="20" w:after="20"/>
+            </w:pPr>
+            <w:r>
+              <w:rPr>
+                <w:sz w:val="18"/>
+              </w:rPr>
+              <w:t>3</w:t>
+            </w:r>
+          </w:p>
+        </w:tc>
+      </w:tr>
+      <w:tr>
+        <w:trPr>
+          <w:jc w:val="center"/>
+        </w:trPr>
+        <w:tc>
+          <w:tcPr>
+            <w:tcW w:w="2835" w:type="dxa"/>
+            <w:shd w:val="clear" w:color="auto" w:fill="EEF3FB"/>
+          </w:tcPr>
+          <w:p>
+            <w:pPr>
+              <w:spacing w:before="20" w:after="20"/>
+            </w:pPr>
+            <w:r>
+              <w:rPr>
+                <w:b/>
+                <w:sz w:val="18"/>
+              </w:rPr>
+              <w:t>exams</w:t>
+            </w:r>
+          </w:p>
+        </w:tc>
+        <w:tc>
+          <w:tcPr>
+            <w:tcW w:w="1701" w:type="dxa"/>
+            <w:shd w:val="clear" w:color="auto" w:fill="EEF3FB"/>
+          </w:tcPr>
+          <w:p>
+            <w:pPr>
+              <w:spacing w:before="20" w:after="20"/>
+            </w:pPr>
+            <w:r>
+              <w:rPr>
+                <w:sz w:val="18"/>
+              </w:rPr>
+              <w:t>5</w:t>
+            </w:r>
+          </w:p>
+        </w:tc>
+        <w:tc>
+          <w:tcPr>
+            <w:tcW w:w="1701" w:type="dxa"/>
+            <w:shd w:val="clear" w:color="auto" w:fill="EEF3FB"/>
+          </w:tcPr>
+          <w:p>
+            <w:pPr>
+              <w:spacing w:before="20" w:after="20"/>
+            </w:pPr>
+            <w:r>
+              <w:rPr>
+                <w:sz w:val="18"/>
+              </w:rPr>
+              <w:t>3</w:t>
+            </w:r>
+          </w:p>
+        </w:tc>
+      </w:tr>
+      <w:tr>
+        <w:trPr>
+          <w:jc w:val="center"/>
+        </w:trPr>
+        <w:tc>
+          <w:tcPr>
+            <w:tcW w:w="2835" w:type="dxa"/>
+          </w:tcPr>
+          <w:p>
+            <w:pPr>
+              <w:spacing w:before="20" w:after="20"/>
+            </w:pPr>
+            <w:r>
+              <w:rPr>
+                <w:b/>
+                <w:sz w:val="18"/>
+              </w:rPr>
+              <w:t>results</w:t>
+            </w:r>
+          </w:p>
+        </w:tc>
+        <w:tc>
+          <w:tcPr>
+            <w:tcW w:w="1701" w:type="dxa"/>
+          </w:tcPr>
+          <w:p>
+            <w:pPr>
+              <w:spacing w:before="20" w:after="20"/>
+            </w:pPr>
+            <w:r>
+              <w:rPr>
+                <w:sz w:val="18"/>
+              </w:rPr>
+              <w:t>4</w:t>
+            </w:r>
+          </w:p>
+        </w:tc>
+        <w:tc>
+          <w:tcPr>
+            <w:tcW w:w="1701" w:type="dxa"/>
+          </w:tcPr>
+          <w:p>
+            <w:pPr>
+              <w:spacing w:before="20" w:after="20"/>
+            </w:pPr>
+            <w:r>
+              <w:rPr>
+                <w:sz w:val="18"/>
+              </w:rPr>
+              <w:t>2</w:t>
+            </w:r>
+          </w:p>
+        </w:tc>
+      </w:tr>
+      <w:tr>
+        <w:trPr>
+          <w:jc w:val="center"/>
+        </w:trPr>
+        <w:tc>
+          <w:tcPr>
+            <w:tcW w:w="2835" w:type="dxa"/>
+            <w:shd w:val="clear" w:color="auto" w:fill="EEF3FB"/>
+          </w:tcPr>
+          <w:p>
+            <w:pPr>
+              <w:spacing w:before="20" w:after="20"/>
+            </w:pPr>
+            <w:r>
+              <w:rPr>
+                <w:b/>
+                <w:sz w:val="18"/>
+              </w:rPr>
+              <w:t>fees_payment</w:t>
+            </w:r>
+          </w:p>
+        </w:tc>
+        <w:tc>
+          <w:tcPr>
+            <w:tcW w:w="1701" w:type="dxa"/>
+            <w:shd w:val="clear" w:color="auto" w:fill="EEF3FB"/>
+          </w:tcPr>
+          <w:p>
+            <w:pPr>
+              <w:spacing w:before="20" w:after="20"/>
+            </w:pPr>
+            <w:r>
+              <w:rPr>
+                <w:sz w:val="18"/>
+              </w:rPr>
+              <w:t>4</w:t>
+            </w:r>
+          </w:p>
+        </w:tc>
+        <w:tc>
+          <w:tcPr>
+            <w:tcW w:w="1701" w:type="dxa"/>
+            <w:shd w:val="clear" w:color="auto" w:fill="EEF3FB"/>
+          </w:tcPr>
+          <w:p>
+            <w:pPr>
+              <w:spacing w:before="20" w:after="20"/>
+            </w:pPr>
+            <w:r>
+              <w:rPr>
+                <w:sz w:val="18"/>
+              </w:rPr>
+              <w:t>2</w:t>
+            </w:r>
+          </w:p>
+        </w:tc>
+      </w:tr>
+      <w:tr>
+        <w:trPr>
+          <w:jc w:val="center"/>
+        </w:trPr>
+        <w:tc>
+          <w:tcPr>
+            <w:tcW w:w="2835" w:type="dxa"/>
+          </w:tcPr>
+          <w:p>
+            <w:pPr>
+              <w:spacing w:before="20" w:after="20"/>
+            </w:pPr>
+            <w:r>
+              <w:rPr>
+                <w:b/>
+                <w:sz w:val="18"/>
+              </w:rPr>
+              <w:t>certificates</w:t>
+            </w:r>
+          </w:p>
+        </w:tc>
+        <w:tc>
+          <w:tcPr>
+            <w:tcW w:w="1701" w:type="dxa"/>
+          </w:tcPr>
+          <w:p>
+            <w:pPr>
+              <w:spacing w:before="20" w:after="20"/>
+            </w:pPr>
+            <w:r>
+              <w:rPr>
+                <w:sz w:val="18"/>
+              </w:rPr>
+              <w:t>5</w:t>
+            </w:r>
+          </w:p>
+        </w:tc>
+        <w:tc>
+          <w:tcPr>
+            <w:tcW w:w="1701" w:type="dxa"/>
+          </w:tcPr>
+          <w:p>
+            <w:pPr>
+              <w:spacing w:before="20" w:after="20"/>
+            </w:pPr>
+            <w:r>
+              <w:rPr>
+                <w:sz w:val="18"/>
+              </w:rPr>
+              <w:t>3</w:t>
+            </w:r>
+          </w:p>
+        </w:tc>
+      </w:tr>
+      <w:tr>
+        <w:trPr>
+          <w:jc w:val="center"/>
+        </w:trPr>
+        <w:tc>
+          <w:tcPr>
+            <w:tcW w:w="2835" w:type="dxa"/>
+            <w:shd w:val="clear" w:color="auto" w:fill="EEF3FB"/>
+          </w:tcPr>
+          <w:p>
+            <w:pPr>
+              <w:spacing w:before="20" w:after="20"/>
+            </w:pPr>
+            <w:r>
+              <w:rPr>
+                <w:b/>
+                <w:sz w:val="18"/>
+              </w:rPr>
+              <w:t>offices</w:t>
+            </w:r>
+          </w:p>
+        </w:tc>
+        <w:tc>
+          <w:tcPr>
+            <w:tcW w:w="1701" w:type="dxa"/>
+            <w:shd w:val="clear" w:color="auto" w:fill="EEF3FB"/>
+          </w:tcPr>
+          <w:p>
+            <w:pPr>
+              <w:spacing w:before="20" w:after="20"/>
+            </w:pPr>
+            <w:r>
+              <w:rPr>
+                <w:sz w:val="18"/>
+              </w:rPr>
+              <w:t>6</w:t>
+            </w:r>
+          </w:p>
+        </w:tc>
+        <w:tc>
+          <w:tcPr>
+            <w:tcW w:w="1701" w:type="dxa"/>
+            <w:shd w:val="clear" w:color="auto" w:fill="EEF3FB"/>
+          </w:tcPr>
+          <w:p>
+            <w:pPr>
+              <w:spacing w:before="20" w:after="20"/>
+            </w:pPr>
+            <w:r>
+              <w:rPr>
+                <w:sz w:val="18"/>
+              </w:rPr>
+              <w:t>3</w:t>
+            </w:r>
+          </w:p>
+        </w:tc>
+      </w:tr>
+      <w:tr>
+        <w:trPr>
+          <w:jc w:val="center"/>
+        </w:trPr>
+        <w:tc>
+          <w:tcPr>
+            <w:tcW w:w="2835" w:type="dxa"/>
+          </w:tcPr>
+          <w:p>
+            <w:pPr>
+              <w:spacing w:before="20" w:after="20"/>
+            </w:pPr>
+            <w:r>
+              <w:rPr>
+                <w:b/>
+                <w:sz w:val="18"/>
+              </w:rPr>
+              <w:t>research</w:t>
+            </w:r>
+          </w:p>
+        </w:tc>
+        <w:tc>
+          <w:tcPr>
+            <w:tcW w:w="1701" w:type="dxa"/>
+          </w:tcPr>
+          <w:p>
+            <w:pPr>
+              <w:spacing w:before="20" w:after="20"/>
+            </w:pPr>
+            <w:r>
+              <w:rPr>
+                <w:sz w:val="18"/>
+              </w:rPr>
+              <w:t>2</w:t>
+            </w:r>
+          </w:p>
+        </w:tc>
+        <w:tc>
+          <w:tcPr>
+            <w:tcW w:w="1701" w:type="dxa"/>
+          </w:tcPr>
+          <w:p>
+            <w:pPr>
+              <w:spacing w:before="20" w:after="20"/>
+            </w:pPr>
+            <w:r>
+              <w:rPr>
+                <w:sz w:val="18"/>
+              </w:rPr>
+              <w:t>1</w:t>
+            </w:r>
+          </w:p>
+        </w:tc>
+      </w:tr>
+      <w:tr>
+        <w:trPr>
+          <w:jc w:val="center"/>
+        </w:trPr>
+        <w:tc>
+          <w:tcPr>
+            <w:tcW w:w="2835" w:type="dxa"/>
+            <w:shd w:val="clear" w:color="auto" w:fill="EEF3FB"/>
+          </w:tcPr>
+          <w:p>
+            <w:pPr>
+              <w:spacing w:before="20" w:after="20"/>
+            </w:pPr>
+            <w:r>
+              <w:rPr>
+                <w:b/>
+                <w:sz w:val="18"/>
+              </w:rPr>
+              <w:t>events</w:t>
+            </w:r>
+          </w:p>
+        </w:tc>
+        <w:tc>
+          <w:tcPr>
+            <w:tcW w:w="1701" w:type="dxa"/>
+            <w:shd w:val="clear" w:color="auto" w:fill="EEF3FB"/>
+          </w:tcPr>
+          <w:p>
+            <w:pPr>
+              <w:spacing w:before="20" w:after="20"/>
+            </w:pPr>
+            <w:r>
+              <w:rPr>
+                <w:sz w:val="18"/>
+              </w:rPr>
+              <w:t>3</w:t>
+            </w:r>
+          </w:p>
+        </w:tc>
+        <w:tc>
+          <w:tcPr>
+            <w:tcW w:w="1701" w:type="dxa"/>
+            <w:shd w:val="clear" w:color="auto" w:fill="EEF3FB"/>
+          </w:tcPr>
+          <w:p>
+            <w:pPr>
+              <w:spacing w:before="20" w:after="20"/>
+            </w:pPr>
+            <w:r>
+              <w:rPr>
+                <w:sz w:val="18"/>
+              </w:rPr>
+              <w:t>2</w:t>
+            </w:r>
+          </w:p>
+        </w:tc>
+      </w:tr>
+      <w:tr>
+        <w:trPr>
+          <w:jc w:val="center"/>
+        </w:trPr>
+        <w:tc>
+          <w:tcPr>
+            <w:tcW w:w="2835" w:type="dxa"/>
+          </w:tcPr>
+          <w:p>
+            <w:pPr>
+              <w:spacing w:before="20" w:after="20"/>
+            </w:pPr>
+            <w:r>
+              <w:rPr>
+                <w:b/>
+                <w:sz w:val="18"/>
+              </w:rPr>
+              <w:t>alumni</w:t>
+            </w:r>
+          </w:p>
+        </w:tc>
+        <w:tc>
+          <w:tcPr>
+            <w:tcW w:w="1701" w:type="dxa"/>
+          </w:tcPr>
+          <w:p>
+            <w:pPr>
+              <w:spacing w:before="20" w:after="20"/>
+            </w:pPr>
+            <w:r>
+              <w:rPr>
+                <w:sz w:val="18"/>
+              </w:rPr>
+              <w:t>1</w:t>
+            </w:r>
+          </w:p>
+        </w:tc>
+        <w:tc>
+          <w:tcPr>
+            <w:tcW w:w="1701" w:type="dxa"/>
+          </w:tcPr>
+          <w:p>
+            <w:pPr>
+              <w:spacing w:before="20" w:after="20"/>
+            </w:pPr>
+            <w:r>
+              <w:rPr>
+                <w:sz w:val="18"/>
+              </w:rPr>
+              <w:t>1</w:t>
+            </w:r>
+          </w:p>
+        </w:tc>
+      </w:tr>
+      <w:tr>
+        <w:trPr>
+          <w:jc w:val="center"/>
+        </w:trPr>
+        <w:tc>
+          <w:tcPr>
+            <w:tcW w:w="2835" w:type="dxa"/>
+            <w:shd w:val="clear" w:color="auto" w:fill="EEF3FB"/>
+          </w:tcPr>
+          <w:p>
+            <w:pPr>
+              <w:spacing w:before="20" w:after="20"/>
+            </w:pPr>
+            <w:r>
+              <w:rPr>
+                <w:b/>
+                <w:sz w:val="18"/>
+              </w:rPr>
+              <w:t>conversation</w:t>
+            </w:r>
+          </w:p>
+        </w:tc>
+        <w:tc>
+          <w:tcPr>
+            <w:tcW w:w="1701" w:type="dxa"/>
+            <w:shd w:val="clear" w:color="auto" w:fill="EEF3FB"/>
+          </w:tcPr>
+          <w:p>
+            <w:pPr>
+              <w:spacing w:before="20" w:after="20"/>
+            </w:pPr>
+            <w:r>
+              <w:rPr>
+                <w:sz w:val="18"/>
+              </w:rPr>
+              <w:t>4</w:t>
+            </w:r>
+          </w:p>
+        </w:tc>
+        <w:tc>
+          <w:tcPr>
+            <w:tcW w:w="1701" w:type="dxa"/>
+            <w:shd w:val="clear" w:color="auto" w:fill="EEF3FB"/>
+          </w:tcPr>
+          <w:p>
+            <w:pPr>
+              <w:spacing w:before="20" w:after="20"/>
+            </w:pPr>
+            <w:r>
+              <w:rPr>
+                <w:sz w:val="18"/>
+              </w:rPr>
+              <w:t>0</w:t>
+            </w:r>
+          </w:p>
+        </w:tc>
+      </w:tr>
+      <w:tr>
+        <w:trPr>
+          <w:jc w:val="center"/>
+        </w:trPr>
+        <w:tc>
+          <w:tcPr>
+            <w:tcW w:w="2835" w:type="dxa"/>
+          </w:tcPr>
+          <w:p>
+            <w:pPr>
+              <w:spacing w:before="20" w:after="20"/>
+            </w:pPr>
+            <w:r>
+              <w:rPr>
+                <w:b/>
+                <w:sz w:val="18"/>
+              </w:rPr>
+              <w:t>Total</w:t>
+            </w:r>
+          </w:p>
+        </w:tc>
+        <w:tc>
+          <w:tcPr>
+            <w:tcW w:w="1701" w:type="dxa"/>
+          </w:tcPr>
+          <w:p>
+            <w:pPr>
+              <w:spacing w:before="20" w:after="20"/>
+            </w:pPr>
+            <w:r>
+              <w:rPr>
+                <w:sz w:val="18"/>
+              </w:rPr>
+              <w:t>40</w:t>
+            </w:r>
+          </w:p>
+        </w:tc>
+        <w:tc>
+          <w:tcPr>
+            <w:tcW w:w="1701" w:type="dxa"/>
+          </w:tcPr>
+          <w:p>
+            <w:pPr>
+              <w:spacing w:before="20" w:after="20"/>
+            </w:pPr>
+            <w:r>
+              <w:rPr>
+                <w:sz w:val="18"/>
+              </w:rPr>
+              <w:t>20</w:t>
+            </w:r>
+          </w:p>
+        </w:tc>
+      </w:tr>
+    </w:tbl>
+    <w:p>
+      <w:pPr>
+        <w:spacing w:after="40"/>
+      </w:pPr>
+    </w:p>
+    <w:p>
+      <w:pPr>
         <w:pStyle w:val="Heading1"/>
       </w:pPr>
-      <w:bookmarkStart w:id="12" w:name="_Toc243122886"/>
+      <w:bookmarkStart w:id="14" w:name="_Toc243141105"/>
       <w:r>
         <w:t>6. Performance Evaluation</w:t>
       </w:r>
-      <w:bookmarkEnd w:id="12"/>
+      <w:bookmarkEnd w:id="14"/>
     </w:p>
     <w:p>
       <w:pPr>
@@ -5612,7 +6810,6 @@
                 <w:b/>
                 <w:sz w:val="19"/>
               </w:rPr>
-              <w:lastRenderedPageBreak/>
               <w:t>Answer accuracy</w:t>
             </w:r>
           </w:p>
@@ -5629,7 +6826,7 @@
               <w:rPr>
                 <w:sz w:val="19"/>
               </w:rPr>
-              <w:t>0.924</w:t>
+              <w:t>0.943</w:t>
             </w:r>
           </w:p>
         </w:tc>
@@ -5669,7 +6866,7 @@
               <w:rPr>
                 <w:sz w:val="19"/>
               </w:rPr>
-              <w:t>0.924</w:t>
+              <w:t>0.943</w:t>
             </w:r>
           </w:p>
         </w:tc>
@@ -5707,7 +6904,7 @@
               <w:rPr>
                 <w:sz w:val="19"/>
               </w:rPr>
-              <w:t>0.931</w:t>
+              <w:t>0.954</w:t>
             </w:r>
           </w:p>
         </w:tc>
@@ -5747,7 +6944,7 @@
               <w:rPr>
                 <w:sz w:val="19"/>
               </w:rPr>
-              <w:t>0.953</w:t>
+              <w:t>0.968</w:t>
             </w:r>
           </w:p>
         </w:tc>
@@ -5785,7 +6982,7 @@
               <w:rPr>
                 <w:sz w:val="19"/>
               </w:rPr>
-              <w:t>0.934</w:t>
+              <w:t>0.957</w:t>
             </w:r>
           </w:p>
         </w:tc>
@@ -5825,7 +7022,7 @@
               <w:rPr>
                 <w:sz w:val="19"/>
               </w:rPr>
-              <w:t>0.889</w:t>
+              <w:t>0.900</w:t>
             </w:r>
           </w:p>
         </w:tc>
@@ -5863,7 +7060,7 @@
               <w:rPr>
                 <w:sz w:val="19"/>
               </w:rPr>
-              <w:t>0.800</w:t>
+              <w:t>0.900</w:t>
             </w:r>
           </w:p>
         </w:tc>
@@ -5903,7 +7100,7 @@
               <w:rPr>
                 <w:sz w:val="19"/>
               </w:rPr>
-              <w:t>1.58</w:t>
+              <w:t>3.24</w:t>
             </w:r>
           </w:p>
         </w:tc>
@@ -5981,7 +7178,7 @@
               <w:rPr>
                 <w:sz w:val="19"/>
               </w:rPr>
-              <w:t>2.23 / 3.31</w:t>
+              <w:t>4.28 / 8.10</w:t>
             </w:r>
           </w:p>
         </w:tc>
@@ -5991,6 +7188,24 @@
       <w:pPr>
         <w:spacing w:after="40"/>
       </w:pPr>
+    </w:p>
+    <w:p>
+      <w:pPr>
+        <w:spacing w:after="200"/>
+      </w:pPr>
+      <w:r>
+        <w:rPr>
+          <w:b/>
+        </w:rPr>
+        <w:lastRenderedPageBreak/>
+        <w:t xml:space="preserve">Observation: </w:t>
+      </w:r>
+      <w:r>
+        <w:rPr>
+          <w:sz w:val="20"/>
+        </w:rPr>
+        <w:t>94.3% of the 105 questions got exactly the right answer, and the intent was right just as often (macro-F1 0.96). The chatbot refused 90.0% of the questions it should refuse, and when it did refuse it was right 90.0% of the time. An answer takes 3.2 ms on average, so speed is not an issue.</w:t>
+      </w:r>
     </w:p>
     <w:p>
       <w:pPr>
@@ -6002,7 +7217,7 @@
           <w:noProof/>
         </w:rPr>
         <w:drawing>
-          <wp:inline distT="0" distB="0" distL="0" distR="0" wp14:anchorId="36E92E6C" wp14:editId="2AA6A48D">
+          <wp:inline distT="0" distB="0" distL="0" distR="0" wp14:anchorId="40AB966D" wp14:editId="11B6AD84">
             <wp:extent cx="4680000" cy="2213514"/>
             <wp:effectExtent l="0" t="0" r="0" b="0"/>
             <wp:docPr id="3" name="Picture 3"/>
@@ -6054,6 +7269,23 @@
     </w:p>
     <w:p>
       <w:pPr>
+        <w:spacing w:after="200"/>
+      </w:pPr>
+      <w:r>
+        <w:rPr>
+          <w:b/>
+        </w:rPr>
+        <w:t xml:space="preserve">Observation: </w:t>
+      </w:r>
+      <w:r>
+        <w:rPr>
+          <w:sz w:val="20"/>
+        </w:rPr>
+        <w:t>5 of the 8 categories are answered perfectly, including reasoning, multi-turn and spelling mistakes, which are the hard cases for a chatbot. The weakest category is free-text faq topics not modelled as frames (67%): these questions are not in the frames and have to be matched by wording alone.</w:t>
+      </w:r>
+    </w:p>
+    <w:p>
+      <w:pPr>
         <w:spacing w:after="40"/>
         <w:jc w:val="center"/>
       </w:pPr>
@@ -6061,9 +7293,8 @@
         <w:rPr>
           <w:noProof/>
         </w:rPr>
-        <w:lastRenderedPageBreak/>
         <w:drawing>
-          <wp:inline distT="0" distB="0" distL="0" distR="0" wp14:anchorId="56037B5B" wp14:editId="5EA02C7F">
+          <wp:inline distT="0" distB="0" distL="0" distR="0" wp14:anchorId="282B533B" wp14:editId="2124D3B4">
             <wp:extent cx="4500000" cy="4633663"/>
             <wp:effectExtent l="0" t="0" r="0" b="0"/>
             <wp:docPr id="4" name="Picture 4"/>
@@ -6115,13 +7346,31 @@
     </w:p>
     <w:p>
       <w:pPr>
+        <w:spacing w:after="200"/>
+      </w:pPr>
+      <w:r>
+        <w:rPr>
+          <w:b/>
+        </w:rPr>
+        <w:lastRenderedPageBreak/>
+        <w:t xml:space="preserve">Observation: </w:t>
+      </w:r>
+      <w:r>
+        <w:rPr>
+          <w:sz w:val="20"/>
+        </w:rPr>
+        <w:t>Almost everything lies on the diagonal. Only 6 questions got the wrong intent, and no intent is confused systematically with another: each mistake is a single question with an unusual word (listed below).</w:t>
+      </w:r>
+    </w:p>
+    <w:p>
+      <w:pPr>
         <w:pStyle w:val="Heading2"/>
       </w:pPr>
-      <w:bookmarkStart w:id="13" w:name="_Toc243122887"/>
+      <w:bookmarkStart w:id="15" w:name="_Toc243141106"/>
       <w:r>
         <w:t>6.1 Error analysis</w:t>
       </w:r>
-      <w:bookmarkEnd w:id="13"/>
+      <w:bookmarkEnd w:id="15"/>
     </w:p>
     <w:tbl>
       <w:tblPr>
@@ -6303,7 +7552,7 @@
               <w:rPr>
                 <w:sz w:val="17"/>
               </w:rPr>
-              <w:t>P18</w:t>
+              <w:t>U02</w:t>
             </w:r>
           </w:p>
         </w:tc>
@@ -6320,7 +7569,7 @@
               <w:rPr>
                 <w:sz w:val="17"/>
               </w:rPr>
-              <w:t>Where is the computer science department located?</w:t>
+              <w:t>Do you have wifi in the hostel?</w:t>
             </w:r>
           </w:p>
         </w:tc>
@@ -6337,7 +7586,7 @@
               <w:rPr>
                 <w:sz w:val="17"/>
               </w:rPr>
-              <w:t>contact</w:t>
+              <w:t>hostel</w:t>
             </w:r>
           </w:p>
         </w:tc>
@@ -6354,7 +7603,7 @@
               <w:rPr>
                 <w:sz w:val="17"/>
               </w:rPr>
-              <w:t>the word "located" triggered the contact intent</w:t>
+              <w:t>"hostel" is a confident KB intent, so the Wi-Fi FAQ was never consulted</w:t>
             </w:r>
           </w:p>
         </w:tc>
@@ -6375,7 +7624,7 @@
               <w:rPr>
                 <w:sz w:val="17"/>
               </w:rPr>
-              <w:t>U02</w:t>
+              <w:t>U03</w:t>
             </w:r>
           </w:p>
         </w:tc>
@@ -6391,7 +7640,7 @@
               <w:rPr>
                 <w:sz w:val="17"/>
               </w:rPr>
-              <w:t>Do you have wifi in the hostel?</w:t>
+              <w:t>Can diploma holders get lateral entry?</w:t>
             </w:r>
           </w:p>
         </w:tc>
@@ -6407,7 +7656,7 @@
               <w:rPr>
                 <w:sz w:val="17"/>
               </w:rPr>
-              <w:t>hostel</w:t>
+              <w:t>eligibility:ask_program</w:t>
             </w:r>
           </w:p>
         </w:tc>
@@ -6423,7 +7672,7 @@
               <w:rPr>
                 <w:sz w:val="17"/>
               </w:rPr>
-              <w:t>"hostel" is a confident KB intent, so the Wi-Fi FAQ was never consulted</w:t>
+              <w:t>"diploma" was read as an applicant qualification, so the bot asked which programme</w:t>
             </w:r>
           </w:p>
         </w:tc>
@@ -6445,7 +7694,7 @@
               <w:rPr>
                 <w:sz w:val="17"/>
               </w:rPr>
-              <w:t>U03</w:t>
+              <w:t>U08</w:t>
             </w:r>
           </w:p>
         </w:tc>
@@ -6462,7 +7711,7 @@
               <w:rPr>
                 <w:sz w:val="17"/>
               </w:rPr>
-              <w:t>Can diploma holders get lateral entry?</w:t>
+              <w:t>Do we have to wear a uniform?</w:t>
             </w:r>
           </w:p>
         </w:tc>
@@ -6479,7 +7728,7 @@
               <w:rPr>
                 <w:sz w:val="17"/>
               </w:rPr>
-              <w:t>eligibility:ask_program</w:t>
+              <w:t>fallback</w:t>
             </w:r>
           </w:p>
         </w:tc>
@@ -6496,7 +7745,7 @@
               <w:rPr>
                 <w:sz w:val="17"/>
               </w:rPr>
-              <w:t>"diploma" was read as an applicant qualification, so the bot asked which programme</w:t>
+              <w:t>"uniform" has no lexical overlap with "dress code" (a limit of lexical embeddings)</w:t>
             </w:r>
           </w:p>
         </w:tc>
@@ -6517,7 +7766,7 @@
               <w:rPr>
                 <w:sz w:val="17"/>
               </w:rPr>
-              <w:t>U08</w:t>
+              <w:t>U09</w:t>
             </w:r>
           </w:p>
         </w:tc>
@@ -6533,7 +7782,7 @@
               <w:rPr>
                 <w:sz w:val="17"/>
               </w:rPr>
-              <w:t>Do we have to wear a uniform?</w:t>
+              <w:t>Can I study abroad for a semester?</w:t>
             </w:r>
           </w:p>
         </w:tc>
@@ -6549,7 +7798,7 @@
               <w:rPr>
                 <w:sz w:val="17"/>
               </w:rPr>
-              <w:t>fallback</w:t>
+              <w:t>program_duration:all</w:t>
             </w:r>
           </w:p>
         </w:tc>
@@ -6565,7 +7814,7 @@
               <w:rPr>
                 <w:sz w:val="17"/>
               </w:rPr>
-              <w:t>"uniform" has no lexical overlap with "dress code" (a limit of lexical embeddings)</w:t>
+              <w:t>"semester" pulled the query towards the duration intent</w:t>
             </w:r>
           </w:p>
         </w:tc>
@@ -6587,148 +7836,6 @@
               <w:rPr>
                 <w:sz w:val="17"/>
               </w:rPr>
-              <w:t>U09</w:t>
-            </w:r>
-          </w:p>
-        </w:tc>
-        <w:tc>
-          <w:tcPr>
-            <w:tcW w:w="2948" w:type="dxa"/>
-            <w:shd w:val="clear" w:color="auto" w:fill="EEF3FB"/>
-          </w:tcPr>
-          <w:p>
-            <w:pPr>
-              <w:spacing w:before="20" w:after="20"/>
-            </w:pPr>
-            <w:r>
-              <w:rPr>
-                <w:sz w:val="17"/>
-              </w:rPr>
-              <w:t>Can I study abroad for a semester?</w:t>
-            </w:r>
-          </w:p>
-        </w:tc>
-        <w:tc>
-          <w:tcPr>
-            <w:tcW w:w="2041" w:type="dxa"/>
-            <w:shd w:val="clear" w:color="auto" w:fill="EEF3FB"/>
-          </w:tcPr>
-          <w:p>
-            <w:pPr>
-              <w:spacing w:before="20" w:after="20"/>
-            </w:pPr>
-            <w:r>
-              <w:rPr>
-                <w:sz w:val="17"/>
-              </w:rPr>
-              <w:t>program_duration:all</w:t>
-            </w:r>
-          </w:p>
-        </w:tc>
-        <w:tc>
-          <w:tcPr>
-            <w:tcW w:w="3628" w:type="dxa"/>
-            <w:shd w:val="clear" w:color="auto" w:fill="EEF3FB"/>
-          </w:tcPr>
-          <w:p>
-            <w:pPr>
-              <w:spacing w:before="20" w:after="20"/>
-            </w:pPr>
-            <w:r>
-              <w:rPr>
-                <w:sz w:val="17"/>
-              </w:rPr>
-              <w:t>"semester" pulled the query towards the duration intent</w:t>
-            </w:r>
-          </w:p>
-        </w:tc>
-      </w:tr>
-      <w:tr>
-        <w:trPr>
-          <w:jc w:val="center"/>
-        </w:trPr>
-        <w:tc>
-          <w:tcPr>
-            <w:tcW w:w="680" w:type="dxa"/>
-          </w:tcPr>
-          <w:p>
-            <w:pPr>
-              <w:spacing w:before="20" w:after="20"/>
-            </w:pPr>
-            <w:r>
-              <w:rPr>
-                <w:sz w:val="17"/>
-              </w:rPr>
-              <w:t>O03</w:t>
-            </w:r>
-          </w:p>
-        </w:tc>
-        <w:tc>
-          <w:tcPr>
-            <w:tcW w:w="2948" w:type="dxa"/>
-          </w:tcPr>
-          <w:p>
-            <w:pPr>
-              <w:spacing w:before="20" w:after="20"/>
-            </w:pPr>
-            <w:r>
-              <w:rPr>
-                <w:sz w:val="17"/>
-              </w:rPr>
-              <w:t>Can you book a movie ticket for me?</w:t>
-            </w:r>
-          </w:p>
-        </w:tc>
-        <w:tc>
-          <w:tcPr>
-            <w:tcW w:w="2041" w:type="dxa"/>
-          </w:tcPr>
-          <w:p>
-            <w:pPr>
-              <w:spacing w:before="20" w:after="20"/>
-            </w:pPr>
-            <w:r>
-              <w:rPr>
-                <w:sz w:val="17"/>
-              </w:rPr>
-              <w:t>facility:all</w:t>
-            </w:r>
-          </w:p>
-        </w:tc>
-        <w:tc>
-          <w:tcPr>
-            <w:tcW w:w="3628" w:type="dxa"/>
-          </w:tcPr>
-          <w:p>
-            <w:pPr>
-              <w:spacing w:before="20" w:after="20"/>
-            </w:pPr>
-            <w:r>
-              <w:rPr>
-                <w:sz w:val="17"/>
-              </w:rPr>
-              <w:t>"book" matched the library facility</w:t>
-            </w:r>
-          </w:p>
-        </w:tc>
-      </w:tr>
-      <w:tr>
-        <w:trPr>
-          <w:jc w:val="center"/>
-        </w:trPr>
-        <w:tc>
-          <w:tcPr>
-            <w:tcW w:w="680" w:type="dxa"/>
-            <w:shd w:val="clear" w:color="auto" w:fill="EEF3FB"/>
-          </w:tcPr>
-          <w:p>
-            <w:pPr>
-              <w:spacing w:before="20" w:after="20"/>
-            </w:pPr>
-            <w:r>
-              <w:rPr>
-                <w:sz w:val="17"/>
-              </w:rPr>
               <w:t>O07</w:t>
             </w:r>
           </w:p>
@@ -6793,17 +7900,34 @@
     </w:p>
     <w:p>
       <w:pPr>
-        <w:pStyle w:val="Heading1"/>
-      </w:pPr>
-      <w:bookmarkStart w:id="14" w:name="_Toc243122888"/>
-      <w:r>
-        <w:t>7. Comparison with Alternative Approaches</w:t>
-      </w:r>
-      <w:bookmarkEnd w:id="14"/>
+        <w:spacing w:after="200"/>
+      </w:pPr>
+      <w:r>
+        <w:rPr>
+          <w:b/>
+        </w:rPr>
+        <w:t xml:space="preserve">Observation: </w:t>
+      </w:r>
+      <w:r>
+        <w:rPr>
+          <w:sz w:val="20"/>
+        </w:rPr>
+        <w:t>Most remaining errors have the same cause: the chatbot compares words, not meanings. "Uniform" and "dress code" share no words, and "price" is a synonym of fee in our domain. A neural sentence embedding in the vector store would fix several of them without changing the knowledge base.</w:t>
+      </w:r>
     </w:p>
     <w:p>
-      <w:r>
-        <w:t>Two alternative chatbots were built on exactly the same knowledge: the same 90 FAQ question-answer pairs, with identical answer wording. Only the approach differs:</w:t>
+      <w:pPr>
+        <w:pStyle w:val="Heading1"/>
+      </w:pPr>
+      <w:bookmarkStart w:id="16" w:name="_Toc243141107"/>
+      <w:r>
+        <w:t>7. Comparison with Alternative Approaches</w:t>
+      </w:r>
+      <w:bookmarkEnd w:id="16"/>
+    </w:p>
+    <w:p>
+      <w:r>
+        <w:t>Two alternative chatbots were built on exactly the same knowledge: the same 175 FAQ question-answer pairs, with identical answer wording. Only the approach differs:</w:t>
       </w:r>
     </w:p>
     <w:tbl>
@@ -6836,7 +7960,6 @@
                 <w:color w:val="FFFFFF"/>
                 <w:sz w:val="18"/>
               </w:rPr>
-              <w:lastRenderedPageBreak/>
               <w:t>System</w:t>
             </w:r>
           </w:p>
@@ -7110,7 +8233,7 @@
               <w:rPr>
                 <w:sz w:val="18"/>
               </w:rPr>
-              <w:t>0.314</w:t>
+              <w:t>0.267</w:t>
             </w:r>
           </w:p>
         </w:tc>
@@ -7126,7 +8249,7 @@
               <w:rPr>
                 <w:sz w:val="18"/>
               </w:rPr>
-              <w:t>0.381</w:t>
+              <w:t>0.324</w:t>
             </w:r>
           </w:p>
         </w:tc>
@@ -7143,7 +8266,7 @@
                 <w:b/>
                 <w:sz w:val="18"/>
               </w:rPr>
-              <w:t>0.924</w:t>
+              <w:t>0.943</w:t>
             </w:r>
           </w:p>
         </w:tc>
@@ -7183,7 +8306,7 @@
               <w:rPr>
                 <w:sz w:val="18"/>
               </w:rPr>
-              <w:t>0.419</w:t>
+              <w:t>0.400</w:t>
             </w:r>
           </w:p>
         </w:tc>
@@ -7200,7 +8323,7 @@
               <w:rPr>
                 <w:sz w:val="18"/>
               </w:rPr>
-              <w:t>0.552</w:t>
+              <w:t>0.533</w:t>
             </w:r>
           </w:p>
         </w:tc>
@@ -7218,7 +8341,7 @@
                 <w:b/>
                 <w:sz w:val="18"/>
               </w:rPr>
-              <w:t>0.924</w:t>
+              <w:t>0.943</w:t>
             </w:r>
           </w:p>
         </w:tc>
@@ -7256,7 +8379,7 @@
               <w:rPr>
                 <w:sz w:val="18"/>
               </w:rPr>
-              <w:t>0.482</w:t>
+              <w:t>0.457</w:t>
             </w:r>
           </w:p>
         </w:tc>
@@ -7272,7 +8395,7 @@
               <w:rPr>
                 <w:sz w:val="18"/>
               </w:rPr>
-              <w:t>0.578</w:t>
+              <w:t>0.502</w:t>
             </w:r>
           </w:p>
         </w:tc>
@@ -7289,7 +8412,7 @@
                 <w:b/>
                 <w:sz w:val="18"/>
               </w:rPr>
-              <w:t>0.931</w:t>
+              <w:t>0.954</w:t>
             </w:r>
           </w:p>
         </w:tc>
@@ -7329,7 +8452,7 @@
               <w:rPr>
                 <w:sz w:val="18"/>
               </w:rPr>
-              <w:t>0.432</w:t>
+              <w:t>0.365</w:t>
             </w:r>
           </w:p>
         </w:tc>
@@ -7346,7 +8469,7 @@
               <w:rPr>
                 <w:sz w:val="18"/>
               </w:rPr>
-              <w:t>0.502</w:t>
+              <w:t>0.416</w:t>
             </w:r>
           </w:p>
         </w:tc>
@@ -7364,7 +8487,7 @@
                 <w:b/>
                 <w:sz w:val="18"/>
               </w:rPr>
-              <w:t>0.953</w:t>
+              <w:t>0.968</w:t>
             </w:r>
           </w:p>
         </w:tc>
@@ -7402,7 +8525,7 @@
               <w:rPr>
                 <w:sz w:val="18"/>
               </w:rPr>
-              <w:t>0.388</w:t>
+              <w:t>0.335</w:t>
             </w:r>
           </w:p>
         </w:tc>
@@ -7418,7 +8541,7 @@
               <w:rPr>
                 <w:sz w:val="18"/>
               </w:rPr>
-              <w:t>0.490</w:t>
+              <w:t>0.414</w:t>
             </w:r>
           </w:p>
         </w:tc>
@@ -7435,7 +8558,7 @@
                 <w:b/>
                 <w:sz w:val="18"/>
               </w:rPr>
-              <w:t>0.934</w:t>
+              <w:t>0.957</w:t>
             </w:r>
           </w:p>
         </w:tc>
@@ -7492,7 +8615,7 @@
               <w:rPr>
                 <w:sz w:val="18"/>
               </w:rPr>
-              <w:t>0.167</w:t>
+              <w:t>0.185</w:t>
             </w:r>
           </w:p>
         </w:tc>
@@ -7510,7 +8633,7 @@
                 <w:b/>
                 <w:sz w:val="18"/>
               </w:rPr>
-              <w:t>0.889</w:t>
+              <w:t>0.900</w:t>
             </w:r>
           </w:p>
         </w:tc>
@@ -7564,7 +8687,7 @@
               <w:rPr>
                 <w:sz w:val="18"/>
               </w:rPr>
-              <w:t>0.400</w:t>
+              <w:t>0.500</w:t>
             </w:r>
           </w:p>
         </w:tc>
@@ -7581,7 +8704,7 @@
                 <w:b/>
                 <w:sz w:val="18"/>
               </w:rPr>
-              <w:t>0.800</w:t>
+              <w:t>0.900</w:t>
             </w:r>
           </w:p>
         </w:tc>
@@ -7621,7 +8744,7 @@
               <w:rPr>
                 <w:sz w:val="18"/>
               </w:rPr>
-              <w:t>0.32</w:t>
+              <w:t>0.46</w:t>
             </w:r>
           </w:p>
         </w:tc>
@@ -7638,7 +8761,7 @@
               <w:rPr>
                 <w:sz w:val="18"/>
               </w:rPr>
-              <w:t>0.71</w:t>
+              <w:t>1.13</w:t>
             </w:r>
           </w:p>
         </w:tc>
@@ -7656,7 +8779,7 @@
                 <w:b/>
                 <w:sz w:val="18"/>
               </w:rPr>
-              <w:t>1.58</w:t>
+              <w:t>3.24</w:t>
             </w:r>
           </w:p>
         </w:tc>
@@ -7676,8 +8799,9 @@
         <w:rPr>
           <w:noProof/>
         </w:rPr>
+        <w:lastRenderedPageBreak/>
         <w:drawing>
-          <wp:inline distT="0" distB="0" distL="0" distR="0" wp14:anchorId="41D7E731" wp14:editId="12CD2197">
+          <wp:inline distT="0" distB="0" distL="0" distR="0" wp14:anchorId="1CDA6EFE" wp14:editId="02E0CE82">
             <wp:extent cx="5903999" cy="2180104"/>
             <wp:effectExtent l="0" t="0" r="0" b="0"/>
             <wp:docPr id="5" name="Picture 5"/>
@@ -7729,13 +8853,30 @@
     </w:p>
     <w:p>
       <w:pPr>
+        <w:spacing w:after="200"/>
+      </w:pPr>
+      <w:r>
+        <w:rPr>
+          <w:b/>
+        </w:rPr>
+        <w:t xml:space="preserve">Observation: </w:t>
+      </w:r>
+      <w:r>
+        <w:rPr>
+          <w:sz w:val="20"/>
+        </w:rPr>
+        <w:t>Our chatbot is ahead in every category except free-text FAQs, where the retrieval chatbots score 83-92% against our 67%. The biggest gaps are reasoning and multi-turn questions, where both alternatives score 0%: retrieving a stored answer cannot decide whether one particular student is eligible, or remember what "it" refers to.</w:t>
+      </w:r>
+    </w:p>
+    <w:p>
+      <w:pPr>
         <w:pStyle w:val="Heading2"/>
       </w:pPr>
-      <w:bookmarkStart w:id="15" w:name="_Toc243122889"/>
+      <w:bookmarkStart w:id="17" w:name="_Toc243141108"/>
       <w:r>
         <w:t>7.1 Ablation study</w:t>
       </w:r>
-      <w:bookmarkEnd w:id="15"/>
+      <w:bookmarkEnd w:id="17"/>
     </w:p>
     <w:p>
       <w:r>
@@ -7969,7 +9110,7 @@
               <w:rPr>
                 <w:sz w:val="17"/>
               </w:rPr>
-              <w:t>92.4%</w:t>
+              <w:t>94.3%</w:t>
             </w:r>
           </w:p>
         </w:tc>
@@ -8001,7 +9142,7 @@
               <w:rPr>
                 <w:sz w:val="17"/>
               </w:rPr>
-              <w:t>95</w:t>
+              <w:t>100</w:t>
             </w:r>
           </w:p>
         </w:tc>
@@ -8081,7 +9222,7 @@
               <w:rPr>
                 <w:sz w:val="17"/>
               </w:rPr>
-              <w:t>80</w:t>
+              <w:t>90</w:t>
             </w:r>
           </w:p>
         </w:tc>
@@ -8121,7 +9262,7 @@
               <w:rPr>
                 <w:sz w:val="17"/>
               </w:rPr>
-              <w:t>72.4%</w:t>
+              <w:t>74.3%</w:t>
             </w:r>
           </w:p>
         </w:tc>
@@ -8155,7 +9296,7 @@
               <w:rPr>
                 <w:sz w:val="17"/>
               </w:rPr>
-              <w:t>95</w:t>
+              <w:t>100</w:t>
             </w:r>
           </w:p>
         </w:tc>
@@ -8240,7 +9381,7 @@
               <w:rPr>
                 <w:sz w:val="17"/>
               </w:rPr>
-              <w:t>80</w:t>
+              <w:t>90</w:t>
             </w:r>
           </w:p>
         </w:tc>
@@ -8278,7 +9419,7 @@
               <w:rPr>
                 <w:sz w:val="17"/>
               </w:rPr>
-              <w:t>83.8%</w:t>
+              <w:t>85.7%</w:t>
             </w:r>
           </w:p>
         </w:tc>
@@ -8310,7 +9451,7 @@
               <w:rPr>
                 <w:sz w:val="17"/>
               </w:rPr>
-              <w:t>95</w:t>
+              <w:t>100</w:t>
             </w:r>
           </w:p>
         </w:tc>
@@ -8390,7 +9531,7 @@
               <w:rPr>
                 <w:sz w:val="17"/>
               </w:rPr>
-              <w:t>80</w:t>
+              <w:t>90</w:t>
             </w:r>
           </w:p>
         </w:tc>
@@ -8430,7 +9571,7 @@
               <w:rPr>
                 <w:sz w:val="17"/>
               </w:rPr>
-              <w:t>86.7%</w:t>
+              <w:t>87.6%</w:t>
             </w:r>
           </w:p>
         </w:tc>
@@ -8464,7 +9605,7 @@
               <w:rPr>
                 <w:sz w:val="17"/>
               </w:rPr>
-              <w:t>95</w:t>
+              <w:t>100</w:t>
             </w:r>
           </w:p>
         </w:tc>
@@ -8481,7 +9622,7 @@
               <w:rPr>
                 <w:sz w:val="17"/>
               </w:rPr>
-              <w:t>40</w:t>
+              <w:t>30</w:t>
             </w:r>
           </w:p>
         </w:tc>
@@ -8549,7 +9690,7 @@
               <w:rPr>
                 <w:sz w:val="17"/>
               </w:rPr>
-              <w:t>80</w:t>
+              <w:t>90</w:t>
             </w:r>
           </w:p>
         </w:tc>
@@ -8587,7 +9728,7 @@
               <w:rPr>
                 <w:sz w:val="17"/>
               </w:rPr>
-              <w:t>84.8%</w:t>
+              <w:t>86.7%</w:t>
             </w:r>
           </w:p>
         </w:tc>
@@ -8619,7 +9760,7 @@
               <w:rPr>
                 <w:sz w:val="17"/>
               </w:rPr>
-              <w:t>95</w:t>
+              <w:t>100</w:t>
             </w:r>
           </w:p>
         </w:tc>
@@ -8699,7 +9840,7 @@
               <w:rPr>
                 <w:sz w:val="17"/>
               </w:rPr>
-              <w:t>80</w:t>
+              <w:t>90</w:t>
             </w:r>
           </w:p>
         </w:tc>
@@ -8719,9 +9860,8 @@
         <w:rPr>
           <w:noProof/>
         </w:rPr>
-        <w:lastRenderedPageBreak/>
         <w:drawing>
-          <wp:inline distT="0" distB="0" distL="0" distR="0" wp14:anchorId="628E48B6" wp14:editId="07886A6D">
+          <wp:inline distT="0" distB="0" distL="0" distR="0" wp14:anchorId="055F089A" wp14:editId="29D9B857">
             <wp:extent cx="4500000" cy="1749330"/>
             <wp:effectExtent l="0" t="0" r="0" b="0"/>
             <wp:docPr id="6" name="Picture 6"/>
@@ -8773,13 +9913,30 @@
     </w:p>
     <w:p>
       <w:pPr>
+        <w:spacing w:after="200"/>
+      </w:pPr>
+      <w:r>
+        <w:rPr>
+          <w:b/>
+        </w:rPr>
+        <w:t xml:space="preserve">Observation: </w:t>
+      </w:r>
+      <w:r>
+        <w:rPr>
+          <w:sz w:val="20"/>
+        </w:rPr>
+        <w:t>Every component earns its place: removing any one of them lowers the accuracy. The largest drop comes without rule-based reasoning (94.3% to 74.3%), which shows that the rules are the core of the system. The other components each fix one kind of question (typos, follow-ups or free-text FAQs).</w:t>
+      </w:r>
+    </w:p>
+    <w:p>
+      <w:pPr>
         <w:pStyle w:val="Heading2"/>
       </w:pPr>
-      <w:bookmarkStart w:id="16" w:name="_Toc243122890"/>
+      <w:bookmarkStart w:id="18" w:name="_Toc243141109"/>
       <w:r>
         <w:t>7.2 Sensitivity to the confidence threshold</w:t>
       </w:r>
-      <w:bookmarkEnd w:id="16"/>
+      <w:bookmarkEnd w:id="18"/>
     </w:p>
     <w:p>
       <w:r>
@@ -8795,8 +9952,9 @@
         <w:rPr>
           <w:noProof/>
         </w:rPr>
+        <w:lastRenderedPageBreak/>
         <w:drawing>
-          <wp:inline distT="0" distB="0" distL="0" distR="0" wp14:anchorId="17679830" wp14:editId="7C4632F0">
+          <wp:inline distT="0" distB="0" distL="0" distR="0" wp14:anchorId="2081BB83" wp14:editId="2C0359FC">
             <wp:extent cx="4320000" cy="1929964"/>
             <wp:effectExtent l="0" t="0" r="0" b="0"/>
             <wp:docPr id="7" name="Picture 7"/>
@@ -8848,13 +10006,30 @@
     </w:p>
     <w:p>
       <w:pPr>
+        <w:spacing w:after="200"/>
+      </w:pPr>
+      <w:r>
+        <w:rPr>
+          <w:b/>
+        </w:rPr>
+        <w:t xml:space="preserve">Observation: </w:t>
+      </w:r>
+      <w:r>
+        <w:rPr>
+          <w:sz w:val="20"/>
+        </w:rPr>
+        <w:t>The accuracy changes by only a few points between thresholds 0.20 and 0.55, so the system is not sensitive to this setting. Below 0.30 more unrelated questions get an answer; above it, a few more are refused correctly.</w:t>
+      </w:r>
+    </w:p>
+    <w:p>
+      <w:pPr>
         <w:pStyle w:val="Heading2"/>
       </w:pPr>
-      <w:bookmarkStart w:id="17" w:name="_Toc243122891"/>
+      <w:bookmarkStart w:id="19" w:name="_Toc243141110"/>
       <w:r>
         <w:t>7.3 Held-out test set</w:t>
       </w:r>
-      <w:bookmarkEnd w:id="17"/>
+      <w:bookmarkEnd w:id="19"/>
     </w:p>
     <w:tbl>
       <w:tblPr>
@@ -9073,7 +10248,7 @@
               <w:rPr>
                 <w:sz w:val="18"/>
               </w:rPr>
-              <w:t>0.520</w:t>
+              <w:t>0.560</w:t>
             </w:r>
           </w:p>
         </w:tc>
@@ -9129,7 +10304,7 @@
               <w:rPr>
                 <w:sz w:val="18"/>
               </w:rPr>
-              <w:t>0.279</w:t>
+              <w:t>0.252</w:t>
             </w:r>
           </w:p>
         </w:tc>
@@ -9145,7 +10320,7 @@
               <w:rPr>
                 <w:sz w:val="18"/>
               </w:rPr>
-              <w:t>0.358</w:t>
+              <w:t>0.376</w:t>
             </w:r>
           </w:p>
         </w:tc>
@@ -9260,23 +10435,343 @@
     </w:p>
     <w:p>
       <w:pPr>
-        <w:pStyle w:val="Heading1"/>
-      </w:pPr>
-      <w:bookmarkStart w:id="18" w:name="_Toc243122892"/>
-      <w:r>
-        <w:t>8. Results, Discussion and Conclusion</w:t>
-      </w:r>
-      <w:bookmarkEnd w:id="18"/>
+        <w:spacing w:after="200"/>
+      </w:pPr>
+      <w:r>
+        <w:rPr>
+          <w:b/>
+        </w:rPr>
+        <w:t xml:space="preserve">Observation: </w:t>
+      </w:r>
+      <w:r>
+        <w:rPr>
+          <w:sz w:val="20"/>
+        </w:rPr>
+        <w:t>On new questions the accuracy falls from 94.3% to 80.0%, which is the honest figure to expect from real users. The ranking of the three chatbots does not change, so the advantage of the knowledge-based design is not a result of tuning on the main test set.</w:t>
+      </w:r>
     </w:p>
     <w:p>
       <w:pPr>
         <w:pStyle w:val="Heading2"/>
       </w:pPr>
-      <w:bookmarkStart w:id="19" w:name="_Toc243122893"/>
+      <w:bookmarkStart w:id="20" w:name="_Toc243141111"/>
+      <w:r>
+        <w:t>7.4 University-services test sets</w:t>
+      </w:r>
+      <w:bookmarkEnd w:id="20"/>
+    </w:p>
+    <w:p>
+      <w:r>
+        <w:t>The FAQ list that the two alternative chatbots search is generated from the same frames, with one entry for each office, each certificate, the calendar, exams, results, fee payment, events, research and alumni, so all three systems again share the same knowledge.</w:t>
+      </w:r>
+    </w:p>
+    <w:tbl>
+      <w:tblPr>
+        <w:tblStyle w:val="TableGrid"/>
+        <w:tblW w:w="0" w:type="auto"/>
+        <w:jc w:val="center"/>
+        <w:tblLook w:val="04A0" w:firstRow="1" w:lastRow="0" w:firstColumn="1" w:lastColumn="0" w:noHBand="0" w:noVBand="1"/>
+      </w:tblPr>
+      <w:tblGrid>
+        <w:gridCol w:w="2268"/>
+        <w:gridCol w:w="2154"/>
+        <w:gridCol w:w="2154"/>
+        <w:gridCol w:w="2721"/>
+      </w:tblGrid>
+      <w:tr>
+        <w:trPr>
+          <w:jc w:val="center"/>
+        </w:trPr>
+        <w:tc>
+          <w:tcPr>
+            <w:tcW w:w="2268" w:type="dxa"/>
+            <w:shd w:val="clear" w:color="auto" w:fill="1F4E9B"/>
+          </w:tcPr>
+          <w:p>
+            <w:pPr>
+              <w:spacing w:before="20" w:after="20"/>
+            </w:pPr>
+            <w:r>
+              <w:rPr>
+                <w:b/>
+                <w:color w:val="FFFFFF"/>
+                <w:sz w:val="18"/>
+              </w:rPr>
+              <w:t>Test set</w:t>
+            </w:r>
+          </w:p>
+        </w:tc>
+        <w:tc>
+          <w:tcPr>
+            <w:tcW w:w="2154" w:type="dxa"/>
+            <w:shd w:val="clear" w:color="auto" w:fill="1F4E9B"/>
+          </w:tcPr>
+          <w:p>
+            <w:pPr>
+              <w:spacing w:before="20" w:after="20"/>
+            </w:pPr>
+            <w:r>
+              <w:rPr>
+                <w:b/>
+                <w:color w:val="FFFFFF"/>
+                <w:sz w:val="18"/>
+              </w:rPr>
+              <w:t>Keyword FAQ matching</w:t>
+            </w:r>
+          </w:p>
+        </w:tc>
+        <w:tc>
+          <w:tcPr>
+            <w:tcW w:w="2154" w:type="dxa"/>
+            <w:shd w:val="clear" w:color="auto" w:fill="1F4E9B"/>
+          </w:tcPr>
+          <w:p>
+            <w:pPr>
+              <w:spacing w:before="20" w:after="20"/>
+            </w:pPr>
+            <w:r>
+              <w:rPr>
+                <w:b/>
+                <w:color w:val="FFFFFF"/>
+                <w:sz w:val="18"/>
+              </w:rPr>
+              <w:t>NLP + vector retrieval</w:t>
+            </w:r>
+          </w:p>
+        </w:tc>
+        <w:tc>
+          <w:tcPr>
+            <w:tcW w:w="2721" w:type="dxa"/>
+            <w:shd w:val="clear" w:color="auto" w:fill="1F4E9B"/>
+          </w:tcPr>
+          <w:p>
+            <w:pPr>
+              <w:spacing w:before="20" w:after="20"/>
+            </w:pPr>
+            <w:r>
+              <w:rPr>
+                <w:b/>
+                <w:color w:val="FFFFFF"/>
+                <w:sz w:val="18"/>
+              </w:rPr>
+              <w:t>Hybrid KR + NLP (proposed)</w:t>
+            </w:r>
+          </w:p>
+        </w:tc>
+      </w:tr>
+      <w:tr>
+        <w:trPr>
+          <w:jc w:val="center"/>
+        </w:trPr>
+        <w:tc>
+          <w:tcPr>
+            <w:tcW w:w="2268" w:type="dxa"/>
+          </w:tcPr>
+          <w:p>
+            <w:pPr>
+              <w:spacing w:before="20" w:after="20"/>
+            </w:pPr>
+            <w:r>
+              <w:rPr>
+                <w:b/>
+                <w:sz w:val="18"/>
+              </w:rPr>
+              <w:t>Development (40)</w:t>
+            </w:r>
+          </w:p>
+        </w:tc>
+        <w:tc>
+          <w:tcPr>
+            <w:tcW w:w="2154" w:type="dxa"/>
+          </w:tcPr>
+          <w:p>
+            <w:pPr>
+              <w:spacing w:before="20" w:after="20"/>
+            </w:pPr>
+            <w:r>
+              <w:rPr>
+                <w:sz w:val="18"/>
+              </w:rPr>
+              <w:t>42.5%</w:t>
+            </w:r>
+          </w:p>
+        </w:tc>
+        <w:tc>
+          <w:tcPr>
+            <w:tcW w:w="2154" w:type="dxa"/>
+          </w:tcPr>
+          <w:p>
+            <w:pPr>
+              <w:spacing w:before="20" w:after="20"/>
+            </w:pPr>
+            <w:r>
+              <w:rPr>
+                <w:sz w:val="18"/>
+              </w:rPr>
+              <w:t>45.0%</w:t>
+            </w:r>
+          </w:p>
+        </w:tc>
+        <w:tc>
+          <w:tcPr>
+            <w:tcW w:w="2721" w:type="dxa"/>
+          </w:tcPr>
+          <w:p>
+            <w:pPr>
+              <w:spacing w:before="20" w:after="20"/>
+            </w:pPr>
+            <w:r>
+              <w:rPr>
+                <w:b/>
+                <w:sz w:val="18"/>
+              </w:rPr>
+              <w:t>100.0%</w:t>
+            </w:r>
+          </w:p>
+        </w:tc>
+      </w:tr>
+      <w:tr>
+        <w:trPr>
+          <w:jc w:val="center"/>
+        </w:trPr>
+        <w:tc>
+          <w:tcPr>
+            <w:tcW w:w="2268" w:type="dxa"/>
+            <w:shd w:val="clear" w:color="auto" w:fill="EEF3FB"/>
+          </w:tcPr>
+          <w:p>
+            <w:pPr>
+              <w:spacing w:before="20" w:after="20"/>
+            </w:pPr>
+            <w:r>
+              <w:rPr>
+                <w:b/>
+                <w:sz w:val="18"/>
+              </w:rPr>
+              <w:t>Held-out (20)</w:t>
+            </w:r>
+          </w:p>
+        </w:tc>
+        <w:tc>
+          <w:tcPr>
+            <w:tcW w:w="2154" w:type="dxa"/>
+            <w:shd w:val="clear" w:color="auto" w:fill="EEF3FB"/>
+          </w:tcPr>
+          <w:p>
+            <w:pPr>
+              <w:spacing w:before="20" w:after="20"/>
+            </w:pPr>
+            <w:r>
+              <w:rPr>
+                <w:sz w:val="18"/>
+              </w:rPr>
+              <w:t>40.0%</w:t>
+            </w:r>
+          </w:p>
+        </w:tc>
+        <w:tc>
+          <w:tcPr>
+            <w:tcW w:w="2154" w:type="dxa"/>
+            <w:shd w:val="clear" w:color="auto" w:fill="EEF3FB"/>
+          </w:tcPr>
+          <w:p>
+            <w:pPr>
+              <w:spacing w:before="20" w:after="20"/>
+            </w:pPr>
+            <w:r>
+              <w:rPr>
+                <w:sz w:val="18"/>
+              </w:rPr>
+              <w:t>40.0%</w:t>
+            </w:r>
+          </w:p>
+        </w:tc>
+        <w:tc>
+          <w:tcPr>
+            <w:tcW w:w="2721" w:type="dxa"/>
+            <w:shd w:val="clear" w:color="auto" w:fill="EEF3FB"/>
+          </w:tcPr>
+          <w:p>
+            <w:pPr>
+              <w:spacing w:before="20" w:after="20"/>
+            </w:pPr>
+            <w:r>
+              <w:rPr>
+                <w:b/>
+                <w:sz w:val="18"/>
+              </w:rPr>
+              <w:t>90.0%</w:t>
+            </w:r>
+          </w:p>
+        </w:tc>
+      </w:tr>
+    </w:tbl>
+    <w:p>
+      <w:pPr>
+        <w:spacing w:after="40"/>
+      </w:pPr>
+    </w:p>
+    <w:p>
+      <w:r>
+        <w:rPr>
+          <w:i/>
+          <w:color w:val="555F6B"/>
+          <w:sz w:val="19"/>
+        </w:rPr>
+        <w:t>How to read these numbers honestly: on its first run, before we used it to improve anything, our chatbot scored 72.5% on the development set; the 100% above is after tuning on it. The held-out set scored 80% on its single run. One of its questions, "Can I pay the semester fee using UPI?", revealed a real bug: the spelling corrector turned "using" into "nursing", a word we had added to the vocabulary for the closed-world check. We fixed it by adding everyday words such as "using" to the list of words that ar</w:t>
+      </w:r>
+      <w:r>
+        <w:rPr>
+          <w:i/>
+          <w:color w:val="555F6B"/>
+          <w:sz w:val="19"/>
+        </w:rPr>
+        <w:t>e never corrected, and nothing else was changed for the held-out questions. After that fix the held-out score is 90.0%. The remaining misses are "winter break" and "lunch break", phrasings that the calendar intent has not seen.</w:t>
+      </w:r>
+    </w:p>
+    <w:p>
+      <w:pPr>
+        <w:spacing w:after="200"/>
+      </w:pPr>
+      <w:r>
+        <w:rPr>
+          <w:b/>
+        </w:rPr>
+        <w:t xml:space="preserve">Observation: </w:t>
+      </w:r>
+      <w:r>
+        <w:rPr>
+          <w:sz w:val="20"/>
+        </w:rPr>
+        <w:t xml:space="preserve">Questions from current students are short and use everyday words ("Do we have classes on Saturdays?", "I need my transfer certificate"), so the retrieval chatbots, which match whole FAQ questions, do </w:t>
+      </w:r>
+      <w:r>
+        <w:rPr>
+          <w:sz w:val="20"/>
+        </w:rPr>
+        <w:lastRenderedPageBreak/>
+        <w:t>poorly on them. Our chatbot first finds the office or certificate named in the question, and that entity decides the answer. The held-out set also showed that adding words to the vocabulary has side effects on spelling correction, which is worth testing every time the knowledge base grows.</w:t>
+      </w:r>
+    </w:p>
+    <w:p>
+      <w:pPr>
+        <w:pStyle w:val="Heading1"/>
+      </w:pPr>
+      <w:bookmarkStart w:id="21" w:name="_Toc243141112"/>
+      <w:r>
+        <w:t>8. Results, Discussion and Conclusion</w:t>
+      </w:r>
+      <w:bookmarkEnd w:id="21"/>
+    </w:p>
+    <w:p>
+      <w:pPr>
+        <w:pStyle w:val="Heading2"/>
+      </w:pPr>
+      <w:bookmarkStart w:id="22" w:name="_Toc243141113"/>
       <w:r>
         <w:t>8.1 Results</w:t>
       </w:r>
-      <w:bookmarkEnd w:id="19"/>
+      <w:bookmarkEnd w:id="22"/>
     </w:p>
     <w:p>
       <w:pPr>
@@ -9290,7 +10785,7 @@
         <w:t>Main test set:</w:t>
       </w:r>
       <w:r>
-        <w:t xml:space="preserve"> on the 105-query main test set the hybrid chatbot answered 92.4% correctly (intent macro-F1 0.93), against 38.1% for NLP + vector retrieval and 31.4% for keyword FAQ matching.</w:t>
+        <w:t xml:space="preserve"> on the 105-query main test set the hybrid chatbot answered 94.3% correctly (intent macro-F1 0.96), against 32.4% for NLP + vector retrieval and 26.7% for keyword FAQ matching.</w:t>
       </w:r>
     </w:p>
     <w:p>
@@ -9302,11 +10797,25 @@
         <w:rPr>
           <w:b/>
         </w:rPr>
-        <w:lastRenderedPageBreak/>
         <w:t>Held-out set:</w:t>
       </w:r>
       <w:r>
         <w:t xml:space="preserve"> 80.0% for the hybrid chatbot, against 48.0% and 32.0%. The drop from the main test set is the expected optimism of a test set that was also used for debugging; the ranking of the three approaches is the same.</w:t>
+      </w:r>
+    </w:p>
+    <w:p>
+      <w:pPr>
+        <w:pStyle w:val="ListBullet"/>
+        <w:spacing w:after="60"/>
+      </w:pPr>
+      <w:r>
+        <w:rPr>
+          <w:b/>
+        </w:rPr>
+        <w:t>University services:</w:t>
+      </w:r>
+      <w:r>
+        <w:t xml:space="preserve"> 90.0% on the held-out university-services questions (80% on the first run, before the spelling bug was fixed) and 100.0% on the development set, against 40.0% and 40.0% for the alternatives on the held-out set.</w:t>
       </w:r>
     </w:p>
     <w:p>
@@ -9321,18 +10830,18 @@
         <w:t>Speed:</w:t>
       </w:r>
       <w:r>
-        <w:t xml:space="preserve"> mean 1.6 ms per answer on an ordinary laptop, without a GPU. The browser version feels just as instant.</w:t>
+        <w:t xml:space="preserve"> mean 3.2 ms per answer on an ordinary laptop, without a GPU. The browser version feels just as instant.</w:t>
       </w:r>
     </w:p>
     <w:p>
       <w:pPr>
         <w:pStyle w:val="Heading2"/>
       </w:pPr>
-      <w:bookmarkStart w:id="20" w:name="_Toc243122894"/>
+      <w:bookmarkStart w:id="23" w:name="_Toc243141114"/>
       <w:r>
         <w:t>8.2 Discussion and individual observations on the outputs</w:t>
       </w:r>
-      <w:bookmarkEnd w:id="20"/>
+      <w:bookmarkEnd w:id="23"/>
     </w:p>
     <w:p>
       <w:pPr>
@@ -9350,7 +10859,7 @@
         <w:t xml:space="preserve">The rules make the biggest difference. </w:t>
       </w:r>
       <w:r>
-        <w:t>Both alternatives scored 0% on reasoning questions and about 7% on multi-turn questions. They can show the general eligibility text, but they cannot say whether this particular student ("72% in B.E ECE") is eligible for M.Tech AI. When we switched off only the rule engine, accuracy fell from 92.4% to 72.4%, the biggest drop of any component.</w:t>
+        <w:t>Both alternatives scored 0% on reasoning questions and about 0% on multi-turn questions. They can show the general eligibility text, but they cannot say whether this particular student ("72% in B.E ECE") is eligible for M.Tech AI. When we switched off only the rule engine, accuracy fell from 94.3% to 74.3%, the biggest drop of any component.</w:t>
       </w:r>
     </w:p>
     <w:p>
@@ -9388,7 +10897,7 @@
         <w:t xml:space="preserve">Explanations needed no extra work. </w:t>
       </w:r>
       <w:r>
-        <w:t>Each rule that fires writes one sentence, e.g. "[R3] A 5% relaxation applies for the OBC category, so the cut-off becomes 55%". On the website these sentences appear in the "How I answered" panel, so a student can see exactly why they are or are not eligible. A purely statistical chatbot cannot give this.</w:t>
+        <w:t>Each rule that fires writes one sentence, e.g. "[R3] A 5% relaxation applies for the OBC category, so the cut-off becomes 55%". The important ones are part of the answer itself ("Converted CGPA 7.2 to 68.4%... Your score meets the cut-off of 50%"), so a student can see exactly why they are or are not eligible, and the notebook prints the full trace. A purely statistical chatbot cannot give this.</w:t>
       </w:r>
     </w:p>
     <w:p>
@@ -9407,7 +10916,7 @@
         <w:t xml:space="preserve">Small NLP steps mattered more than we expected. </w:t>
       </w:r>
       <w:r>
-        <w:t>Spelling correction alone took typo accuracy from 40% to 100%. Without normalising B.E / B.Tech / M.Tech / plus two / CGPA, most entities would not have been found at all.</w:t>
+        <w:t>Spelling correction alone took typo accuracy from 30% to 100%. Without normalising B.E / B.Tech / M.Tech / plus two / CGPA, most entities would not have been found at all.</w:t>
       </w:r>
     </w:p>
     <w:p>
@@ -9461,104 +10970,144 @@
         <w:rPr>
           <w:b/>
         </w:rPr>
-        <w:t xml:space="preserve">Spotting out-of-scope questions is the weakest part. </w:t>
-      </w:r>
-      <w:r>
-        <w:t>The domain gate catches clearly unrelated questions (recall 80.0%), but questions that share words with the domain ("share price of Infosys", "book a movie ticket") still get a university answer.</w:t>
+        <w:t xml:space="preserve">One knowledge base can cover the whole university. </w:t>
+      </w:r>
+      <w:r>
+        <w:t xml:space="preserve">Offices, certificates, the calendar and the exam rules are frames just like the programmes, so going from admissions to the whole university needed new frames, intents and answer templates but no new kind of reasoning. Links between frames answer follow-ups such as "Which office handles it?" (examinations -&gt; exam cell). The </w:t>
+      </w:r>
+      <w:r>
+        <w:lastRenderedPageBreak/>
+        <w:t>retrieval chatbots do much worse here because many of these questions are short and use everyday words ("Do we have classes on Saturdays?").</w:t>
       </w:r>
     </w:p>
     <w:p>
       <w:pPr>
-        <w:pStyle w:val="Heading2"/>
-      </w:pPr>
-      <w:bookmarkStart w:id="21" w:name="_Toc243122895"/>
-      <w:r>
-        <w:t>8.3 Limitations</w:t>
-      </w:r>
-      <w:bookmarkEnd w:id="21"/>
+        <w:pStyle w:val="ListNumber"/>
+        <w:numPr>
+          <w:ilvl w:val="0"/>
+          <w:numId w:val="11"/>
+        </w:numPr>
+        <w:spacing w:after="60"/>
+      </w:pPr>
+      <w:r>
+        <w:rPr>
+          <w:b/>
+        </w:rPr>
+        <w:t xml:space="preserve">Spotting out-of-scope questions is the weakest part. </w:t>
+      </w:r>
+      <w:r>
+        <w:t>The domain gate catches clearly unrelated questions (recall 90.0%), but questions that share words with the domain ("share price of Infosys", "book a movie ticket") still get a university answer.</w:t>
+      </w:r>
     </w:p>
     <w:p>
       <w:pPr>
-        <w:pStyle w:val="ListBullet"/>
-        <w:spacing w:after="60"/>
-      </w:pPr>
-      <w:r>
-        <w:t>Knowledge must be engineered by hand; rules cover only eligibility and scholarship policies.</w:t>
-      </w:r>
-    </w:p>
-    <w:p>
-      <w:pPr>
-        <w:pStyle w:val="ListBullet"/>
-        <w:spacing w:after="60"/>
-      </w:pPr>
-      <w:r>
-        <w:t>TF-IDF embeddings are lexical, so pure synonyms ("in charge of" vs "HOD", "uniform" vs "dress code") are missed.</w:t>
-      </w:r>
-    </w:p>
-    <w:p>
-      <w:pPr>
-        <w:pStyle w:val="ListBullet"/>
-        <w:spacing w:after="60"/>
-      </w:pPr>
-      <w:r>
-        <w:t>English only; the knowledge base is synthetic; the test sets were written by the developer, not collected from real users.</w:t>
-      </w:r>
-    </w:p>
-    <w:p>
-      <w:pPr>
         <w:pStyle w:val="Heading2"/>
       </w:pPr>
-      <w:bookmarkStart w:id="22" w:name="_Toc243122896"/>
-      <w:r>
-        <w:t>8.4 Conclusion</w:t>
-      </w:r>
-      <w:bookmarkEnd w:id="22"/>
-    </w:p>
-    <w:p>
-      <w:r>
-        <w:t xml:space="preserve">We designed, built and tested a university enquiry chatbot that combines knowledge representation with NLP. Frames with inheritance hold the university's facts. Forward-chaining rules answer personal eligibility and fee questions and explain each step. A simple NLP pipeline turns a free-form question into intent and entities, the dialogue manager handles follow-ups and missing details, and a vector store covers FAQ topics that are not in the frames. Our chatbot clearly beats the retrieval-only chatbots, </w:t>
-      </w:r>
-      <w:r>
-        <w:lastRenderedPageBreak/>
-        <w:t>especially on reasoning and multi-turn questions. It stays fast and explainable, and as a website it can be demonstrated from any phone or laptop.</w:t>
-      </w:r>
-    </w:p>
-    <w:p>
-      <w:r>
-        <w:t>If we continue the project, we would like to: try a neural sentence embedding in place of TF-IDF (the embedder is already pluggable); learn the intent weights from real chat logs; add backward chaining for questions like "what do I need to become eligible?"; support Tamil and Hindi; and read the knowledge base from the real admissions database.</w:t>
-      </w:r>
-    </w:p>
-    <w:p>
-      <w:pPr>
-        <w:pStyle w:val="Heading1"/>
-      </w:pPr>
-      <w:bookmarkStart w:id="23" w:name="_Toc243122897"/>
-      <w:r>
-        <w:t>9. Demonstration of the Working Prototype</w:t>
-      </w:r>
-      <w:bookmarkEnd w:id="23"/>
-    </w:p>
-    <w:p>
-      <w:r>
-        <w:t>The working chatbot is online at https://manikandanayyakkannu.github.io/FAI-Mini-Project/. It opens straight away in any browser, on a laptop or a phone, with nothing to install.</w:t>
-      </w:r>
-    </w:p>
-    <w:p>
-      <w:pPr>
-        <w:pStyle w:val="Heading2"/>
-      </w:pPr>
-      <w:bookmarkStart w:id="24" w:name="_Toc243122898"/>
-      <w:r>
-        <w:t>9.1 The chat page</w:t>
+      <w:bookmarkStart w:id="24" w:name="_Toc243141115"/>
+      <w:r>
+        <w:t>8.3 Limitations</w:t>
       </w:r>
       <w:bookmarkEnd w:id="24"/>
     </w:p>
     <w:p>
-      <w:r>
-        <w:t>The page has three parts. On the left are sample questions grouped by topic, plus two guided demos that type out a short conversation on their own (useful during the presentation). The middle is the conversation. Under every answer a small label says which part of the system answered it. On the right, the "How I answered" panel shows the detected intent with its confidence and the top three intent scores, the rules that fired, the details picked out of the question, and the normalised text and key words. Cl</w:t>
-      </w:r>
-      <w:r>
-        <w:t>icking the label under any earlier answer brings its explanation back. After each answer the bot also suggests follow-up questions such as "How long is it?".</w:t>
+      <w:pPr>
+        <w:pStyle w:val="ListBullet"/>
+        <w:spacing w:after="60"/>
+      </w:pPr>
+      <w:r>
+        <w:t>Knowledge must be engineered by hand; rules cover only eligibility and scholarship policies.</w:t>
+      </w:r>
+    </w:p>
+    <w:p>
+      <w:pPr>
+        <w:pStyle w:val="ListBullet"/>
+        <w:spacing w:after="60"/>
+      </w:pPr>
+      <w:r>
+        <w:t>The "not available" replies only cover departments and institutions in our lists; an unknown name that is not written as "&lt;name&gt; University" can still slip through.</w:t>
+      </w:r>
+    </w:p>
+    <w:p>
+      <w:pPr>
+        <w:pStyle w:val="ListBullet"/>
+        <w:spacing w:after="60"/>
+      </w:pPr>
+      <w:r>
+        <w:t>TF-IDF embeddings are lexical, so pure synonyms ("in charge of" vs "HOD", "uniform" vs "dress code") are missed.</w:t>
+      </w:r>
+    </w:p>
+    <w:p>
+      <w:pPr>
+        <w:pStyle w:val="ListBullet"/>
+        <w:spacing w:after="60"/>
+      </w:pPr>
+      <w:r>
+        <w:t>The university-services test sets are small (40 and 20 questions) and were written by us after building those features.</w:t>
+      </w:r>
+    </w:p>
+    <w:p>
+      <w:pPr>
+        <w:pStyle w:val="ListBullet"/>
+        <w:spacing w:after="60"/>
+      </w:pPr>
+      <w:r>
+        <w:t>English only; the knowledge base is synthetic; the test sets were written by the developer, not collected from real users.</w:t>
+      </w:r>
+    </w:p>
+    <w:p>
+      <w:pPr>
+        <w:pStyle w:val="Heading2"/>
+      </w:pPr>
+      <w:bookmarkStart w:id="25" w:name="_Toc243141116"/>
+      <w:r>
+        <w:t>8.4 Conclusion</w:t>
+      </w:r>
+      <w:bookmarkEnd w:id="25"/>
+    </w:p>
+    <w:p>
+      <w:r>
+        <w:t>We designed, built and tested an enquiry chatbot for the whole university that combines knowledge representation with NLP. Frames with inheritance hold the university's facts: programmes, departments, offices, certificates, the academic calendar and the exam rules. Forward-chaining rules answer personal eligibility and fee questions and explain each step. A simple NLP pipeline turns a free-form question into intent and entities, the dialogue manager handles follow-ups and missing details, and a vector store</w:t>
+      </w:r>
+      <w:r>
+        <w:t xml:space="preserve"> covers FAQ topics that are not in the frames. Our chatbot clearly beats the retrieval-only chatbots, especially on reasoning and multi-turn questions. It stays fast and explainable, and as a website it can be demonstrated from any phone or laptop.</w:t>
+      </w:r>
+    </w:p>
+    <w:p>
+      <w:r>
+        <w:t>If we continue the project, we would like to: try a neural sentence embedding in place of TF-IDF (the embedder is already pluggable); learn the intent weights from real chat logs; add backward chaining for questions like "what do I need to become eligible?"; support Tamil and Hindi; and read the knowledge base from the university's real databases (admissions, exam results, fee dues).</w:t>
+      </w:r>
+    </w:p>
+    <w:p>
+      <w:pPr>
+        <w:pStyle w:val="Heading1"/>
+      </w:pPr>
+      <w:bookmarkStart w:id="26" w:name="_Toc243141117"/>
+      <w:r>
+        <w:t>9. Demonstration of the Working Prototype</w:t>
+      </w:r>
+      <w:bookmarkEnd w:id="26"/>
+    </w:p>
+    <w:p>
+      <w:r>
+        <w:t>The working chatbot is online at https://manikandanayyakkannu.github.io/FAI-Mini-Project/. It opens straight away in any browser, on a laptop or a phone, with nothing to install.</w:t>
+      </w:r>
+    </w:p>
+    <w:p>
+      <w:pPr>
+        <w:pStyle w:val="Heading2"/>
+      </w:pPr>
+      <w:bookmarkStart w:id="27" w:name="_Toc243141118"/>
+      <w:r>
+        <w:t>9.1 The chat page</w:t>
+      </w:r>
+      <w:bookmarkEnd w:id="27"/>
+    </w:p>
+    <w:p>
+      <w:r>
+        <w:t>The page is kept simple, like a normal chat application. On the left are sample questions grouped by topic, plus three guided demos that type out a short conversation on their own (useful during the presentation). On the right is the conversation. The replies contain only the answer, with no technical details. After each answer the bot suggests follow-up questions such as "How long is it?". The (i) button opens a short page about the project, the team and the results. How each answer was produced (intent, e</w:t>
+      </w:r>
+      <w:r>
+        <w:t>ntities, rules fired, trace) is shown in the notebook, Section 9.</w:t>
       </w:r>
     </w:p>
     <w:p>
@@ -9570,8 +11119,9 @@
         <w:rPr>
           <w:noProof/>
         </w:rPr>
+        <w:lastRenderedPageBreak/>
         <w:drawing>
-          <wp:inline distT="0" distB="0" distL="0" distR="0" wp14:anchorId="2C1D28A9" wp14:editId="75AD9E74">
+          <wp:inline distT="0" distB="0" distL="0" distR="0" wp14:anchorId="179FDC06" wp14:editId="6AC8883D">
             <wp:extent cx="5903999" cy="3525999"/>
             <wp:effectExtent l="0" t="0" r="0" b="0"/>
             <wp:docPr id="8" name="Picture 8"/>
@@ -9618,7 +11168,7 @@
           <w:color w:val="555F6B"/>
           <w:sz w:val="18"/>
         </w:rPr>
-        <w:t>Figure 8. Demo 1: a follow-up question ("How long is it?") answered from context, then an eligibility decision with the rules that fired.</w:t>
+        <w:t>Figure 8. Demo 1: a follow-up question ("How long is it?") answered from context, then an eligibility decision.</w:t>
       </w:r>
     </w:p>
     <w:p>
@@ -9630,9 +11180,8 @@
         <w:rPr>
           <w:noProof/>
         </w:rPr>
-        <w:lastRenderedPageBreak/>
         <w:drawing>
-          <wp:inline distT="0" distB="0" distL="0" distR="0" wp14:anchorId="20A4B7C9" wp14:editId="6A2B665F">
+          <wp:inline distT="0" distB="0" distL="0" distR="0" wp14:anchorId="2A1F7B3E" wp14:editId="14C7CB20">
             <wp:extent cx="5903999" cy="3525999"/>
             <wp:effectExtent l="0" t="0" r="0" b="0"/>
             <wp:docPr id="9" name="Picture 9"/>
@@ -9684,13 +11233,97 @@
     </w:p>
     <w:p>
       <w:pPr>
+        <w:spacing w:after="40"/>
+        <w:jc w:val="center"/>
+      </w:pPr>
+      <w:r>
+        <w:rPr>
+          <w:noProof/>
+        </w:rPr>
+        <w:lastRenderedPageBreak/>
+        <w:drawing>
+          <wp:inline distT="0" distB="0" distL="0" distR="0" wp14:anchorId="4FC836AF" wp14:editId="4EE6A9EB">
+            <wp:extent cx="5903999" cy="3525999"/>
+            <wp:effectExtent l="0" t="0" r="0" b="0"/>
+            <wp:docPr id="10" name="Picture 10"/>
+            <wp:cNvGraphicFramePr>
+              <a:graphicFrameLocks xmlns:a="http://schemas.openxmlformats.org/drawingml/2006/main" noChangeAspect="1"/>
+            </wp:cNvGraphicFramePr>
+            <a:graphic xmlns:a="http://schemas.openxmlformats.org/drawingml/2006/main">
+              <a:graphicData uri="http://schemas.openxmlformats.org/drawingml/2006/picture">
+                <pic:pic xmlns:pic="http://schemas.openxmlformats.org/drawingml/2006/picture">
+                  <pic:nvPicPr>
+                    <pic:cNvPr id="0" name="demo_web_3.png"/>
+                    <pic:cNvPicPr/>
+                  </pic:nvPicPr>
+                  <pic:blipFill>
+                    <a:blip r:embed="rId15"/>
+                    <a:stretch>
+                      <a:fillRect/>
+                    </a:stretch>
+                  </pic:blipFill>
+                  <pic:spPr>
+                    <a:xfrm>
+                      <a:off x="0" y="0"/>
+                      <a:ext cx="5903999" cy="3525999"/>
+                    </a:xfrm>
+                    <a:prstGeom prst="rect">
+                      <a:avLst/>
+                    </a:prstGeom>
+                  </pic:spPr>
+                </pic:pic>
+              </a:graphicData>
+            </a:graphic>
+          </wp:inline>
+        </w:drawing>
+      </w:r>
+    </w:p>
+    <w:p>
+      <w:pPr>
+        <w:spacing w:after="200"/>
+        <w:jc w:val="center"/>
+      </w:pPr>
+      <w:r>
+        <w:rPr>
+          <w:i/>
+          <w:color w:val="555F6B"/>
+          <w:sz w:val="18"/>
+        </w:rPr>
+        <w:t>Figure 10. Demo 3: exam dates, "Which office handles it?" answered from context, a certificate, and a department the university does not have.</w:t>
+      </w:r>
+    </w:p>
+    <w:p>
+      <w:pPr>
+        <w:spacing w:after="200"/>
+      </w:pPr>
+      <w:r>
+        <w:rPr>
+          <w:b/>
+        </w:rPr>
+        <w:t xml:space="preserve">Observation: </w:t>
+      </w:r>
+      <w:r>
+        <w:rPr>
+          <w:sz w:val="20"/>
+        </w:rPr>
+        <w:t>In Demo 1, "How long is it?" has no programme in it, yet the answer is about M.Tech AI, taken from the previous question. In Demo 2 the bot asks for the missing marks instead of guessing, then converts the CGPA with rule R1 before checking the cut-off. In Demo 3, "Which office handles it?" is answered with the exam cell because the previous topic was the exams, and the Civil Engineering question gets "not available" rather than a wrong answer. The replies read like a person answering, while the reasoning be</w:t>
+      </w:r>
+      <w:r>
+        <w:rPr>
+          <w:sz w:val="20"/>
+        </w:rPr>
+        <w:t>hind each one stays traceable in the notebook.</w:t>
+      </w:r>
+    </w:p>
+    <w:p>
+      <w:pPr>
         <w:pStyle w:val="Heading2"/>
       </w:pPr>
-      <w:bookmarkStart w:id="25" w:name="_Toc243122899"/>
+      <w:bookmarkStart w:id="28" w:name="_Toc243141119"/>
       <w:r>
         <w:t>9.2 A sample conversation</w:t>
       </w:r>
-      <w:bookmarkEnd w:id="25"/>
+      <w:bookmarkEnd w:id="28"/>
     </w:p>
     <w:p>
       <w:r>
@@ -9742,6 +11375,12 @@
                 <w:sz w:val="16"/>
               </w:rPr>
               <w:br/>
+            </w:r>
+            <w:r>
+              <w:rPr>
+                <w:rFonts w:ascii="Consolas" w:eastAsia="Consolas" w:hAnsi="Consolas"/>
+                <w:sz w:val="16"/>
+              </w:rPr>
               <w:t xml:space="preserve">     (answered by: frame knowledge base)</w:t>
             </w:r>
             <w:r>
@@ -9924,7 +11563,15 @@
                 <w:rFonts w:ascii="Consolas" w:eastAsia="Consolas" w:hAnsi="Consolas"/>
                 <w:sz w:val="16"/>
               </w:rPr>
-              <w:t>Bot: Fee estimate for B.Tech Computer Science and Engineering: tuition Rs. 1,50,000 per year. Merit scholarship: 96.0% &gt;= 95% gives a 50% tuition waiver. Sports quota (state/national level) adds a 25% waiver. The total waiver is capped at 60%. Net tuition fee = Rs. 1,50,000 - 60% = Rs. 60,000 per year. Your estimated tuition is Rs. 60,000 per year (scholarship 60%).</w:t>
+              <w:t xml:space="preserve">Bot: Fee estimate for B.Tech Computer Science and Engineering: tuition Rs. 1,50,000 per year. Merit </w:t>
+            </w:r>
+            <w:r>
+              <w:rPr>
+                <w:rFonts w:ascii="Consolas" w:eastAsia="Consolas" w:hAnsi="Consolas"/>
+                <w:sz w:val="16"/>
+              </w:rPr>
+              <w:lastRenderedPageBreak/>
+              <w:t>scholarship: 96.0% &gt;= 95% gives a 50% tuition waiver. Sports quota (state/national level) adds a 25% waiver. The total waiver is capped at 60%. Net tuition fee = Rs. 1,50,000 - 60% = Rs. 60,000 per year. Your estimated tuition is Rs. 60,000 per year (scholarship 60%).</w:t>
             </w:r>
             <w:r>
               <w:rPr>
@@ -9985,7 +11632,6 @@
                 <w:b/>
                 <w:sz w:val="16"/>
               </w:rPr>
-              <w:lastRenderedPageBreak/>
               <w:t>You: Is the campus ragging free?</w:t>
             </w:r>
             <w:r>
@@ -10001,7 +11647,7 @@
                 <w:rFonts w:ascii="Consolas" w:eastAsia="Consolas" w:hAnsi="Consolas"/>
                 <w:sz w:val="16"/>
               </w:rPr>
-              <w:t>Bot: Greenfield University has zero tolerance for ragging. An anti-ragging committee and squad monitor the campus and hostels 24x7, and students can report incidents anonymously on the helpline 1800-180-5522.</w:t>
+              <w:t>Bot: AI University has zero tolerance for ragging. An anti-ragging committee and squad monitor the campus and hostels 24x7, and students can report incidents anonymously on the helpline 1800-180-5522.</w:t>
             </w:r>
             <w:r>
               <w:rPr>
@@ -10039,7 +11685,7 @@
                 <w:rFonts w:ascii="Consolas" w:eastAsia="Consolas" w:hAnsi="Consolas"/>
                 <w:sz w:val="16"/>
               </w:rPr>
-              <w:t>Bot: Sorry, I could not find an answer to that. I can help with programmes, fees, eligibility, admissions, deadlines, documents, hostel, scholarships, placements and campus facilities. For anything else please contact the admissions office at +91 44 2345 6789.</w:t>
+              <w:t>Bot: Sorry, I could not find an answer to that. I can help with admissions, programmes, fees, exams and results, the academic calendar, certificates, university offices, hostel, scholarships, placements, events and campus facilities. For anything else please call the university at +91 44 2345 6789.</w:t>
             </w:r>
             <w:r>
               <w:rPr>
@@ -10059,14 +11705,250 @@
       </w:pPr>
     </w:p>
     <w:p>
+      <w:r>
+        <w:t>And a conversation about university services:</w:t>
+      </w:r>
+    </w:p>
+    <w:tbl>
+      <w:tblPr>
+        <w:tblStyle w:val="TableGrid"/>
+        <w:tblW w:w="0" w:type="auto"/>
+        <w:tblLook w:val="04A0" w:firstRow="1" w:lastRow="0" w:firstColumn="1" w:lastColumn="0" w:noHBand="0" w:noVBand="1"/>
+      </w:tblPr>
+      <w:tblGrid>
+        <w:gridCol w:w="9298"/>
+      </w:tblGrid>
+      <w:tr>
+        <w:tc>
+          <w:tcPr>
+            <w:tcW w:w="9298" w:type="dxa"/>
+            <w:shd w:val="clear" w:color="auto" w:fill="F4F6F8"/>
+          </w:tcPr>
+          <w:p>
+            <w:r>
+              <w:rPr>
+                <w:rFonts w:ascii="Consolas" w:eastAsia="Consolas" w:hAnsi="Consolas"/>
+                <w:b/>
+                <w:sz w:val="16"/>
+              </w:rPr>
+              <w:t>You: When are the end semester exams?</w:t>
+            </w:r>
+            <w:r>
+              <w:rPr>
+                <w:rFonts w:ascii="Consolas" w:eastAsia="Consolas" w:hAnsi="Consolas"/>
+                <w:b/>
+                <w:sz w:val="16"/>
+              </w:rPr>
+              <w:br/>
+            </w:r>
+            <w:r>
+              <w:rPr>
+                <w:rFonts w:ascii="Consolas" w:eastAsia="Consolas" w:hAnsi="Consolas"/>
+                <w:sz w:val="16"/>
+              </w:rPr>
+              <w:t>Bot: End-semester exams: odd semester from 18 November to 5 December 2026; even semester from 28 April to 15 May 2027. The exam timetable is published on the student portal and notice boards three weeks before the exams. For anything else about exams, contact the Office of the Controller of Examinations (Exam Cell).</w:t>
+            </w:r>
+            <w:r>
+              <w:rPr>
+                <w:rFonts w:ascii="Consolas" w:eastAsia="Consolas" w:hAnsi="Consolas"/>
+                <w:sz w:val="16"/>
+              </w:rPr>
+              <w:br/>
+              <w:t xml:space="preserve">     (answered by: frame knowledge base)</w:t>
+            </w:r>
+            <w:r>
+              <w:rPr>
+                <w:rFonts w:ascii="Consolas" w:eastAsia="Consolas" w:hAnsi="Consolas"/>
+                <w:sz w:val="16"/>
+              </w:rPr>
+              <w:br/>
+            </w:r>
+            <w:r>
+              <w:rPr>
+                <w:rFonts w:ascii="Consolas" w:eastAsia="Consolas" w:hAnsi="Consolas"/>
+                <w:b/>
+                <w:sz w:val="16"/>
+              </w:rPr>
+              <w:t>You: Which office handles it?</w:t>
+            </w:r>
+            <w:r>
+              <w:rPr>
+                <w:rFonts w:ascii="Consolas" w:eastAsia="Consolas" w:hAnsi="Consolas"/>
+                <w:b/>
+                <w:sz w:val="16"/>
+              </w:rPr>
+              <w:br/>
+            </w:r>
+            <w:r>
+              <w:rPr>
+                <w:rFonts w:ascii="Consolas" w:eastAsia="Consolas" w:hAnsi="Consolas"/>
+                <w:sz w:val="16"/>
+              </w:rPr>
+              <w:t>Bot: Office of the Controller of Examinations (Exam Cell) - Dr. L. Prabhu (Controller of Examinations). Location: Examination Block. Phone: +91 44 2345 6702, e-mail: coe@aiuniversity.example. Office hours: Monday to Friday, 9:30 AM to 5:30 PM. It handles exam timetables, hall tickets, results, revaluation, supplementary exams and grade sheets.</w:t>
+            </w:r>
+            <w:r>
+              <w:rPr>
+                <w:rFonts w:ascii="Consolas" w:eastAsia="Consolas" w:hAnsi="Consolas"/>
+                <w:sz w:val="16"/>
+              </w:rPr>
+              <w:br/>
+              <w:t xml:space="preserve">     (answered by: frame knowledge base)</w:t>
+            </w:r>
+            <w:r>
+              <w:rPr>
+                <w:rFonts w:ascii="Consolas" w:eastAsia="Consolas" w:hAnsi="Consolas"/>
+                <w:sz w:val="16"/>
+              </w:rPr>
+              <w:br/>
+            </w:r>
+            <w:r>
+              <w:rPr>
+                <w:rFonts w:ascii="Consolas" w:eastAsia="Consolas" w:hAnsi="Consolas"/>
+                <w:b/>
+                <w:sz w:val="16"/>
+              </w:rPr>
+              <w:t>You: How do I get a bonafide certificate?</w:t>
+            </w:r>
+            <w:r>
+              <w:rPr>
+                <w:rFonts w:ascii="Consolas" w:eastAsia="Consolas" w:hAnsi="Consolas"/>
+                <w:b/>
+                <w:sz w:val="16"/>
+              </w:rPr>
+              <w:br/>
+            </w:r>
+            <w:r>
+              <w:rPr>
+                <w:rFonts w:ascii="Consolas" w:eastAsia="Consolas" w:hAnsi="Consolas"/>
+                <w:sz w:val="16"/>
+              </w:rPr>
+              <w:t>Bot: Bonafide certificate: Apply on the student portal (Services &gt; Certificates) or at the Registrar's office. Fee: Rs. 100. It takes 1 working day. It is issued by the Office of the Registrar.</w:t>
+            </w:r>
+            <w:r>
+              <w:rPr>
+                <w:rFonts w:ascii="Consolas" w:eastAsia="Consolas" w:hAnsi="Consolas"/>
+                <w:sz w:val="16"/>
+              </w:rPr>
+              <w:br/>
+              <w:t xml:space="preserve">     (answered by: frame knowledge base)</w:t>
+            </w:r>
+            <w:r>
+              <w:rPr>
+                <w:rFonts w:ascii="Consolas" w:eastAsia="Consolas" w:hAnsi="Consolas"/>
+                <w:sz w:val="16"/>
+              </w:rPr>
+              <w:br/>
+            </w:r>
+            <w:r>
+              <w:rPr>
+                <w:rFonts w:ascii="Consolas" w:eastAsia="Consolas" w:hAnsi="Consolas"/>
+                <w:b/>
+                <w:sz w:val="16"/>
+              </w:rPr>
+              <w:t>You: What is the late fee for semester fees?</w:t>
+            </w:r>
+            <w:r>
+              <w:rPr>
+                <w:rFonts w:ascii="Consolas" w:eastAsia="Consolas" w:hAnsi="Consolas"/>
+                <w:b/>
+                <w:sz w:val="16"/>
+              </w:rPr>
+              <w:br/>
+            </w:r>
+            <w:r>
+              <w:rPr>
+                <w:rFonts w:ascii="Consolas" w:eastAsia="Consolas" w:hAnsi="Consolas"/>
+                <w:sz w:val="16"/>
+              </w:rPr>
+              <w:t>Bot: Late fee: Rs. 100 per day after the due date, up to Rs. 5,000. Students with unpaid fees do not get a hall ticket. Questions about payments go to the Accounts Office.</w:t>
+            </w:r>
+            <w:r>
+              <w:rPr>
+                <w:rFonts w:ascii="Consolas" w:eastAsia="Consolas" w:hAnsi="Consolas"/>
+                <w:sz w:val="16"/>
+              </w:rPr>
+              <w:br/>
+              <w:t xml:space="preserve">     (answered by: frame knowledge base)</w:t>
+            </w:r>
+            <w:r>
+              <w:rPr>
+                <w:rFonts w:ascii="Consolas" w:eastAsia="Consolas" w:hAnsi="Consolas"/>
+                <w:sz w:val="16"/>
+              </w:rPr>
+              <w:br/>
+            </w:r>
+            <w:r>
+              <w:rPr>
+                <w:rFonts w:ascii="Consolas" w:eastAsia="Consolas" w:hAnsi="Consolas"/>
+                <w:b/>
+                <w:sz w:val="16"/>
+              </w:rPr>
+              <w:t>You: Who is the HOD of the Civil department?</w:t>
+            </w:r>
+            <w:r>
+              <w:rPr>
+                <w:rFonts w:ascii="Consolas" w:eastAsia="Consolas" w:hAnsi="Consolas"/>
+                <w:b/>
+                <w:sz w:val="16"/>
+              </w:rPr>
+              <w:br/>
+            </w:r>
+            <w:r>
+              <w:rPr>
+                <w:rFonts w:ascii="Consolas" w:eastAsia="Consolas" w:hAnsi="Consolas"/>
+                <w:sz w:val="16"/>
+              </w:rPr>
+              <w:t>Bot: Sorry, the Civil Engineering department is not available at AI University. For more details, please contact the admissions office at +91 44 2345 6789 or admissions@aiuniversity.example.</w:t>
+            </w:r>
+            <w:r>
+              <w:rPr>
+                <w:rFonts w:ascii="Consolas" w:eastAsia="Consolas" w:hAnsi="Consolas"/>
+                <w:sz w:val="16"/>
+              </w:rPr>
+              <w:br/>
+              <w:t xml:space="preserve">     (answered by: frame knowledge base)</w:t>
+            </w:r>
+          </w:p>
+        </w:tc>
+      </w:tr>
+    </w:tbl>
+    <w:p>
+      <w:pPr>
+        <w:spacing w:after="40"/>
+      </w:pPr>
+    </w:p>
+    <w:p>
+      <w:pPr>
+        <w:spacing w:after="200"/>
+      </w:pPr>
+      <w:r>
+        <w:rPr>
+          <w:b/>
+        </w:rPr>
+        <w:t xml:space="preserve">Observation: </w:t>
+      </w:r>
+      <w:r>
+        <w:rPr>
+          <w:sz w:val="20"/>
+        </w:rPr>
+        <w:t>Each answer comes from a known place: a frame slot, a rule or an FAQ passage. In the first conversation the misspelt "hostle fees" is corrected, the ragging question is matched in the FAQ passages, and the cricket question is refused instead of being answered with something unrelated. In the second, the exam dates come from the academic-calendar frame, the office from the link between the exams and the exam cell, and the certificate fee and time from the certificate frame. The same questions give the same a</w:t>
+      </w:r>
+      <w:r>
+        <w:rPr>
+          <w:sz w:val="20"/>
+        </w:rPr>
+        <w:t>nswers every time.</w:t>
+      </w:r>
+    </w:p>
+    <w:p>
       <w:pPr>
         <w:pStyle w:val="Heading1"/>
       </w:pPr>
-      <w:bookmarkStart w:id="26" w:name="_Toc243122900"/>
+      <w:bookmarkStart w:id="29" w:name="_Toc243141120"/>
       <w:r>
         <w:t>Appendix A. How to Use the Solution</w:t>
       </w:r>
-      <w:bookmarkEnd w:id="26"/>
+      <w:bookmarkEnd w:id="29"/>
     </w:p>
     <w:p>
       <w:pPr>
@@ -10084,7 +11966,7 @@
         <w:t xml:space="preserve">The chatbot: </w:t>
       </w:r>
       <w:r>
-        <w:t>open https://manikandanayyakkannu.github.io/FAI-Mini-Project/ in any browser. Click a sample question or type your own. "Demo 1" and "Demo 2" in the left panel play a short conversation for the presentation.</w:t>
+        <w:t>open https://manikandanayyakkannu.github.io/FAI-Mini-Project/ in any browser. Click a sample question or type your own. "Demo 1" and "Demo 2" (admissions) and "Demo 3" (exams and services) in the left panel play a short conversation for the presentation.</w:t>
       </w:r>
     </w:p>
     <w:p>
@@ -10103,7 +11985,7 @@
         <w:t xml:space="preserve">Test results in the browser: </w:t>
       </w:r>
       <w:r>
-        <w:t>open tests/engine-test.html on the same site. It runs both test sets and shows the accuracy and every answer.</w:t>
+        <w:t>open tests/engine-test.html on the same site. It runs all four test sets and shows the accuracy and every answer.</w:t>
       </w:r>
     </w:p>
     <w:p>
@@ -10119,6 +12001,7 @@
         <w:rPr>
           <w:b/>
         </w:rPr>
+        <w:lastRenderedPageBreak/>
         <w:t xml:space="preserve">The notebook: </w:t>
       </w:r>
       <w:r>
@@ -10148,11 +12031,11 @@
       <w:pPr>
         <w:pStyle w:val="Heading1"/>
       </w:pPr>
-      <w:bookmarkStart w:id="27" w:name="_Toc243122901"/>
+      <w:bookmarkStart w:id="30" w:name="_Toc243141121"/>
       <w:r>
         <w:t>Appendix B. Software Used</w:t>
       </w:r>
-      <w:bookmarkEnd w:id="27"/>
+      <w:bookmarkEnd w:id="30"/>
     </w:p>
     <w:p>
       <w:r>
@@ -10239,11 +12122,11 @@
       <w:pPr>
         <w:pStyle w:val="Heading1"/>
       </w:pPr>
-      <w:bookmarkStart w:id="28" w:name="_Toc243122902"/>
+      <w:bookmarkStart w:id="31" w:name="_Toc243141122"/>
       <w:r>
         <w:t>References</w:t>
       </w:r>
-      <w:bookmarkEnd w:id="28"/>
+      <w:bookmarkEnd w:id="31"/>
     </w:p>
     <w:p>
       <w:pPr>
@@ -10493,58 +12376,58 @@
       </w:rPr>
     </w:lvl>
   </w:abstractNum>
-  <w:num w:numId="1" w16cid:durableId="936327453">
+  <w:num w:numId="1" w16cid:durableId="1928422581">
     <w:abstractNumId w:val="8"/>
   </w:num>
-  <w:num w:numId="2" w16cid:durableId="16516264">
+  <w:num w:numId="2" w16cid:durableId="606743396">
     <w:abstractNumId w:val="6"/>
   </w:num>
-  <w:num w:numId="3" w16cid:durableId="1905023674">
+  <w:num w:numId="3" w16cid:durableId="1400052213">
     <w:abstractNumId w:val="5"/>
   </w:num>
-  <w:num w:numId="4" w16cid:durableId="1230455142">
+  <w:num w:numId="4" w16cid:durableId="316884665">
     <w:abstractNumId w:val="4"/>
   </w:num>
-  <w:num w:numId="5" w16cid:durableId="399525951">
+  <w:num w:numId="5" w16cid:durableId="1351837170">
     <w:abstractNumId w:val="7"/>
   </w:num>
-  <w:num w:numId="6" w16cid:durableId="1688210123">
+  <w:num w:numId="6" w16cid:durableId="1629705607">
     <w:abstractNumId w:val="3"/>
   </w:num>
-  <w:num w:numId="7" w16cid:durableId="1811170407">
+  <w:num w:numId="7" w16cid:durableId="864639645">
     <w:abstractNumId w:val="2"/>
   </w:num>
-  <w:num w:numId="8" w16cid:durableId="72970074">
+  <w:num w:numId="8" w16cid:durableId="224075039">
     <w:abstractNumId w:val="1"/>
   </w:num>
-  <w:num w:numId="9" w16cid:durableId="2019233296">
+  <w:num w:numId="9" w16cid:durableId="415322311">
     <w:abstractNumId w:val="0"/>
   </w:num>
-  <w:num w:numId="10" w16cid:durableId="723794636">
+  <w:num w:numId="10" w16cid:durableId="791171644">
     <w:abstractNumId w:val="7"/>
     <w:lvlOverride w:ilvl="0">
       <w:startOverride w:val="1"/>
     </w:lvlOverride>
   </w:num>
-  <w:num w:numId="11" w16cid:durableId="1638028358">
+  <w:num w:numId="11" w16cid:durableId="842401500">
     <w:abstractNumId w:val="7"/>
     <w:lvlOverride w:ilvl="0">
       <w:startOverride w:val="1"/>
     </w:lvlOverride>
   </w:num>
-  <w:num w:numId="12" w16cid:durableId="19553952">
+  <w:num w:numId="12" w16cid:durableId="1447311601">
     <w:abstractNumId w:val="7"/>
     <w:lvlOverride w:ilvl="0">
       <w:startOverride w:val="1"/>
     </w:lvlOverride>
   </w:num>
-  <w:num w:numId="13" w16cid:durableId="1600092265">
+  <w:num w:numId="13" w16cid:durableId="494566503">
     <w:abstractNumId w:val="7"/>
     <w:lvlOverride w:ilvl="0">
       <w:startOverride w:val="1"/>
     </w:lvlOverride>
   </w:num>
-  <w:num w:numId="14" w16cid:durableId="2044397091">
+  <w:num w:numId="14" w16cid:durableId="1956906508">
     <w:abstractNumId w:val="7"/>
     <w:lvlOverride w:ilvl="0">
       <w:startOverride w:val="1"/>
@@ -21938,7 +23821,7 @@
     <w:autoRedefine/>
     <w:uiPriority w:val="39"/>
     <w:unhideWhenUsed/>
-    <w:rsid w:val="006C684E"/>
+    <w:rsid w:val="00E44545"/>
     <w:pPr>
       <w:spacing w:after="100"/>
     </w:pPr>
@@ -21950,7 +23833,7 @@
     <w:autoRedefine/>
     <w:uiPriority w:val="39"/>
     <w:unhideWhenUsed/>
-    <w:rsid w:val="006C684E"/>
+    <w:rsid w:val="00E44545"/>
     <w:pPr>
       <w:spacing w:after="100"/>
       <w:ind w:left="220"/>
@@ -21961,7 +23844,7 @@
     <w:basedOn w:val="DefaultParagraphFont"/>
     <w:uiPriority w:val="99"/>
     <w:unhideWhenUsed/>
-    <w:rsid w:val="006C684E"/>
+    <w:rsid w:val="00E44545"/>
     <w:rPr>
       <w:color w:val="0000FF" w:themeColor="hyperlink"/>
       <w:u w:val="single"/>
